--- a/6-过程管理/运行记录类文件/HXDL-ITSS-0612-曲靖供电局110kV变电站电力监控系统网络安全态势感知建设项目-扩容方案.docx
+++ b/6-过程管理/运行记录类文件/HXDL-ITSS-0612-曲靖供电局110kV变电站电力监控系统网络安全态势感知建设项目-扩容方案.docx
@@ -1,22 +1,22 @@
 
 <file path=word/document.xml><?xml version="1.0" encoding="utf-8"?>
-<w:document xmlns:wpc="http://schemas.microsoft.com/office/word/2010/wordprocessingCanvas" xmlns:mc="http://schemas.openxmlformats.org/markup-compatibility/2006" xmlns:o="urn:schemas-microsoft-com:office:office" xmlns:r="http://schemas.openxmlformats.org/officeDocument/2006/relationships" xmlns:m="http://schemas.openxmlformats.org/officeDocument/2006/math" xmlns:v="urn:schemas-microsoft-com:vml" xmlns:wp14="http://schemas.microsoft.com/office/word/2010/wordprocessingDrawing" xmlns:wp="http://schemas.openxmlformats.org/drawingml/2006/wordprocessingDrawing" xmlns:w10="urn:schemas-microsoft-com:office:word" xmlns:w="http://schemas.openxmlformats.org/wordprocessingml/2006/main" xmlns:w14="http://schemas.microsoft.com/office/word/2010/wordml" xmlns:w15="http://schemas.microsoft.com/office/word/2012/wordml" xmlns:wne="http://schemas.microsoft.com/office/word/2006/wordml" xmlns:wpg="http://schemas.microsoft.com/office/word/2010/wordprocessingGroup" xmlns:wpi="http://schemas.microsoft.com/office/word/2010/wordprocessingInk" xmlns:wps="http://schemas.microsoft.com/office/word/2010/wordprocessingShape" mc:Ignorable="w14 w15 wp14">
-  <!-- Generated by Aspose.Words for .NET 13.3.0.1 -->
+<w:document xmlns:wpc="http://schemas.microsoft.com/office/word/2010/wordprocessingCanvas" xmlns:mc="http://schemas.openxmlformats.org/markup-compatibility/2006" xmlns:o="urn:schemas-microsoft-com:office:office" xmlns:r="http://schemas.openxmlformats.org/officeDocument/2006/relationships" xmlns:m="http://schemas.openxmlformats.org/officeDocument/2006/math" xmlns:v="urn:schemas-microsoft-com:vml" xmlns:wp14="http://schemas.microsoft.com/office/word/2010/wordprocessingDrawing" xmlns:wp="http://schemas.openxmlformats.org/drawingml/2006/wordprocessingDrawing" xmlns:w="http://schemas.openxmlformats.org/wordprocessingml/2006/main" xmlns:w14="http://schemas.microsoft.com/office/word/2010/wordml" xmlns:w10="urn:schemas-microsoft-com:office:word" xmlns:w15="http://schemas.microsoft.com/office/word/2012/wordml" xmlns:wpg="http://schemas.microsoft.com/office/word/2010/wordprocessingGroup" xmlns:wpi="http://schemas.microsoft.com/office/word/2010/wordprocessingInk" xmlns:wne="http://schemas.microsoft.com/office/word/2006/wordml" xmlns:wps="http://schemas.microsoft.com/office/word/2010/wordprocessingShape" xmlns:wpsCustomData="http://www.wps.cn/officeDocument/2013/wpsCustomData" mc:Ignorable="w14 w15 wp14">
   <w:body>
     <w:p>
       <w:pPr>
-        <w:pStyle w:val="a"/>
-        <w:bidi w:val="0"/>
-        <w:ind w:left="0" w:right="0" w:firstLine="0" w:leftChars="0" w:rightChars="0" w:firstLineChars="0"/>
+        <w:pStyle w:val="24"/>
+        <w:bidi w:val="0"/>
+        <w:ind w:left="0" w:leftChars="0" w:right="0" w:rightChars="0" w:firstLine="0" w:firstLineChars="0"/>
         <w:jc w:val="center"/>
         <w:rPr>
           <w:rFonts w:hint="default"/>
           <w:lang w:val="en-US" w:eastAsia="zh-CN"/>
         </w:rPr>
       </w:pPr>
+      <w:bookmarkStart w:id="0" w:name="_Toc3404"/>
       <w:r>
         <w:drawing>
-          <wp:anchor distT="0" distB="0" distL="114300" distR="114300" simplePos="0" relativeHeight="251658240" behindDoc="1" locked="0" layoutInCell="1" allowOverlap="1">
+          <wp:anchor distT="0" distB="0" distL="114300" distR="114300" simplePos="0" relativeHeight="251659264" behindDoc="1" locked="0" layoutInCell="1" allowOverlap="1">
             <wp:simplePos x="0" y="0"/>
             <wp:positionH relativeFrom="column">
               <wp:posOffset>-1186815</wp:posOffset>
@@ -41,7 +41,7 @@
                     </pic:cNvPicPr>
                   </pic:nvPicPr>
                   <pic:blipFill>
-                    <a:blip xmlns:r="http://schemas.openxmlformats.org/officeDocument/2006/relationships" r:embed="rId4"/>
+                    <a:blip r:embed="rId6"/>
                     <a:stretch>
                       <a:fillRect/>
                     </a:stretch>
@@ -72,10 +72,11 @@
         </w:rPr>
         <w:t>天津市华夏电缆有限公司</w:t>
       </w:r>
-    </w:p>
-    <w:p>
-      <w:pPr>
-        <w:pStyle w:val="a0"/>
+      <w:bookmarkEnd w:id="0"/>
+    </w:p>
+    <w:p>
+      <w:pPr>
+        <w:pStyle w:val="25"/>
         <w:keepNext w:val="0"/>
         <w:keepLines w:val="0"/>
         <w:pageBreakBefore w:val="0"/>
@@ -90,7 +91,7 @@
         <w:adjustRightInd w:val="0"/>
         <w:snapToGrid w:val="0"/>
         <w:spacing w:before="0" w:after="0" w:afterLines="0"/>
-        <w:ind w:left="0" w:right="0" w:firstLine="0" w:leftChars="0" w:rightChars="0" w:firstLineChars="0"/>
+        <w:ind w:left="0" w:leftChars="0" w:right="0" w:rightChars="0" w:firstLine="0" w:firstLineChars="0"/>
         <w:jc w:val="center"/>
         <w:textAlignment w:val="baseline"/>
         <w:rPr>
@@ -98,6 +99,7 @@
           <w:lang w:val="en-US" w:eastAsia="zh-CN"/>
         </w:rPr>
       </w:pPr>
+      <w:bookmarkStart w:id="1" w:name="_Toc16479"/>
       <w:r>
         <w:rPr>
           <w:rFonts w:hint="eastAsia"/>
@@ -105,10 +107,11 @@
         </w:rPr>
         <w:t>曲靖供电局110kV变电站电力监控系统网络安全态势感知建设项目</w:t>
       </w:r>
-    </w:p>
-    <w:p>
-      <w:pPr>
-        <w:pStyle w:val="a0"/>
+      <w:bookmarkEnd w:id="1"/>
+    </w:p>
+    <w:p>
+      <w:pPr>
+        <w:pStyle w:val="25"/>
         <w:keepNext w:val="0"/>
         <w:keepLines w:val="0"/>
         <w:pageBreakBefore w:val="0"/>
@@ -123,7 +126,7 @@
         <w:adjustRightInd w:val="0"/>
         <w:snapToGrid w:val="0"/>
         <w:spacing w:before="0" w:after="0" w:afterLines="0"/>
-        <w:ind w:left="0" w:right="0" w:firstLine="0" w:leftChars="0" w:rightChars="0" w:firstLineChars="0"/>
+        <w:ind w:left="0" w:leftChars="0" w:right="0" w:rightChars="0" w:firstLine="0" w:firstLineChars="0"/>
         <w:jc w:val="center"/>
         <w:textAlignment w:val="baseline"/>
         <w:rPr>
@@ -131,6 +134,7 @@
           <w:lang w:val="en-US" w:eastAsia="zh-CN"/>
         </w:rPr>
       </w:pPr>
+      <w:bookmarkStart w:id="2" w:name="_Toc3456"/>
       <w:r>
         <w:rPr>
           <w:rFonts w:hint="eastAsia"/>
@@ -138,10 +142,11 @@
         </w:rPr>
         <w:t>扩容方案</w:t>
       </w:r>
-    </w:p>
-    <w:p>
-      <w:pPr>
-        <w:pStyle w:val="a0"/>
+      <w:bookmarkEnd w:id="2"/>
+    </w:p>
+    <w:p>
+      <w:pPr>
+        <w:pStyle w:val="25"/>
         <w:keepNext w:val="0"/>
         <w:keepLines w:val="0"/>
         <w:pageBreakBefore w:val="0"/>
@@ -156,7 +161,7 @@
         <w:adjustRightInd w:val="0"/>
         <w:snapToGrid w:val="0"/>
         <w:spacing w:before="0" w:after="0" w:afterLines="0"/>
-        <w:ind w:left="0" w:right="0" w:firstLine="0" w:leftChars="0" w:rightChars="0" w:firstLineChars="0"/>
+        <w:ind w:left="0" w:leftChars="0" w:right="0" w:rightChars="0" w:firstLine="0" w:firstLineChars="0"/>
         <w:jc w:val="center"/>
         <w:textAlignment w:val="baseline"/>
         <w:rPr>
@@ -164,6 +169,7 @@
           <w:lang w:val="en-US" w:eastAsia="zh-CN"/>
         </w:rPr>
       </w:pPr>
+      <w:bookmarkStart w:id="3" w:name="_Toc15294"/>
       <w:r>
         <w:rPr>
           <w:rFonts w:hint="eastAsia"/>
@@ -171,10 +177,11 @@
         </w:rPr>
         <w:t>（HXDL-ITSS-0612）</w:t>
       </w:r>
-    </w:p>
-    <w:p>
-      <w:pPr>
-        <w:ind w:left="0" w:right="0" w:firstLine="0" w:leftChars="0" w:rightChars="0" w:firstLineChars="0"/>
+      <w:bookmarkEnd w:id="3"/>
+    </w:p>
+    <w:p>
+      <w:pPr>
+        <w:ind w:left="0" w:leftChars="0" w:right="0" w:rightChars="0" w:firstLine="0" w:firstLineChars="0"/>
         <w:jc w:val="center"/>
         <w:rPr>
           <w:rFonts w:hint="eastAsia"/>
@@ -184,17 +191,18 @@
     </w:p>
     <w:tbl>
       <w:tblPr>
-        <w:tblStyle w:val="TableGrid"/>
+        <w:tblStyle w:val="21"/>
         <w:tblW w:w="0" w:type="auto"/>
         <w:jc w:val="center"/>
         <w:tblBorders>
-          <w:top w:val="nil"/>
-          <w:left w:val="nil"/>
-          <w:bottom w:val="nil"/>
-          <w:right w:val="nil"/>
-          <w:insideH w:val="nil"/>
-          <w:insideV w:val="nil"/>
+          <w:top w:val="none" w:color="auto" w:sz="0" w:space="0"/>
+          <w:left w:val="none" w:color="auto" w:sz="0" w:space="0"/>
+          <w:bottom w:val="none" w:color="auto" w:sz="0" w:space="0"/>
+          <w:right w:val="none" w:color="auto" w:sz="0" w:space="0"/>
+          <w:insideH w:val="none" w:color="auto" w:sz="0" w:space="0"/>
+          <w:insideV w:val="none" w:color="auto" w:sz="0" w:space="0"/>
         </w:tblBorders>
+        <w:tblLayout w:type="autofit"/>
         <w:tblCellMar>
           <w:top w:w="0" w:type="dxa"/>
           <w:left w:w="108" w:type="dxa"/>
@@ -208,15 +216,13 @@
       </w:tblGrid>
       <w:tr>
         <w:tblPrEx>
-          <w:tblW w:w="0" w:type="auto"/>
-          <w:jc w:val="center"/>
           <w:tblBorders>
-            <w:top w:val="nil"/>
-            <w:left w:val="nil"/>
-            <w:bottom w:val="nil"/>
-            <w:right w:val="nil"/>
-            <w:insideH w:val="nil"/>
-            <w:insideV w:val="nil"/>
+            <w:top w:val="none" w:color="auto" w:sz="0" w:space="0"/>
+            <w:left w:val="none" w:color="auto" w:sz="0" w:space="0"/>
+            <w:bottom w:val="none" w:color="auto" w:sz="0" w:space="0"/>
+            <w:right w:val="none" w:color="auto" w:sz="0" w:space="0"/>
+            <w:insideH w:val="none" w:color="auto" w:sz="0" w:space="0"/>
+            <w:insideV w:val="none" w:color="auto" w:sz="0" w:space="0"/>
           </w:tblBorders>
           <w:tblCellMar>
             <w:top w:w="0" w:type="dxa"/>
@@ -226,7 +232,7 @@
           </w:tblCellMar>
         </w:tblPrEx>
         <w:trPr>
-          <w:trHeight w:val="810"/>
+          <w:trHeight w:val="810" w:hRule="atLeast"/>
           <w:jc w:val="center"/>
         </w:trPr>
         <w:tc>
@@ -236,7 +242,7 @@
           <w:p>
             <w:pPr>
               <w:widowControl w:val="0"/>
-              <w:ind w:left="0" w:right="0" w:firstLine="0" w:leftChars="0" w:rightChars="0" w:firstLineChars="0"/>
+              <w:ind w:left="0" w:leftChars="0" w:right="0" w:rightChars="0" w:firstLine="0" w:firstLineChars="0"/>
               <w:jc w:val="left"/>
               <w:rPr>
                 <w:rFonts w:hint="default"/>
@@ -254,7 +260,7 @@
             </w:r>
             <w:r>
               <w:rPr>
-                <w:rFonts w:asciiTheme="minorAscii" w:eastAsiaTheme="minorEastAsia" w:hAnsiTheme="minorAscii" w:hint="default"/>
+                <w:rFonts w:hint="default" w:asciiTheme="minorAscii" w:hAnsiTheme="minorAscii" w:eastAsiaTheme="minorEastAsia"/>
                 <w:spacing w:val="227"/>
                 <w:sz w:val="21"/>
                 <w:vertAlign w:val="baseline"/>
@@ -280,7 +286,7 @@
           <w:p>
             <w:pPr>
               <w:widowControl w:val="0"/>
-              <w:ind w:left="0" w:right="0" w:firstLine="0" w:leftChars="0" w:rightChars="0" w:firstLineChars="0"/>
+              <w:ind w:left="0" w:leftChars="0" w:right="0" w:rightChars="0" w:firstLine="0" w:firstLineChars="0"/>
               <w:jc w:val="right"/>
               <w:rPr>
                 <w:rFonts w:hint="default"/>
@@ -298,7 +304,7 @@
             </w:r>
             <w:r>
               <w:rPr>
-                <w:rFonts w:asciiTheme="minorAscii" w:eastAsiaTheme="minorEastAsia" w:hAnsiTheme="minorAscii" w:hint="eastAsia"/>
+                <w:rFonts w:hint="eastAsia" w:asciiTheme="minorAscii" w:hAnsiTheme="minorAscii" w:eastAsiaTheme="minorEastAsia"/>
                 <w:spacing w:val="227"/>
                 <w:sz w:val="21"/>
                 <w:vertAlign w:val="baseline"/>
@@ -320,8 +326,14 @@
       </w:tr>
       <w:tr>
         <w:tblPrEx>
-          <w:tblW w:w="0" w:type="auto"/>
-          <w:jc w:val="center"/>
+          <w:tblBorders>
+            <w:top w:val="none" w:color="auto" w:sz="0" w:space="0"/>
+            <w:left w:val="none" w:color="auto" w:sz="0" w:space="0"/>
+            <w:bottom w:val="none" w:color="auto" w:sz="0" w:space="0"/>
+            <w:right w:val="none" w:color="auto" w:sz="0" w:space="0"/>
+            <w:insideH w:val="none" w:color="auto" w:sz="0" w:space="0"/>
+            <w:insideV w:val="none" w:color="auto" w:sz="0" w:space="0"/>
+          </w:tblBorders>
           <w:tblCellMar>
             <w:top w:w="0" w:type="dxa"/>
             <w:left w:w="108" w:type="dxa"/>
@@ -330,7 +342,7 @@
           </w:tblCellMar>
         </w:tblPrEx>
         <w:trPr>
-          <w:trHeight w:val="810"/>
+          <w:trHeight w:val="810" w:hRule="atLeast"/>
           <w:jc w:val="center"/>
         </w:trPr>
         <w:tc>
@@ -341,10 +353,10 @@
           <w:p>
             <w:pPr>
               <w:widowControl w:val="0"/>
-              <w:ind w:left="0" w:right="0" w:firstLine="0" w:leftChars="0" w:rightChars="0" w:firstLineChars="0"/>
+              <w:ind w:left="0" w:leftChars="0" w:right="0" w:rightChars="0" w:firstLine="0" w:firstLineChars="0"/>
               <w:jc w:val="left"/>
               <w:rPr>
-                <w:rFonts w:ascii="Arial" w:eastAsia="Arial" w:hAnsi="Arial" w:cs="Arial" w:hint="eastAsia"/>
+                <w:rFonts w:hint="eastAsia" w:ascii="Arial" w:hAnsi="Arial" w:eastAsia="Arial" w:cs="Arial"/>
                 <w:snapToGrid w:val="0"/>
                 <w:color w:val="000000"/>
                 <w:kern w:val="0"/>
@@ -364,7 +376,7 @@
             </w:r>
             <w:r>
               <w:rPr>
-                <w:rFonts w:asciiTheme="minorAscii" w:eastAsiaTheme="minorEastAsia" w:hAnsiTheme="minorAscii" w:hint="default"/>
+                <w:rFonts w:hint="default" w:asciiTheme="minorAscii" w:hAnsiTheme="minorAscii" w:eastAsiaTheme="minorEastAsia"/>
                 <w:spacing w:val="227"/>
                 <w:sz w:val="21"/>
                 <w:vertAlign w:val="baseline"/>
@@ -391,10 +403,10 @@
           <w:p>
             <w:pPr>
               <w:widowControl w:val="0"/>
-              <w:ind w:left="0" w:right="0" w:firstLine="0" w:leftChars="0" w:rightChars="0" w:firstLineChars="0"/>
+              <w:ind w:left="0" w:leftChars="0" w:right="0" w:rightChars="0" w:firstLine="0" w:firstLineChars="0"/>
               <w:jc w:val="right"/>
               <w:rPr>
-                <w:rFonts w:ascii="Arial" w:eastAsia="Arial" w:hAnsi="Arial" w:cs="Arial" w:hint="eastAsia"/>
+                <w:rFonts w:hint="eastAsia" w:ascii="Arial" w:hAnsi="Arial" w:eastAsia="Arial" w:cs="Arial"/>
                 <w:snapToGrid w:val="0"/>
                 <w:color w:val="000000"/>
                 <w:kern w:val="0"/>
@@ -414,7 +426,7 @@
             </w:r>
             <w:r>
               <w:rPr>
-                <w:rFonts w:asciiTheme="minorAscii" w:eastAsiaTheme="minorEastAsia" w:hAnsiTheme="minorAscii" w:hint="eastAsia"/>
+                <w:rFonts w:hint="eastAsia" w:asciiTheme="minorAscii" w:hAnsiTheme="minorAscii" w:eastAsiaTheme="minorEastAsia"/>
                 <w:spacing w:val="227"/>
                 <w:sz w:val="21"/>
                 <w:vertAlign w:val="baseline"/>
@@ -436,8 +448,14 @@
       </w:tr>
       <w:tr>
         <w:tblPrEx>
-          <w:tblW w:w="0" w:type="auto"/>
-          <w:jc w:val="center"/>
+          <w:tblBorders>
+            <w:top w:val="none" w:color="auto" w:sz="0" w:space="0"/>
+            <w:left w:val="none" w:color="auto" w:sz="0" w:space="0"/>
+            <w:bottom w:val="none" w:color="auto" w:sz="0" w:space="0"/>
+            <w:right w:val="none" w:color="auto" w:sz="0" w:space="0"/>
+            <w:insideH w:val="none" w:color="auto" w:sz="0" w:space="0"/>
+            <w:insideV w:val="none" w:color="auto" w:sz="0" w:space="0"/>
+          </w:tblBorders>
           <w:tblCellMar>
             <w:top w:w="0" w:type="dxa"/>
             <w:left w:w="108" w:type="dxa"/>
@@ -446,7 +464,7 @@
           </w:tblCellMar>
         </w:tblPrEx>
         <w:trPr>
-          <w:trHeight w:val="635"/>
+          <w:trHeight w:val="635" w:hRule="atLeast"/>
           <w:jc w:val="center"/>
         </w:trPr>
         <w:tc>
@@ -456,7 +474,7 @@
           <w:p>
             <w:pPr>
               <w:widowControl w:val="0"/>
-              <w:ind w:left="0" w:right="0" w:firstLine="0" w:leftChars="0" w:rightChars="0" w:firstLineChars="0"/>
+              <w:ind w:left="0" w:leftChars="0" w:right="0" w:rightChars="0" w:firstLine="0" w:firstLineChars="0"/>
               <w:jc w:val="left"/>
               <w:rPr>
                 <w:rFonts w:hint="eastAsia"/>
@@ -474,7 +492,7 @@
             </w:r>
             <w:r>
               <w:rPr>
-                <w:rFonts w:asciiTheme="minorAscii" w:eastAsiaTheme="minorEastAsia" w:hAnsiTheme="minorAscii" w:hint="eastAsia"/>
+                <w:rFonts w:hint="eastAsia" w:asciiTheme="minorAscii" w:hAnsiTheme="minorAscii" w:eastAsiaTheme="minorEastAsia"/>
                 <w:spacing w:val="227"/>
                 <w:sz w:val="21"/>
                 <w:vertAlign w:val="baseline"/>
@@ -499,7 +517,7 @@
           <w:p>
             <w:pPr>
               <w:widowControl w:val="0"/>
-              <w:ind w:left="0" w:right="0" w:firstLine="0" w:leftChars="0" w:rightChars="0" w:firstLineChars="0"/>
+              <w:ind w:left="0" w:leftChars="0" w:right="0" w:rightChars="0" w:firstLine="0" w:firstLineChars="0"/>
               <w:jc w:val="right"/>
               <w:rPr>
                 <w:rFonts w:hint="default"/>
@@ -517,7 +535,7 @@
             </w:r>
             <w:r>
               <w:rPr>
-                <w:rFonts w:asciiTheme="minorAscii" w:eastAsiaTheme="minorEastAsia" w:hAnsiTheme="minorAscii" w:hint="eastAsia"/>
+                <w:rFonts w:hint="eastAsia" w:asciiTheme="minorAscii" w:hAnsiTheme="minorAscii" w:eastAsiaTheme="minorEastAsia"/>
                 <w:spacing w:val="227"/>
                 <w:sz w:val="21"/>
                 <w:vertAlign w:val="baseline"/>
@@ -559,14 +577,15 @@
         <w:ind w:left="3195"/>
         <w:outlineLvl w:val="0"/>
         <w:rPr>
-          <w:rFonts w:ascii="宋体" w:eastAsia="宋体" w:hAnsi="宋体" w:cs="宋体"/>
+          <w:rFonts w:ascii="宋体" w:hAnsi="宋体" w:eastAsia="宋体" w:cs="宋体"/>
           <w:sz w:val="30"/>
           <w:szCs w:val="30"/>
         </w:rPr>
       </w:pPr>
-      <w:r>
-        <w:rPr>
-          <w:rFonts w:ascii="宋体" w:eastAsia="宋体" w:hAnsi="宋体" w:cs="宋体"/>
+      <w:bookmarkStart w:id="4" w:name="_Toc22035"/>
+      <w:r>
+        <w:rPr>
+          <w:rFonts w:ascii="宋体" w:hAnsi="宋体" w:eastAsia="宋体" w:cs="宋体"/>
           <w:b/>
           <w:bCs/>
           <w:spacing w:val="-4"/>
@@ -575,19 +594,20 @@
         </w:rPr>
         <w:t>文件编制和变更履历</w:t>
       </w:r>
+      <w:bookmarkEnd w:id="4"/>
     </w:p>
     <w:tbl>
       <w:tblPr>
-        <w:tblStyle w:val="TableNormal0"/>
+        <w:tblStyle w:val="26"/>
         <w:tblW w:w="9005" w:type="dxa"/>
         <w:tblInd w:w="34" w:type="dxa"/>
         <w:tblBorders>
-          <w:top w:val="single" w:sz="6" w:space="0" w:color="000000"/>
-          <w:left w:val="single" w:sz="6" w:space="0" w:color="000000"/>
-          <w:bottom w:val="single" w:sz="6" w:space="0" w:color="000000"/>
-          <w:right w:val="single" w:sz="6" w:space="0" w:color="000000"/>
-          <w:insideH w:val="single" w:sz="6" w:space="0" w:color="000000"/>
-          <w:insideV w:val="single" w:sz="6" w:space="0" w:color="000000"/>
+          <w:top w:val="single" w:color="000000" w:sz="6" w:space="0"/>
+          <w:left w:val="single" w:color="000000" w:sz="6" w:space="0"/>
+          <w:bottom w:val="single" w:color="000000" w:sz="6" w:space="0"/>
+          <w:right w:val="single" w:color="000000" w:sz="6" w:space="0"/>
+          <w:insideH w:val="single" w:color="000000" w:sz="6" w:space="0"/>
+          <w:insideV w:val="single" w:color="000000" w:sz="6" w:space="0"/>
         </w:tblBorders>
         <w:tblLayout w:type="fixed"/>
         <w:tblCellMar>
@@ -609,17 +629,14 @@
       </w:tblGrid>
       <w:tr>
         <w:tblPrEx>
-          <w:tblW w:w="9005" w:type="dxa"/>
-          <w:tblInd w:w="34" w:type="dxa"/>
           <w:tblBorders>
-            <w:top w:val="single" w:sz="6" w:space="0" w:color="000000"/>
-            <w:left w:val="single" w:sz="6" w:space="0" w:color="000000"/>
-            <w:bottom w:val="single" w:sz="6" w:space="0" w:color="000000"/>
-            <w:right w:val="single" w:sz="6" w:space="0" w:color="000000"/>
-            <w:insideH w:val="single" w:sz="6" w:space="0" w:color="000000"/>
-            <w:insideV w:val="single" w:sz="6" w:space="0" w:color="000000"/>
+            <w:top w:val="single" w:color="000000" w:sz="6" w:space="0"/>
+            <w:left w:val="single" w:color="000000" w:sz="6" w:space="0"/>
+            <w:bottom w:val="single" w:color="000000" w:sz="6" w:space="0"/>
+            <w:right w:val="single" w:color="000000" w:sz="6" w:space="0"/>
+            <w:insideH w:val="single" w:color="000000" w:sz="6" w:space="0"/>
+            <w:insideV w:val="single" w:color="000000" w:sz="6" w:space="0"/>
           </w:tblBorders>
-          <w:tblLayout w:type="fixed"/>
           <w:tblCellMar>
             <w:top w:w="0" w:type="dxa"/>
             <w:left w:w="0" w:type="dxa"/>
@@ -628,15 +645,15 @@
           </w:tblCellMar>
         </w:tblPrEx>
         <w:trPr>
-          <w:trHeight w:val="489"/>
+          <w:trHeight w:val="489" w:hRule="atLeast"/>
         </w:trPr>
         <w:tc>
           <w:tcPr>
             <w:tcW w:w="845" w:type="dxa"/>
             <w:vMerge w:val="restart"/>
             <w:tcBorders>
-              <w:top w:val="single" w:sz="10" w:space="0" w:color="000000"/>
-              <w:left w:val="single" w:sz="10" w:space="0" w:color="000000"/>
+              <w:top w:val="single" w:color="000000" w:sz="10" w:space="0"/>
+              <w:left w:val="single" w:color="000000" w:sz="10" w:space="0"/>
               <w:bottom w:val="nil"/>
             </w:tcBorders>
             <w:shd w:val="clear" w:color="auto" w:fill="D9D9D9"/>
@@ -655,14 +672,14 @@
               <w:spacing w:before="78" w:line="219" w:lineRule="auto"/>
               <w:ind w:left="172"/>
               <w:rPr>
-                <w:rFonts w:ascii="宋体" w:eastAsia="宋体" w:hAnsi="宋体" w:cs="宋体"/>
+                <w:rFonts w:ascii="宋体" w:hAnsi="宋体" w:eastAsia="宋体" w:cs="宋体"/>
                 <w:sz w:val="24"/>
                 <w:szCs w:val="24"/>
               </w:rPr>
             </w:pPr>
             <w:r>
               <w:rPr>
-                <w:rFonts w:ascii="宋体" w:eastAsia="宋体" w:hAnsi="宋体" w:cs="宋体"/>
+                <w:rFonts w:ascii="宋体" w:hAnsi="宋体" w:eastAsia="宋体" w:cs="宋体"/>
                 <w:b/>
                 <w:bCs/>
                 <w:spacing w:val="-5"/>
@@ -678,7 +695,7 @@
             <w:tcW w:w="2155" w:type="dxa"/>
             <w:gridSpan w:val="2"/>
             <w:tcBorders>
-              <w:top w:val="single" w:sz="10" w:space="0" w:color="000000"/>
+              <w:top w:val="single" w:color="000000" w:sz="10" w:space="0"/>
             </w:tcBorders>
             <w:shd w:val="clear" w:color="auto" w:fill="D9D9D9"/>
           </w:tcPr>
@@ -687,14 +704,14 @@
               <w:spacing w:before="181" w:line="220" w:lineRule="auto"/>
               <w:ind w:left="528"/>
               <w:rPr>
-                <w:rFonts w:ascii="宋体" w:eastAsia="宋体" w:hAnsi="宋体" w:cs="宋体"/>
+                <w:rFonts w:ascii="宋体" w:hAnsi="宋体" w:eastAsia="宋体" w:cs="宋体"/>
                 <w:sz w:val="24"/>
                 <w:szCs w:val="24"/>
               </w:rPr>
             </w:pPr>
             <w:r>
               <w:rPr>
-                <w:rFonts w:ascii="宋体" w:eastAsia="宋体" w:hAnsi="宋体" w:cs="宋体"/>
+                <w:rFonts w:ascii="宋体" w:hAnsi="宋体" w:eastAsia="宋体" w:cs="宋体"/>
                 <w:b/>
                 <w:bCs/>
                 <w:spacing w:val="-4"/>
@@ -710,7 +727,7 @@
             <w:tcW w:w="2334" w:type="dxa"/>
             <w:gridSpan w:val="2"/>
             <w:tcBorders>
-              <w:top w:val="single" w:sz="10" w:space="0" w:color="000000"/>
+              <w:top w:val="single" w:color="000000" w:sz="10" w:space="0"/>
             </w:tcBorders>
             <w:shd w:val="clear" w:color="auto" w:fill="D9D9D9"/>
           </w:tcPr>
@@ -719,14 +736,14 @@
               <w:spacing w:before="181" w:line="219" w:lineRule="auto"/>
               <w:ind w:left="927"/>
               <w:rPr>
-                <w:rFonts w:ascii="宋体" w:eastAsia="宋体" w:hAnsi="宋体" w:cs="宋体"/>
+                <w:rFonts w:ascii="宋体" w:hAnsi="宋体" w:eastAsia="宋体" w:cs="宋体"/>
                 <w:sz w:val="24"/>
                 <w:szCs w:val="24"/>
               </w:rPr>
             </w:pPr>
             <w:r>
               <w:rPr>
-                <w:rFonts w:ascii="宋体" w:eastAsia="宋体" w:hAnsi="宋体" w:cs="宋体"/>
+                <w:rFonts w:ascii="宋体" w:hAnsi="宋体" w:eastAsia="宋体" w:cs="宋体"/>
                 <w:b/>
                 <w:bCs/>
                 <w:spacing w:val="-6"/>
@@ -742,7 +759,7 @@
             <w:tcW w:w="2288" w:type="dxa"/>
             <w:gridSpan w:val="2"/>
             <w:tcBorders>
-              <w:top w:val="single" w:sz="10" w:space="0" w:color="000000"/>
+              <w:top w:val="single" w:color="000000" w:sz="10" w:space="0"/>
             </w:tcBorders>
             <w:shd w:val="clear" w:color="auto" w:fill="D9D9D9"/>
           </w:tcPr>
@@ -751,14 +768,14 @@
               <w:spacing w:before="181" w:line="220" w:lineRule="auto"/>
               <w:ind w:left="911"/>
               <w:rPr>
-                <w:rFonts w:ascii="宋体" w:eastAsia="宋体" w:hAnsi="宋体" w:cs="宋体"/>
+                <w:rFonts w:ascii="宋体" w:hAnsi="宋体" w:eastAsia="宋体" w:cs="宋体"/>
                 <w:sz w:val="24"/>
                 <w:szCs w:val="24"/>
               </w:rPr>
             </w:pPr>
             <w:r>
               <w:rPr>
-                <w:rFonts w:ascii="宋体" w:eastAsia="宋体" w:hAnsi="宋体" w:cs="宋体"/>
+                <w:rFonts w:ascii="宋体" w:hAnsi="宋体" w:eastAsia="宋体" w:cs="宋体"/>
                 <w:b/>
                 <w:bCs/>
                 <w:spacing w:val="-6"/>
@@ -774,9 +791,9 @@
             <w:tcW w:w="1383" w:type="dxa"/>
             <w:vMerge w:val="restart"/>
             <w:tcBorders>
-              <w:top w:val="single" w:sz="10" w:space="0" w:color="000000"/>
+              <w:top w:val="single" w:color="000000" w:sz="10" w:space="0"/>
               <w:bottom w:val="nil"/>
-              <w:right w:val="single" w:sz="10" w:space="0" w:color="000000"/>
+              <w:right w:val="single" w:color="000000" w:sz="10" w:space="0"/>
             </w:tcBorders>
             <w:shd w:val="clear" w:color="auto" w:fill="D9D9D9"/>
           </w:tcPr>
@@ -794,14 +811,14 @@
               <w:spacing w:before="78" w:line="220" w:lineRule="auto"/>
               <w:ind w:left="217"/>
               <w:rPr>
-                <w:rFonts w:ascii="宋体" w:eastAsia="宋体" w:hAnsi="宋体" w:cs="宋体"/>
+                <w:rFonts w:ascii="宋体" w:hAnsi="宋体" w:eastAsia="宋体" w:cs="宋体"/>
                 <w:sz w:val="24"/>
                 <w:szCs w:val="24"/>
               </w:rPr>
             </w:pPr>
             <w:r>
               <w:rPr>
-                <w:rFonts w:ascii="宋体" w:eastAsia="宋体" w:hAnsi="宋体" w:cs="宋体"/>
+                <w:rFonts w:ascii="宋体" w:hAnsi="宋体" w:eastAsia="宋体" w:cs="宋体"/>
                 <w:b/>
                 <w:bCs/>
                 <w:spacing w:val="-5"/>
@@ -815,9 +832,14 @@
       </w:tr>
       <w:tr>
         <w:tblPrEx>
-          <w:tblW w:w="9005" w:type="dxa"/>
-          <w:tblInd w:w="34" w:type="dxa"/>
-          <w:tblLayout w:type="fixed"/>
+          <w:tblBorders>
+            <w:top w:val="single" w:color="000000" w:sz="6" w:space="0"/>
+            <w:left w:val="single" w:color="000000" w:sz="6" w:space="0"/>
+            <w:bottom w:val="single" w:color="000000" w:sz="6" w:space="0"/>
+            <w:right w:val="single" w:color="000000" w:sz="6" w:space="0"/>
+            <w:insideH w:val="single" w:color="000000" w:sz="6" w:space="0"/>
+            <w:insideV w:val="single" w:color="000000" w:sz="6" w:space="0"/>
+          </w:tblBorders>
           <w:tblCellMar>
             <w:top w:w="0" w:type="dxa"/>
             <w:left w:w="0" w:type="dxa"/>
@@ -826,15 +848,15 @@
           </w:tblCellMar>
         </w:tblPrEx>
         <w:trPr>
-          <w:trHeight w:val="479"/>
+          <w:trHeight w:val="479" w:hRule="atLeast"/>
         </w:trPr>
         <w:tc>
           <w:tcPr>
             <w:tcW w:w="845" w:type="dxa"/>
-            <w:vMerge/>
+            <w:vMerge w:val="continue"/>
             <w:tcBorders>
               <w:top w:val="nil"/>
-              <w:left w:val="single" w:sz="10" w:space="0" w:color="000000"/>
+              <w:left w:val="single" w:color="000000" w:sz="10" w:space="0"/>
             </w:tcBorders>
           </w:tcPr>
           <w:p>
@@ -856,14 +878,14 @@
               <w:spacing w:before="177" w:line="220" w:lineRule="auto"/>
               <w:ind w:left="191"/>
               <w:rPr>
-                <w:rFonts w:ascii="宋体" w:eastAsia="宋体" w:hAnsi="宋体" w:cs="宋体"/>
+                <w:rFonts w:ascii="宋体" w:hAnsi="宋体" w:eastAsia="宋体" w:cs="宋体"/>
                 <w:sz w:val="24"/>
                 <w:szCs w:val="24"/>
               </w:rPr>
             </w:pPr>
             <w:r>
               <w:rPr>
-                <w:rFonts w:ascii="宋体" w:eastAsia="宋体" w:hAnsi="宋体" w:cs="宋体"/>
+                <w:rFonts w:ascii="宋体" w:hAnsi="宋体" w:eastAsia="宋体" w:cs="宋体"/>
                 <w:b/>
                 <w:bCs/>
                 <w:spacing w:val="-5"/>
@@ -884,14 +906,14 @@
               <w:spacing w:before="177" w:line="220" w:lineRule="auto"/>
               <w:ind w:left="430"/>
               <w:rPr>
-                <w:rFonts w:ascii="宋体" w:eastAsia="宋体" w:hAnsi="宋体" w:cs="宋体"/>
+                <w:rFonts w:ascii="宋体" w:hAnsi="宋体" w:eastAsia="宋体" w:cs="宋体"/>
                 <w:sz w:val="24"/>
                 <w:szCs w:val="24"/>
               </w:rPr>
             </w:pPr>
             <w:r>
               <w:rPr>
-                <w:rFonts w:ascii="宋体" w:eastAsia="宋体" w:hAnsi="宋体" w:cs="宋体"/>
+                <w:rFonts w:ascii="宋体" w:hAnsi="宋体" w:eastAsia="宋体" w:cs="宋体"/>
                 <w:b/>
                 <w:bCs/>
                 <w:spacing w:val="-15"/>
@@ -912,14 +934,14 @@
               <w:spacing w:before="177" w:line="220" w:lineRule="auto"/>
               <w:ind w:left="244"/>
               <w:rPr>
-                <w:rFonts w:ascii="宋体" w:eastAsia="宋体" w:hAnsi="宋体" w:cs="宋体"/>
+                <w:rFonts w:ascii="宋体" w:hAnsi="宋体" w:eastAsia="宋体" w:cs="宋体"/>
                 <w:sz w:val="24"/>
                 <w:szCs w:val="24"/>
               </w:rPr>
             </w:pPr>
             <w:r>
               <w:rPr>
-                <w:rFonts w:ascii="宋体" w:eastAsia="宋体" w:hAnsi="宋体" w:cs="宋体"/>
+                <w:rFonts w:ascii="宋体" w:hAnsi="宋体" w:eastAsia="宋体" w:cs="宋体"/>
                 <w:b/>
                 <w:bCs/>
                 <w:spacing w:val="-8"/>
@@ -940,14 +962,14 @@
               <w:spacing w:before="177" w:line="220" w:lineRule="auto"/>
               <w:ind w:left="487"/>
               <w:rPr>
-                <w:rFonts w:ascii="宋体" w:eastAsia="宋体" w:hAnsi="宋体" w:cs="宋体"/>
+                <w:rFonts w:ascii="宋体" w:hAnsi="宋体" w:eastAsia="宋体" w:cs="宋体"/>
                 <w:sz w:val="24"/>
                 <w:szCs w:val="24"/>
               </w:rPr>
             </w:pPr>
             <w:r>
               <w:rPr>
-                <w:rFonts w:ascii="宋体" w:eastAsia="宋体" w:hAnsi="宋体" w:cs="宋体"/>
+                <w:rFonts w:ascii="宋体" w:hAnsi="宋体" w:eastAsia="宋体" w:cs="宋体"/>
                 <w:b/>
                 <w:bCs/>
                 <w:spacing w:val="-15"/>
@@ -968,14 +990,14 @@
               <w:spacing w:before="176" w:line="221" w:lineRule="auto"/>
               <w:ind w:left="268"/>
               <w:rPr>
-                <w:rFonts w:ascii="宋体" w:eastAsia="宋体" w:hAnsi="宋体" w:cs="宋体"/>
+                <w:rFonts w:ascii="宋体" w:hAnsi="宋体" w:eastAsia="宋体" w:cs="宋体"/>
                 <w:sz w:val="24"/>
                 <w:szCs w:val="24"/>
               </w:rPr>
             </w:pPr>
             <w:r>
               <w:rPr>
-                <w:rFonts w:ascii="宋体" w:eastAsia="宋体" w:hAnsi="宋体" w:cs="宋体"/>
+                <w:rFonts w:ascii="宋体" w:hAnsi="宋体" w:eastAsia="宋体" w:cs="宋体"/>
                 <w:b/>
                 <w:bCs/>
                 <w:spacing w:val="-5"/>
@@ -996,14 +1018,14 @@
               <w:spacing w:before="177" w:line="220" w:lineRule="auto"/>
               <w:ind w:left="441"/>
               <w:rPr>
-                <w:rFonts w:ascii="宋体" w:eastAsia="宋体" w:hAnsi="宋体" w:cs="宋体"/>
+                <w:rFonts w:ascii="宋体" w:hAnsi="宋体" w:eastAsia="宋体" w:cs="宋体"/>
                 <w:sz w:val="24"/>
                 <w:szCs w:val="24"/>
               </w:rPr>
             </w:pPr>
             <w:r>
               <w:rPr>
-                <w:rFonts w:ascii="宋体" w:eastAsia="宋体" w:hAnsi="宋体" w:cs="宋体"/>
+                <w:rFonts w:ascii="宋体" w:hAnsi="宋体" w:eastAsia="宋体" w:cs="宋体"/>
                 <w:b/>
                 <w:bCs/>
                 <w:spacing w:val="-15"/>
@@ -1017,10 +1039,10 @@
         <w:tc>
           <w:tcPr>
             <w:tcW w:w="1383" w:type="dxa"/>
-            <w:vMerge/>
+            <w:vMerge w:val="continue"/>
             <w:tcBorders>
               <w:top w:val="nil"/>
-              <w:right w:val="single" w:sz="10" w:space="0" w:color="000000"/>
+              <w:right w:val="single" w:color="000000" w:sz="10" w:space="0"/>
             </w:tcBorders>
           </w:tcPr>
           <w:p>
@@ -1035,9 +1057,14 @@
       </w:tr>
       <w:tr>
         <w:tblPrEx>
-          <w:tblW w:w="9005" w:type="dxa"/>
-          <w:tblInd w:w="34" w:type="dxa"/>
-          <w:tblLayout w:type="fixed"/>
+          <w:tblBorders>
+            <w:top w:val="single" w:color="000000" w:sz="6" w:space="0"/>
+            <w:left w:val="single" w:color="000000" w:sz="6" w:space="0"/>
+            <w:bottom w:val="single" w:color="000000" w:sz="6" w:space="0"/>
+            <w:right w:val="single" w:color="000000" w:sz="6" w:space="0"/>
+            <w:insideH w:val="single" w:color="000000" w:sz="6" w:space="0"/>
+            <w:insideV w:val="single" w:color="000000" w:sz="6" w:space="0"/>
+          </w:tblBorders>
           <w:tblCellMar>
             <w:top w:w="0" w:type="dxa"/>
             <w:left w:w="0" w:type="dxa"/>
@@ -1046,18 +1073,18 @@
           </w:tblCellMar>
         </w:tblPrEx>
         <w:trPr>
-          <w:trHeight w:val="651"/>
+          <w:trHeight w:val="651" w:hRule="atLeast"/>
         </w:trPr>
         <w:tc>
           <w:tcPr>
             <w:tcW w:w="845" w:type="dxa"/>
             <w:tcBorders>
-              <w:left w:val="single" w:sz="10" w:space="0" w:color="000000"/>
+              <w:left w:val="single" w:color="000000" w:sz="10" w:space="0"/>
             </w:tcBorders>
           </w:tcPr>
           <w:p>
             <w:pPr>
-              <w:pStyle w:val="TableText"/>
+              <w:pStyle w:val="27"/>
               <w:spacing w:before="230" w:line="237" w:lineRule="auto"/>
               <w:ind w:left="195"/>
             </w:pPr>
@@ -1075,7 +1102,7 @@
           </w:tcPr>
           <w:p>
             <w:pPr>
-              <w:pStyle w:val="TableText"/>
+              <w:pStyle w:val="27"/>
               <w:spacing w:before="230" w:line="219" w:lineRule="auto"/>
               <w:ind w:left="125"/>
             </w:pPr>
@@ -1093,7 +1120,7 @@
           </w:tcPr>
           <w:p>
             <w:pPr>
-              <w:pStyle w:val="TableText"/>
+              <w:pStyle w:val="27"/>
               <w:spacing w:before="230" w:line="237" w:lineRule="auto"/>
               <w:ind w:left="104"/>
             </w:pPr>
@@ -1125,7 +1152,7 @@
           </w:tcPr>
           <w:p>
             <w:pPr>
-              <w:pStyle w:val="TableText"/>
+              <w:pStyle w:val="27"/>
               <w:spacing w:before="230" w:line="219" w:lineRule="auto"/>
               <w:ind w:left="168"/>
             </w:pPr>
@@ -1143,7 +1170,7 @@
           </w:tcPr>
           <w:p>
             <w:pPr>
-              <w:pStyle w:val="TableText"/>
+              <w:pStyle w:val="27"/>
               <w:spacing w:before="230" w:line="237" w:lineRule="auto"/>
               <w:ind w:left="161"/>
             </w:pPr>
@@ -1175,7 +1202,7 @@
           </w:tcPr>
           <w:p>
             <w:pPr>
-              <w:pStyle w:val="TableText"/>
+              <w:pStyle w:val="27"/>
               <w:spacing w:before="230" w:line="220" w:lineRule="auto"/>
               <w:ind w:left="202"/>
             </w:pPr>
@@ -1193,7 +1220,7 @@
           </w:tcPr>
           <w:p>
             <w:pPr>
-              <w:pStyle w:val="TableText"/>
+              <w:pStyle w:val="27"/>
               <w:spacing w:before="230" w:line="237" w:lineRule="auto"/>
               <w:ind w:left="220"/>
             </w:pPr>
@@ -1223,12 +1250,12 @@
           <w:tcPr>
             <w:tcW w:w="1383" w:type="dxa"/>
             <w:tcBorders>
-              <w:right w:val="single" w:sz="10" w:space="0" w:color="000000"/>
+              <w:right w:val="single" w:color="000000" w:sz="10" w:space="0"/>
             </w:tcBorders>
           </w:tcPr>
           <w:p>
             <w:pPr>
-              <w:pStyle w:val="TableText"/>
+              <w:pStyle w:val="27"/>
               <w:spacing w:before="230" w:line="217" w:lineRule="auto"/>
               <w:ind w:left="341"/>
             </w:pPr>
@@ -1243,9 +1270,14 @@
       </w:tr>
       <w:tr>
         <w:tblPrEx>
-          <w:tblW w:w="9005" w:type="dxa"/>
-          <w:tblInd w:w="34" w:type="dxa"/>
-          <w:tblLayout w:type="fixed"/>
+          <w:tblBorders>
+            <w:top w:val="single" w:color="000000" w:sz="6" w:space="0"/>
+            <w:left w:val="single" w:color="000000" w:sz="6" w:space="0"/>
+            <w:bottom w:val="single" w:color="000000" w:sz="6" w:space="0"/>
+            <w:right w:val="single" w:color="000000" w:sz="6" w:space="0"/>
+            <w:insideH w:val="single" w:color="000000" w:sz="6" w:space="0"/>
+            <w:insideV w:val="single" w:color="000000" w:sz="6" w:space="0"/>
+          </w:tblBorders>
           <w:tblCellMar>
             <w:top w:w="0" w:type="dxa"/>
             <w:left w:w="0" w:type="dxa"/>
@@ -1254,18 +1286,18 @@
           </w:tblCellMar>
         </w:tblPrEx>
         <w:trPr>
-          <w:trHeight w:val="485"/>
+          <w:trHeight w:val="485" w:hRule="atLeast"/>
         </w:trPr>
         <w:tc>
           <w:tcPr>
             <w:tcW w:w="845" w:type="dxa"/>
             <w:tcBorders>
-              <w:left w:val="single" w:sz="10" w:space="0" w:color="000000"/>
+              <w:left w:val="single" w:color="000000" w:sz="10" w:space="0"/>
             </w:tcBorders>
           </w:tcPr>
           <w:p>
             <w:pPr>
-              <w:pStyle w:val="TableText"/>
+              <w:pStyle w:val="27"/>
               <w:spacing w:before="152" w:line="237" w:lineRule="auto"/>
               <w:ind w:left="195"/>
             </w:pPr>
@@ -1277,7 +1309,7 @@
           </w:tcPr>
           <w:p>
             <w:pPr>
-              <w:pStyle w:val="TableText"/>
+              <w:pStyle w:val="27"/>
               <w:spacing w:before="152" w:line="219" w:lineRule="auto"/>
               <w:ind w:left="125"/>
             </w:pPr>
@@ -1289,7 +1321,7 @@
           </w:tcPr>
           <w:p>
             <w:pPr>
-              <w:pStyle w:val="TableText"/>
+              <w:pStyle w:val="27"/>
               <w:spacing w:before="152" w:line="237" w:lineRule="auto"/>
               <w:ind w:left="210"/>
             </w:pPr>
@@ -1301,7 +1333,7 @@
           </w:tcPr>
           <w:p>
             <w:pPr>
-              <w:pStyle w:val="TableText"/>
+              <w:pStyle w:val="27"/>
               <w:spacing w:before="152" w:line="219" w:lineRule="auto"/>
               <w:ind w:left="168"/>
             </w:pPr>
@@ -1313,7 +1345,7 @@
           </w:tcPr>
           <w:p>
             <w:pPr>
-              <w:pStyle w:val="TableText"/>
+              <w:pStyle w:val="27"/>
               <w:spacing w:before="152" w:line="237" w:lineRule="auto"/>
               <w:ind w:left="267"/>
             </w:pPr>
@@ -1325,7 +1357,7 @@
           </w:tcPr>
           <w:p>
             <w:pPr>
-              <w:pStyle w:val="TableText"/>
+              <w:pStyle w:val="27"/>
               <w:spacing w:before="152" w:line="220" w:lineRule="auto"/>
               <w:ind w:left="202"/>
             </w:pPr>
@@ -1337,7 +1369,7 @@
           </w:tcPr>
           <w:p>
             <w:pPr>
-              <w:pStyle w:val="TableText"/>
+              <w:pStyle w:val="27"/>
               <w:spacing w:before="152" w:line="237" w:lineRule="auto"/>
               <w:ind w:left="220"/>
             </w:pPr>
@@ -1347,12 +1379,12 @@
           <w:tcPr>
             <w:tcW w:w="1383" w:type="dxa"/>
             <w:tcBorders>
-              <w:right w:val="single" w:sz="10" w:space="0" w:color="000000"/>
+              <w:right w:val="single" w:color="000000" w:sz="10" w:space="0"/>
             </w:tcBorders>
           </w:tcPr>
           <w:p>
             <w:pPr>
-              <w:pStyle w:val="TableText"/>
+              <w:pStyle w:val="27"/>
               <w:spacing w:before="152" w:line="219" w:lineRule="auto"/>
               <w:ind w:left="436"/>
             </w:pPr>
@@ -1361,9 +1393,14 @@
       </w:tr>
       <w:tr>
         <w:tblPrEx>
-          <w:tblW w:w="9005" w:type="dxa"/>
-          <w:tblInd w:w="34" w:type="dxa"/>
-          <w:tblLayout w:type="fixed"/>
+          <w:tblBorders>
+            <w:top w:val="single" w:color="000000" w:sz="6" w:space="0"/>
+            <w:left w:val="single" w:color="000000" w:sz="6" w:space="0"/>
+            <w:bottom w:val="single" w:color="000000" w:sz="6" w:space="0"/>
+            <w:right w:val="single" w:color="000000" w:sz="6" w:space="0"/>
+            <w:insideH w:val="single" w:color="000000" w:sz="6" w:space="0"/>
+            <w:insideV w:val="single" w:color="000000" w:sz="6" w:space="0"/>
+          </w:tblBorders>
           <w:tblCellMar>
             <w:top w:w="0" w:type="dxa"/>
             <w:left w:w="0" w:type="dxa"/>
@@ -1372,19 +1409,19 @@
           </w:tblCellMar>
         </w:tblPrEx>
         <w:trPr>
-          <w:trHeight w:val="503"/>
+          <w:trHeight w:val="503" w:hRule="atLeast"/>
         </w:trPr>
         <w:tc>
           <w:tcPr>
             <w:tcW w:w="845" w:type="dxa"/>
             <w:tcBorders>
-              <w:left w:val="single" w:sz="10" w:space="0" w:color="000000"/>
-              <w:bottom w:val="single" w:sz="10" w:space="0" w:color="000000"/>
+              <w:left w:val="single" w:color="000000" w:sz="10" w:space="0"/>
+              <w:bottom w:val="single" w:color="000000" w:sz="10" w:space="0"/>
             </w:tcBorders>
           </w:tcPr>
           <w:p>
             <w:pPr>
-              <w:pStyle w:val="TableText"/>
+              <w:pStyle w:val="27"/>
               <w:spacing w:before="157" w:line="237" w:lineRule="auto"/>
               <w:ind w:left="195"/>
             </w:pPr>
@@ -1394,12 +1431,12 @@
           <w:tcPr>
             <w:tcW w:w="881" w:type="dxa"/>
             <w:tcBorders>
-              <w:bottom w:val="single" w:sz="10" w:space="0" w:color="000000"/>
+              <w:bottom w:val="single" w:color="000000" w:sz="10" w:space="0"/>
             </w:tcBorders>
           </w:tcPr>
           <w:p>
             <w:pPr>
-              <w:pStyle w:val="TableText"/>
+              <w:pStyle w:val="27"/>
               <w:spacing w:before="157" w:line="219" w:lineRule="auto"/>
               <w:ind w:left="125"/>
             </w:pPr>
@@ -1409,12 +1446,12 @@
           <w:tcPr>
             <w:tcW w:w="1274" w:type="dxa"/>
             <w:tcBorders>
-              <w:bottom w:val="single" w:sz="10" w:space="0" w:color="000000"/>
+              <w:bottom w:val="single" w:color="000000" w:sz="10" w:space="0"/>
             </w:tcBorders>
           </w:tcPr>
           <w:p>
             <w:pPr>
-              <w:pStyle w:val="TableText"/>
+              <w:pStyle w:val="27"/>
               <w:spacing w:before="157" w:line="237" w:lineRule="auto"/>
               <w:ind w:left="210"/>
             </w:pPr>
@@ -1424,12 +1461,12 @@
           <w:tcPr>
             <w:tcW w:w="957" w:type="dxa"/>
             <w:tcBorders>
-              <w:bottom w:val="single" w:sz="10" w:space="0" w:color="000000"/>
+              <w:bottom w:val="single" w:color="000000" w:sz="10" w:space="0"/>
             </w:tcBorders>
           </w:tcPr>
           <w:p>
             <w:pPr>
-              <w:pStyle w:val="TableText"/>
+              <w:pStyle w:val="27"/>
               <w:spacing w:before="157" w:line="218" w:lineRule="auto"/>
               <w:ind w:left="164"/>
             </w:pPr>
@@ -1439,12 +1476,12 @@
           <w:tcPr>
             <w:tcW w:w="1377" w:type="dxa"/>
             <w:tcBorders>
-              <w:bottom w:val="single" w:sz="10" w:space="0" w:color="000000"/>
+              <w:bottom w:val="single" w:color="000000" w:sz="10" w:space="0"/>
             </w:tcBorders>
           </w:tcPr>
           <w:p>
             <w:pPr>
-              <w:pStyle w:val="TableText"/>
+              <w:pStyle w:val="27"/>
               <w:spacing w:before="157" w:line="237" w:lineRule="auto"/>
               <w:ind w:left="267"/>
             </w:pPr>
@@ -1454,12 +1491,12 @@
           <w:tcPr>
             <w:tcW w:w="1017" w:type="dxa"/>
             <w:tcBorders>
-              <w:bottom w:val="single" w:sz="10" w:space="0" w:color="000000"/>
+              <w:bottom w:val="single" w:color="000000" w:sz="10" w:space="0"/>
             </w:tcBorders>
           </w:tcPr>
           <w:p>
             <w:pPr>
-              <w:pStyle w:val="TableText"/>
+              <w:pStyle w:val="27"/>
               <w:spacing w:before="157" w:line="220" w:lineRule="auto"/>
               <w:ind w:left="202"/>
             </w:pPr>
@@ -1469,12 +1506,12 @@
           <w:tcPr>
             <w:tcW w:w="1271" w:type="dxa"/>
             <w:tcBorders>
-              <w:bottom w:val="single" w:sz="10" w:space="0" w:color="000000"/>
+              <w:bottom w:val="single" w:color="000000" w:sz="10" w:space="0"/>
             </w:tcBorders>
           </w:tcPr>
           <w:p>
             <w:pPr>
-              <w:pStyle w:val="TableText"/>
+              <w:pStyle w:val="27"/>
               <w:spacing w:before="157" w:line="237" w:lineRule="auto"/>
               <w:ind w:left="220"/>
             </w:pPr>
@@ -1484,13 +1521,13 @@
           <w:tcPr>
             <w:tcW w:w="1383" w:type="dxa"/>
             <w:tcBorders>
-              <w:bottom w:val="single" w:sz="10" w:space="0" w:color="000000"/>
-              <w:right w:val="single" w:sz="10" w:space="0" w:color="000000"/>
+              <w:bottom w:val="single" w:color="000000" w:sz="10" w:space="0"/>
+              <w:right w:val="single" w:color="000000" w:sz="10" w:space="0"/>
             </w:tcBorders>
           </w:tcPr>
           <w:p>
             <w:pPr>
-              <w:pStyle w:val="TableText"/>
+              <w:pStyle w:val="27"/>
               <w:spacing w:before="157" w:line="219" w:lineRule="auto"/>
               <w:ind w:left="436"/>
             </w:pPr>
@@ -1498,6 +1535,7 @@
         </w:tc>
       </w:tr>
     </w:tbl>
+    <w:p/>
     <w:p>
       <w:pPr>
         <w:rPr>
@@ -1513,24 +1551,1028 @@
         <w:br w:type="page"/>
       </w:r>
     </w:p>
-    <w:p>
-      <w:pPr>
-        <w:pStyle w:val="1"/>
-        <w:bidi w:val="0"/>
-        <w:rPr>
-          <w:rFonts w:hint="eastAsia"/>
-        </w:rPr>
-      </w:pPr>
+    <w:sdt>
+      <w:sdtPr>
+        <w:rPr>
+          <w:rFonts w:ascii="宋体" w:hAnsi="宋体" w:eastAsia="宋体" w:cs="Arial"/>
+          <w:snapToGrid w:val="0"/>
+          <w:color w:val="000000"/>
+          <w:kern w:val="0"/>
+          <w:sz w:val="21"/>
+          <w:szCs w:val="21"/>
+          <w:lang w:val="en-US" w:eastAsia="en-US" w:bidi="ar-SA"/>
+        </w:rPr>
+        <w:id w:val="147479027"/>
+        <w15:color w:val="DBDBDB"/>
+        <w:docPartObj>
+          <w:docPartGallery w:val="Table of Contents"/>
+          <w:docPartUnique/>
+        </w:docPartObj>
+      </w:sdtPr>
+      <w:sdtContent>
+        <w:p>
+          <w:pPr>
+            <w:spacing w:before="0" w:beforeLines="0" w:after="0" w:afterLines="0" w:line="240" w:lineRule="auto"/>
+            <w:ind w:left="0" w:leftChars="0" w:right="0" w:rightChars="0" w:firstLine="0" w:firstLineChars="0"/>
+            <w:jc w:val="center"/>
+          </w:pPr>
+          <w:r>
+            <w:rPr>
+              <w:rFonts w:ascii="宋体" w:hAnsi="宋体" w:eastAsia="宋体"/>
+              <w:sz w:val="21"/>
+            </w:rPr>
+            <w:t>目录</w:t>
+          </w:r>
+        </w:p>
+        <w:p>
+          <w:pPr>
+            <w:pStyle w:val="16"/>
+            <w:tabs>
+              <w:tab w:val="right" w:leader="dot" w:pos="8306"/>
+            </w:tabs>
+          </w:pPr>
+          <w:bookmarkStart w:id="19" w:name="_GoBack"/>
+          <w:bookmarkEnd w:id="19"/>
+          <w:r>
+            <w:fldChar w:fldCharType="begin"/>
+          </w:r>
+          <w:r>
+            <w:instrText xml:space="preserve">TOC \o "1-3" \h \u </w:instrText>
+          </w:r>
+          <w:r>
+            <w:fldChar w:fldCharType="separate"/>
+          </w:r>
+          <w:r>
+            <w:fldChar w:fldCharType="begin"/>
+          </w:r>
+          <w:r>
+            <w:instrText xml:space="preserve"> HYPERLINK \l _Toc3404 </w:instrText>
+          </w:r>
+          <w:r>
+            <w:fldChar w:fldCharType="separate"/>
+          </w:r>
+          <w:r>
+            <w:rPr>
+              <w:rFonts w:hint="eastAsia"/>
+              <w:lang w:val="en-US" w:eastAsia="zh-CN"/>
+            </w:rPr>
+            <w:t>天津市华夏电缆有限公司</w:t>
+          </w:r>
+          <w:r>
+            <w:tab/>
+          </w:r>
+          <w:r>
+            <w:fldChar w:fldCharType="begin"/>
+          </w:r>
+          <w:r>
+            <w:instrText xml:space="preserve"> PAGEREF _Toc3404 \h </w:instrText>
+          </w:r>
+          <w:r>
+            <w:fldChar w:fldCharType="separate"/>
+          </w:r>
+          <w:r>
+            <w:t>1</w:t>
+          </w:r>
+          <w:r>
+            <w:fldChar w:fldCharType="end"/>
+          </w:r>
+          <w:r>
+            <w:fldChar w:fldCharType="end"/>
+          </w:r>
+        </w:p>
+        <w:p>
+          <w:pPr>
+            <w:pStyle w:val="16"/>
+            <w:tabs>
+              <w:tab w:val="right" w:leader="dot" w:pos="8306"/>
+            </w:tabs>
+          </w:pPr>
+          <w:r>
+            <w:fldChar w:fldCharType="begin"/>
+          </w:r>
+          <w:r>
+            <w:instrText xml:space="preserve"> HYPERLINK \l _Toc16479 </w:instrText>
+          </w:r>
+          <w:r>
+            <w:fldChar w:fldCharType="separate"/>
+          </w:r>
+          <w:r>
+            <w:rPr>
+              <w:rFonts w:hint="eastAsia"/>
+              <w:lang w:val="en-US" w:eastAsia="zh-CN"/>
+            </w:rPr>
+            <w:t>曲靖供电局110kV变电站电力监控系统网络安全态势感知建设项目</w:t>
+          </w:r>
+          <w:r>
+            <w:tab/>
+          </w:r>
+          <w:r>
+            <w:fldChar w:fldCharType="begin"/>
+          </w:r>
+          <w:r>
+            <w:instrText xml:space="preserve"> PAGEREF _Toc16479 \h </w:instrText>
+          </w:r>
+          <w:r>
+            <w:fldChar w:fldCharType="separate"/>
+          </w:r>
+          <w:r>
+            <w:t>1</w:t>
+          </w:r>
+          <w:r>
+            <w:fldChar w:fldCharType="end"/>
+          </w:r>
+          <w:r>
+            <w:fldChar w:fldCharType="end"/>
+          </w:r>
+        </w:p>
+        <w:p>
+          <w:pPr>
+            <w:pStyle w:val="16"/>
+            <w:tabs>
+              <w:tab w:val="right" w:leader="dot" w:pos="8306"/>
+            </w:tabs>
+          </w:pPr>
+          <w:r>
+            <w:fldChar w:fldCharType="begin"/>
+          </w:r>
+          <w:r>
+            <w:instrText xml:space="preserve"> HYPERLINK \l _Toc3456 </w:instrText>
+          </w:r>
+          <w:r>
+            <w:fldChar w:fldCharType="separate"/>
+          </w:r>
+          <w:r>
+            <w:rPr>
+              <w:rFonts w:hint="eastAsia"/>
+              <w:lang w:val="en-US" w:eastAsia="zh-CN"/>
+            </w:rPr>
+            <w:t>扩容方案</w:t>
+          </w:r>
+          <w:r>
+            <w:tab/>
+          </w:r>
+          <w:r>
+            <w:fldChar w:fldCharType="begin"/>
+          </w:r>
+          <w:r>
+            <w:instrText xml:space="preserve"> PAGEREF _Toc3456 \h </w:instrText>
+          </w:r>
+          <w:r>
+            <w:fldChar w:fldCharType="separate"/>
+          </w:r>
+          <w:r>
+            <w:t>1</w:t>
+          </w:r>
+          <w:r>
+            <w:fldChar w:fldCharType="end"/>
+          </w:r>
+          <w:r>
+            <w:fldChar w:fldCharType="end"/>
+          </w:r>
+        </w:p>
+        <w:p>
+          <w:pPr>
+            <w:pStyle w:val="16"/>
+            <w:tabs>
+              <w:tab w:val="right" w:leader="dot" w:pos="8306"/>
+            </w:tabs>
+          </w:pPr>
+          <w:r>
+            <w:fldChar w:fldCharType="begin"/>
+          </w:r>
+          <w:r>
+            <w:instrText xml:space="preserve"> HYPERLINK \l _Toc15294 </w:instrText>
+          </w:r>
+          <w:r>
+            <w:fldChar w:fldCharType="separate"/>
+          </w:r>
+          <w:r>
+            <w:rPr>
+              <w:rFonts w:hint="eastAsia"/>
+              <w:lang w:val="en-US" w:eastAsia="zh-CN"/>
+            </w:rPr>
+            <w:t>（HXDL-ITSS-0612）</w:t>
+          </w:r>
+          <w:r>
+            <w:tab/>
+          </w:r>
+          <w:r>
+            <w:fldChar w:fldCharType="begin"/>
+          </w:r>
+          <w:r>
+            <w:instrText xml:space="preserve"> PAGEREF _Toc15294 \h </w:instrText>
+          </w:r>
+          <w:r>
+            <w:fldChar w:fldCharType="separate"/>
+          </w:r>
+          <w:r>
+            <w:t>1</w:t>
+          </w:r>
+          <w:r>
+            <w:fldChar w:fldCharType="end"/>
+          </w:r>
+          <w:r>
+            <w:fldChar w:fldCharType="end"/>
+          </w:r>
+        </w:p>
+        <w:p>
+          <w:pPr>
+            <w:pStyle w:val="16"/>
+            <w:tabs>
+              <w:tab w:val="right" w:leader="dot" w:pos="8306"/>
+            </w:tabs>
+          </w:pPr>
+          <w:r>
+            <w:fldChar w:fldCharType="begin"/>
+          </w:r>
+          <w:r>
+            <w:instrText xml:space="preserve"> HYPERLINK \l _Toc22035 </w:instrText>
+          </w:r>
+          <w:r>
+            <w:fldChar w:fldCharType="separate"/>
+          </w:r>
+          <w:r>
+            <w:rPr>
+              <w:rFonts w:ascii="宋体" w:hAnsi="宋体" w:eastAsia="宋体" w:cs="宋体"/>
+              <w:bCs/>
+              <w:spacing w:val="-4"/>
+              <w:szCs w:val="30"/>
+            </w:rPr>
+            <w:t>文件编制和变更履历</w:t>
+          </w:r>
+          <w:r>
+            <w:tab/>
+          </w:r>
+          <w:r>
+            <w:fldChar w:fldCharType="begin"/>
+          </w:r>
+          <w:r>
+            <w:instrText xml:space="preserve"> PAGEREF _Toc22035 \h </w:instrText>
+          </w:r>
+          <w:r>
+            <w:fldChar w:fldCharType="separate"/>
+          </w:r>
+          <w:r>
+            <w:t>2</w:t>
+          </w:r>
+          <w:r>
+            <w:fldChar w:fldCharType="end"/>
+          </w:r>
+          <w:r>
+            <w:fldChar w:fldCharType="end"/>
+          </w:r>
+        </w:p>
+        <w:p>
+          <w:pPr>
+            <w:pStyle w:val="16"/>
+            <w:tabs>
+              <w:tab w:val="right" w:leader="dot" w:pos="8306"/>
+            </w:tabs>
+          </w:pPr>
+          <w:r>
+            <w:fldChar w:fldCharType="begin"/>
+          </w:r>
+          <w:r>
+            <w:instrText xml:space="preserve"> HYPERLINK \l _Toc9753 </w:instrText>
+          </w:r>
+          <w:r>
+            <w:fldChar w:fldCharType="separate"/>
+          </w:r>
+          <w:r>
+            <w:rPr>
+              <w:rFonts w:hint="default"/>
+            </w:rPr>
+            <w:t xml:space="preserve">1. </w:t>
+          </w:r>
+          <w:r>
+            <w:rPr>
+              <w:rFonts w:hint="eastAsia"/>
+            </w:rPr>
+            <w:t>扩容背景与需求分析</w:t>
+          </w:r>
+          <w:r>
+            <w:tab/>
+          </w:r>
+          <w:r>
+            <w:fldChar w:fldCharType="begin"/>
+          </w:r>
+          <w:r>
+            <w:instrText xml:space="preserve"> PAGEREF _Toc9753 \h </w:instrText>
+          </w:r>
+          <w:r>
+            <w:fldChar w:fldCharType="separate"/>
+          </w:r>
+          <w:r>
+            <w:t>4</w:t>
+          </w:r>
+          <w:r>
+            <w:fldChar w:fldCharType="end"/>
+          </w:r>
+          <w:r>
+            <w:fldChar w:fldCharType="end"/>
+          </w:r>
+        </w:p>
+        <w:p>
+          <w:pPr>
+            <w:pStyle w:val="16"/>
+            <w:tabs>
+              <w:tab w:val="right" w:leader="dot" w:pos="8306"/>
+            </w:tabs>
+          </w:pPr>
+          <w:r>
+            <w:fldChar w:fldCharType="begin"/>
+          </w:r>
+          <w:r>
+            <w:instrText xml:space="preserve"> HYPERLINK \l _Toc28259 </w:instrText>
+          </w:r>
+          <w:r>
+            <w:fldChar w:fldCharType="separate"/>
+          </w:r>
+          <w:r>
+            <w:rPr>
+              <w:rFonts w:hint="default"/>
+            </w:rPr>
+            <w:t xml:space="preserve">2. </w:t>
+          </w:r>
+          <w:r>
+            <w:rPr>
+              <w:rFonts w:hint="eastAsia"/>
+            </w:rPr>
+            <w:t>现状评估与扩容目标</w:t>
+          </w:r>
+          <w:r>
+            <w:tab/>
+          </w:r>
+          <w:r>
+            <w:fldChar w:fldCharType="begin"/>
+          </w:r>
+          <w:r>
+            <w:instrText xml:space="preserve"> PAGEREF _Toc28259 \h </w:instrText>
+          </w:r>
+          <w:r>
+            <w:fldChar w:fldCharType="separate"/>
+          </w:r>
+          <w:r>
+            <w:t>4</w:t>
+          </w:r>
+          <w:r>
+            <w:fldChar w:fldCharType="end"/>
+          </w:r>
+          <w:r>
+            <w:fldChar w:fldCharType="end"/>
+          </w:r>
+        </w:p>
+        <w:p>
+          <w:pPr>
+            <w:pStyle w:val="16"/>
+            <w:tabs>
+              <w:tab w:val="right" w:leader="dot" w:pos="8306"/>
+            </w:tabs>
+          </w:pPr>
+          <w:r>
+            <w:fldChar w:fldCharType="begin"/>
+          </w:r>
+          <w:r>
+            <w:instrText xml:space="preserve"> HYPERLINK \l _Toc27682 </w:instrText>
+          </w:r>
+          <w:r>
+            <w:fldChar w:fldCharType="separate"/>
+          </w:r>
+          <w:r>
+            <w:rPr>
+              <w:rFonts w:hint="default"/>
+            </w:rPr>
+            <w:t xml:space="preserve">3. </w:t>
+          </w:r>
+          <w:r>
+            <w:rPr>
+              <w:rFonts w:hint="eastAsia"/>
+            </w:rPr>
+            <w:t>扩容技术方案建议</w:t>
+          </w:r>
+          <w:r>
+            <w:tab/>
+          </w:r>
+          <w:r>
+            <w:fldChar w:fldCharType="begin"/>
+          </w:r>
+          <w:r>
+            <w:instrText xml:space="preserve"> PAGEREF _Toc27682 \h </w:instrText>
+          </w:r>
+          <w:r>
+            <w:fldChar w:fldCharType="separate"/>
+          </w:r>
+          <w:r>
+            <w:t>4</w:t>
+          </w:r>
+          <w:r>
+            <w:fldChar w:fldCharType="end"/>
+          </w:r>
+          <w:r>
+            <w:fldChar w:fldCharType="end"/>
+          </w:r>
+        </w:p>
+        <w:p>
+          <w:pPr>
+            <w:pStyle w:val="17"/>
+            <w:tabs>
+              <w:tab w:val="right" w:leader="dot" w:pos="8306"/>
+            </w:tabs>
+          </w:pPr>
+          <w:r>
+            <w:fldChar w:fldCharType="begin"/>
+          </w:r>
+          <w:r>
+            <w:instrText xml:space="preserve"> HYPERLINK \l _Toc12291 </w:instrText>
+          </w:r>
+          <w:r>
+            <w:fldChar w:fldCharType="separate"/>
+          </w:r>
+          <w:r>
+            <w:rPr>
+              <w:rFonts w:hint="default"/>
+            </w:rPr>
+            <w:t xml:space="preserve">3.1. </w:t>
+          </w:r>
+          <w:r>
+            <w:rPr>
+              <w:rFonts w:hint="eastAsia"/>
+            </w:rPr>
+            <w:t>深度评估与方案设计</w:t>
+          </w:r>
+          <w:r>
+            <w:tab/>
+          </w:r>
+          <w:r>
+            <w:fldChar w:fldCharType="begin"/>
+          </w:r>
+          <w:r>
+            <w:instrText xml:space="preserve"> PAGEREF _Toc12291 \h </w:instrText>
+          </w:r>
+          <w:r>
+            <w:fldChar w:fldCharType="separate"/>
+          </w:r>
+          <w:r>
+            <w:t>5</w:t>
+          </w:r>
+          <w:r>
+            <w:fldChar w:fldCharType="end"/>
+          </w:r>
+          <w:r>
+            <w:fldChar w:fldCharType="end"/>
+          </w:r>
+        </w:p>
+        <w:p>
+          <w:pPr>
+            <w:pStyle w:val="17"/>
+            <w:tabs>
+              <w:tab w:val="right" w:leader="dot" w:pos="8306"/>
+            </w:tabs>
+          </w:pPr>
+          <w:r>
+            <w:fldChar w:fldCharType="begin"/>
+          </w:r>
+          <w:r>
+            <w:instrText xml:space="preserve"> HYPERLINK \l _Toc10806 </w:instrText>
+          </w:r>
+          <w:r>
+            <w:fldChar w:fldCharType="separate"/>
+          </w:r>
+          <w:r>
+            <w:rPr>
+              <w:rFonts w:hint="default"/>
+            </w:rPr>
+            <w:t xml:space="preserve">3.2. </w:t>
+          </w:r>
+          <w:r>
+            <w:rPr>
+              <w:rFonts w:hint="eastAsia"/>
+            </w:rPr>
+            <w:t>设备采购与准备</w:t>
+          </w:r>
+          <w:r>
+            <w:tab/>
+          </w:r>
+          <w:r>
+            <w:fldChar w:fldCharType="begin"/>
+          </w:r>
+          <w:r>
+            <w:instrText xml:space="preserve"> PAGEREF _Toc10806 \h </w:instrText>
+          </w:r>
+          <w:r>
+            <w:fldChar w:fldCharType="separate"/>
+          </w:r>
+          <w:r>
+            <w:t>5</w:t>
+          </w:r>
+          <w:r>
+            <w:fldChar w:fldCharType="end"/>
+          </w:r>
+          <w:r>
+            <w:fldChar w:fldCharType="end"/>
+          </w:r>
+        </w:p>
+        <w:p>
+          <w:pPr>
+            <w:pStyle w:val="17"/>
+            <w:tabs>
+              <w:tab w:val="right" w:leader="dot" w:pos="8306"/>
+            </w:tabs>
+          </w:pPr>
+          <w:r>
+            <w:fldChar w:fldCharType="begin"/>
+          </w:r>
+          <w:r>
+            <w:instrText xml:space="preserve"> HYPERLINK \l _Toc12935 </w:instrText>
+          </w:r>
+          <w:r>
+            <w:fldChar w:fldCharType="separate"/>
+          </w:r>
+          <w:r>
+            <w:rPr>
+              <w:rFonts w:hint="default"/>
+            </w:rPr>
+            <w:t xml:space="preserve">3.3. </w:t>
+          </w:r>
+          <w:r>
+            <w:rPr>
+              <w:rFonts w:hint="eastAsia"/>
+            </w:rPr>
+            <w:t>安装、部署与集成实施</w:t>
+          </w:r>
+          <w:r>
+            <w:tab/>
+          </w:r>
+          <w:r>
+            <w:fldChar w:fldCharType="begin"/>
+          </w:r>
+          <w:r>
+            <w:instrText xml:space="preserve"> PAGEREF _Toc12935 \h </w:instrText>
+          </w:r>
+          <w:r>
+            <w:fldChar w:fldCharType="separate"/>
+          </w:r>
+          <w:r>
+            <w:t>5</w:t>
+          </w:r>
+          <w:r>
+            <w:fldChar w:fldCharType="end"/>
+          </w:r>
+          <w:r>
+            <w:fldChar w:fldCharType="end"/>
+          </w:r>
+        </w:p>
+        <w:p>
+          <w:pPr>
+            <w:pStyle w:val="17"/>
+            <w:tabs>
+              <w:tab w:val="right" w:leader="dot" w:pos="8306"/>
+            </w:tabs>
+          </w:pPr>
+          <w:r>
+            <w:fldChar w:fldCharType="begin"/>
+          </w:r>
+          <w:r>
+            <w:instrText xml:space="preserve"> HYPERLINK \l _Toc7046 </w:instrText>
+          </w:r>
+          <w:r>
+            <w:fldChar w:fldCharType="separate"/>
+          </w:r>
+          <w:r>
+            <w:rPr>
+              <w:rFonts w:hint="default"/>
+            </w:rPr>
+            <w:t xml:space="preserve">3.4. </w:t>
+          </w:r>
+          <w:r>
+            <w:rPr>
+              <w:rFonts w:hint="eastAsia"/>
+            </w:rPr>
+            <w:t>测试、优化与交付</w:t>
+          </w:r>
+          <w:r>
+            <w:tab/>
+          </w:r>
+          <w:r>
+            <w:fldChar w:fldCharType="begin"/>
+          </w:r>
+          <w:r>
+            <w:instrText xml:space="preserve"> PAGEREF _Toc7046 \h </w:instrText>
+          </w:r>
+          <w:r>
+            <w:fldChar w:fldCharType="separate"/>
+          </w:r>
+          <w:r>
+            <w:t>6</w:t>
+          </w:r>
+          <w:r>
+            <w:fldChar w:fldCharType="end"/>
+          </w:r>
+          <w:r>
+            <w:fldChar w:fldCharType="end"/>
+          </w:r>
+        </w:p>
+        <w:p>
+          <w:pPr>
+            <w:pStyle w:val="16"/>
+            <w:tabs>
+              <w:tab w:val="right" w:leader="dot" w:pos="8306"/>
+            </w:tabs>
+          </w:pPr>
+          <w:r>
+            <w:fldChar w:fldCharType="begin"/>
+          </w:r>
+          <w:r>
+            <w:instrText xml:space="preserve"> HYPERLINK \l _Toc26274 </w:instrText>
+          </w:r>
+          <w:r>
+            <w:fldChar w:fldCharType="separate"/>
+          </w:r>
+          <w:r>
+            <w:rPr>
+              <w:rFonts w:hint="default"/>
+            </w:rPr>
+            <w:t xml:space="preserve">4. </w:t>
+          </w:r>
+          <w:r>
+            <w:rPr>
+              <w:rFonts w:hint="eastAsia"/>
+            </w:rPr>
+            <w:t>实施计划与工期</w:t>
+          </w:r>
+          <w:r>
+            <w:tab/>
+          </w:r>
+          <w:r>
+            <w:fldChar w:fldCharType="begin"/>
+          </w:r>
+          <w:r>
+            <w:instrText xml:space="preserve"> PAGEREF _Toc26274 \h </w:instrText>
+          </w:r>
+          <w:r>
+            <w:fldChar w:fldCharType="separate"/>
+          </w:r>
+          <w:r>
+            <w:t>6</w:t>
+          </w:r>
+          <w:r>
+            <w:fldChar w:fldCharType="end"/>
+          </w:r>
+          <w:r>
+            <w:fldChar w:fldCharType="end"/>
+          </w:r>
+        </w:p>
+        <w:p>
+          <w:pPr>
+            <w:pStyle w:val="16"/>
+            <w:tabs>
+              <w:tab w:val="right" w:leader="dot" w:pos="8306"/>
+            </w:tabs>
+          </w:pPr>
+          <w:r>
+            <w:fldChar w:fldCharType="begin"/>
+          </w:r>
+          <w:r>
+            <w:instrText xml:space="preserve"> HYPERLINK \l _Toc3891 </w:instrText>
+          </w:r>
+          <w:r>
+            <w:fldChar w:fldCharType="separate"/>
+          </w:r>
+          <w:r>
+            <w:rPr>
+              <w:rFonts w:hint="default"/>
+            </w:rPr>
+            <w:t xml:space="preserve">5. </w:t>
+          </w:r>
+          <w:r>
+            <w:rPr>
+              <w:rFonts w:hint="eastAsia"/>
+            </w:rPr>
+            <w:t>双方责任与分工</w:t>
+          </w:r>
+          <w:r>
+            <w:tab/>
+          </w:r>
+          <w:r>
+            <w:fldChar w:fldCharType="begin"/>
+          </w:r>
+          <w:r>
+            <w:instrText xml:space="preserve"> PAGEREF _Toc3891 \h </w:instrText>
+          </w:r>
+          <w:r>
+            <w:fldChar w:fldCharType="separate"/>
+          </w:r>
+          <w:r>
+            <w:t>6</w:t>
+          </w:r>
+          <w:r>
+            <w:fldChar w:fldCharType="end"/>
+          </w:r>
+          <w:r>
+            <w:fldChar w:fldCharType="end"/>
+          </w:r>
+        </w:p>
+        <w:p>
+          <w:pPr>
+            <w:pStyle w:val="17"/>
+            <w:tabs>
+              <w:tab w:val="right" w:leader="dot" w:pos="8306"/>
+            </w:tabs>
+          </w:pPr>
+          <w:r>
+            <w:fldChar w:fldCharType="begin"/>
+          </w:r>
+          <w:r>
+            <w:instrText xml:space="preserve"> HYPERLINK \l _Toc25411 </w:instrText>
+          </w:r>
+          <w:r>
+            <w:fldChar w:fldCharType="separate"/>
+          </w:r>
+          <w:r>
+            <w:rPr>
+              <w:rFonts w:hint="default"/>
+            </w:rPr>
+            <w:t xml:space="preserve">5.1. </w:t>
+          </w:r>
+          <w:r>
+            <w:rPr>
+              <w:rFonts w:hint="eastAsia"/>
+            </w:rPr>
+            <w:t>甲方责任</w:t>
+          </w:r>
+          <w:r>
+            <w:tab/>
+          </w:r>
+          <w:r>
+            <w:fldChar w:fldCharType="begin"/>
+          </w:r>
+          <w:r>
+            <w:instrText xml:space="preserve"> PAGEREF _Toc25411 \h </w:instrText>
+          </w:r>
+          <w:r>
+            <w:fldChar w:fldCharType="separate"/>
+          </w:r>
+          <w:r>
+            <w:t>6</w:t>
+          </w:r>
+          <w:r>
+            <w:fldChar w:fldCharType="end"/>
+          </w:r>
+          <w:r>
+            <w:fldChar w:fldCharType="end"/>
+          </w:r>
+        </w:p>
+        <w:p>
+          <w:pPr>
+            <w:pStyle w:val="17"/>
+            <w:tabs>
+              <w:tab w:val="right" w:leader="dot" w:pos="8306"/>
+            </w:tabs>
+          </w:pPr>
+          <w:r>
+            <w:fldChar w:fldCharType="begin"/>
+          </w:r>
+          <w:r>
+            <w:instrText xml:space="preserve"> HYPERLINK \l _Toc31609 </w:instrText>
+          </w:r>
+          <w:r>
+            <w:fldChar w:fldCharType="separate"/>
+          </w:r>
+          <w:r>
+            <w:rPr>
+              <w:rFonts w:hint="default"/>
+            </w:rPr>
+            <w:t xml:space="preserve">5.2. </w:t>
+          </w:r>
+          <w:r>
+            <w:rPr>
+              <w:rFonts w:hint="eastAsia"/>
+            </w:rPr>
+            <w:t>乙方责任</w:t>
+          </w:r>
+          <w:r>
+            <w:tab/>
+          </w:r>
+          <w:r>
+            <w:fldChar w:fldCharType="begin"/>
+          </w:r>
+          <w:r>
+            <w:instrText xml:space="preserve"> PAGEREF _Toc31609 \h </w:instrText>
+          </w:r>
+          <w:r>
+            <w:fldChar w:fldCharType="separate"/>
+          </w:r>
+          <w:r>
+            <w:t>7</w:t>
+          </w:r>
+          <w:r>
+            <w:fldChar w:fldCharType="end"/>
+          </w:r>
+          <w:r>
+            <w:fldChar w:fldCharType="end"/>
+          </w:r>
+        </w:p>
+        <w:p>
+          <w:pPr>
+            <w:pStyle w:val="16"/>
+            <w:tabs>
+              <w:tab w:val="right" w:leader="dot" w:pos="8306"/>
+            </w:tabs>
+          </w:pPr>
+          <w:r>
+            <w:fldChar w:fldCharType="begin"/>
+          </w:r>
+          <w:r>
+            <w:instrText xml:space="preserve"> HYPERLINK \l _Toc15511 </w:instrText>
+          </w:r>
+          <w:r>
+            <w:fldChar w:fldCharType="separate"/>
+          </w:r>
+          <w:r>
+            <w:rPr>
+              <w:rFonts w:hint="default"/>
+            </w:rPr>
+            <w:t xml:space="preserve">6. </w:t>
+          </w:r>
+          <w:r>
+            <w:rPr>
+              <w:rFonts w:hint="eastAsia"/>
+            </w:rPr>
+            <w:t>验收标准</w:t>
+          </w:r>
+          <w:r>
+            <w:tab/>
+          </w:r>
+          <w:r>
+            <w:fldChar w:fldCharType="begin"/>
+          </w:r>
+          <w:r>
+            <w:instrText xml:space="preserve"> PAGEREF _Toc15511 \h </w:instrText>
+          </w:r>
+          <w:r>
+            <w:fldChar w:fldCharType="separate"/>
+          </w:r>
+          <w:r>
+            <w:t>7</w:t>
+          </w:r>
+          <w:r>
+            <w:fldChar w:fldCharType="end"/>
+          </w:r>
+          <w:r>
+            <w:fldChar w:fldCharType="end"/>
+          </w:r>
+        </w:p>
+        <w:p>
+          <w:pPr>
+            <w:pStyle w:val="16"/>
+            <w:tabs>
+              <w:tab w:val="right" w:leader="dot" w:pos="8306"/>
+            </w:tabs>
+          </w:pPr>
+          <w:r>
+            <w:fldChar w:fldCharType="begin"/>
+          </w:r>
+          <w:r>
+            <w:instrText xml:space="preserve"> HYPERLINK \l _Toc18219 </w:instrText>
+          </w:r>
+          <w:r>
+            <w:fldChar w:fldCharType="separate"/>
+          </w:r>
+          <w:r>
+            <w:rPr>
+              <w:rFonts w:hint="default"/>
+            </w:rPr>
+            <w:t xml:space="preserve">7. </w:t>
+          </w:r>
+          <w:r>
+            <w:rPr>
+              <w:rFonts w:hint="eastAsia"/>
+            </w:rPr>
+            <w:t>费用估算建议</w:t>
+          </w:r>
+          <w:r>
+            <w:tab/>
+          </w:r>
+          <w:r>
+            <w:fldChar w:fldCharType="begin"/>
+          </w:r>
+          <w:r>
+            <w:instrText xml:space="preserve"> PAGEREF _Toc18219 \h </w:instrText>
+          </w:r>
+          <w:r>
+            <w:fldChar w:fldCharType="separate"/>
+          </w:r>
+          <w:r>
+            <w:t>7</w:t>
+          </w:r>
+          <w:r>
+            <w:fldChar w:fldCharType="end"/>
+          </w:r>
+          <w:r>
+            <w:fldChar w:fldCharType="end"/>
+          </w:r>
+        </w:p>
+        <w:p>
+          <w:pPr>
+            <w:pStyle w:val="16"/>
+            <w:tabs>
+              <w:tab w:val="right" w:leader="dot" w:pos="8306"/>
+            </w:tabs>
+          </w:pPr>
+          <w:r>
+            <w:fldChar w:fldCharType="begin"/>
+          </w:r>
+          <w:r>
+            <w:instrText xml:space="preserve"> HYPERLINK \l _Toc15383 </w:instrText>
+          </w:r>
+          <w:r>
+            <w:fldChar w:fldCharType="separate"/>
+          </w:r>
+          <w:r>
+            <w:rPr>
+              <w:rFonts w:hint="default"/>
+            </w:rPr>
+            <w:t xml:space="preserve">8. </w:t>
+          </w:r>
+          <w:r>
+            <w:rPr>
+              <w:rFonts w:hint="eastAsia"/>
+            </w:rPr>
+            <w:t>风险与应对</w:t>
+          </w:r>
+          <w:r>
+            <w:tab/>
+          </w:r>
+          <w:r>
+            <w:fldChar w:fldCharType="begin"/>
+          </w:r>
+          <w:r>
+            <w:instrText xml:space="preserve"> PAGEREF _Toc15383 \h </w:instrText>
+          </w:r>
+          <w:r>
+            <w:fldChar w:fldCharType="separate"/>
+          </w:r>
+          <w:r>
+            <w:t>7</w:t>
+          </w:r>
+          <w:r>
+            <w:fldChar w:fldCharType="end"/>
+          </w:r>
+          <w:r>
+            <w:fldChar w:fldCharType="end"/>
+          </w:r>
+        </w:p>
+        <w:p>
+          <w:r>
+            <w:fldChar w:fldCharType="end"/>
+          </w:r>
+        </w:p>
+      </w:sdtContent>
+    </w:sdt>
+    <w:p/>
+    <w:p>
+      <w:pPr>
+        <w:rPr>
+          <w:rFonts w:hint="default"/>
+          <w:lang w:val="en-US" w:eastAsia="zh-CN"/>
+        </w:rPr>
+      </w:pPr>
+      <w:r>
+        <w:rPr>
+          <w:rFonts w:hint="default"/>
+          <w:lang w:val="en-US" w:eastAsia="zh-CN"/>
+        </w:rPr>
+        <w:br w:type="page"/>
+      </w:r>
+    </w:p>
+    <w:p>
+      <w:pPr>
+        <w:rPr>
+          <w:rFonts w:hint="default"/>
+          <w:lang w:val="en-US" w:eastAsia="zh-CN"/>
+        </w:rPr>
+      </w:pPr>
+    </w:p>
+    <w:p>
+      <w:pPr>
+        <w:pStyle w:val="29"/>
+        <w:bidi w:val="0"/>
+        <w:rPr>
+          <w:rFonts w:hint="eastAsia"/>
+        </w:rPr>
+      </w:pPr>
+      <w:bookmarkStart w:id="5" w:name="_Toc9753"/>
       <w:r>
         <w:rPr>
           <w:rFonts w:hint="eastAsia"/>
         </w:rPr>
         <w:t>扩容背景与需求分析</w:t>
       </w:r>
-    </w:p>
-    <w:p>
-      <w:pPr>
-        <w:pStyle w:val="a1"/>
+      <w:bookmarkEnd w:id="5"/>
+    </w:p>
+    <w:p>
+      <w:pPr>
+        <w:pStyle w:val="30"/>
         <w:bidi w:val="0"/>
         <w:rPr>
           <w:rFonts w:hint="eastAsia"/>
@@ -1545,7 +2587,7 @@
     </w:p>
     <w:p>
       <w:pPr>
-        <w:pStyle w:val="a1"/>
+        <w:pStyle w:val="30"/>
         <w:bidi w:val="0"/>
         <w:rPr>
           <w:rFonts w:hint="eastAsia"/>
@@ -1560,22 +2602,24 @@
     </w:p>
     <w:p>
       <w:pPr>
-        <w:pStyle w:val="1"/>
-        <w:bidi w:val="0"/>
-        <w:rPr>
-          <w:rFonts w:hint="eastAsia"/>
-        </w:rPr>
-      </w:pPr>
+        <w:pStyle w:val="29"/>
+        <w:bidi w:val="0"/>
+        <w:rPr>
+          <w:rFonts w:hint="eastAsia"/>
+        </w:rPr>
+      </w:pPr>
+      <w:bookmarkStart w:id="6" w:name="_Toc28259"/>
       <w:r>
         <w:rPr>
           <w:rFonts w:hint="eastAsia"/>
         </w:rPr>
         <w:t>现状评估与扩容目标</w:t>
       </w:r>
-    </w:p>
-    <w:p>
-      <w:pPr>
-        <w:pStyle w:val="a1"/>
+      <w:bookmarkEnd w:id="6"/>
+    </w:p>
+    <w:p>
+      <w:pPr>
+        <w:pStyle w:val="30"/>
         <w:bidi w:val="0"/>
         <w:rPr>
           <w:rFonts w:hint="eastAsia"/>
@@ -1590,7 +2634,7 @@
     </w:p>
     <w:p>
       <w:pPr>
-        <w:pStyle w:val="a1"/>
+        <w:pStyle w:val="30"/>
         <w:bidi w:val="0"/>
         <w:rPr>
           <w:rFonts w:hint="eastAsia"/>
@@ -1605,7 +2649,7 @@
     </w:p>
     <w:p>
       <w:pPr>
-        <w:pStyle w:val="a1"/>
+        <w:pStyle w:val="30"/>
         <w:bidi w:val="0"/>
         <w:rPr>
           <w:rFonts w:hint="eastAsia"/>
@@ -1620,7 +2664,7 @@
     </w:p>
     <w:p>
       <w:pPr>
-        <w:pStyle w:val="a1"/>
+        <w:pStyle w:val="30"/>
         <w:bidi w:val="0"/>
         <w:rPr>
           <w:rFonts w:hint="eastAsia"/>
@@ -1635,7 +2679,7 @@
     </w:p>
     <w:p>
       <w:pPr>
-        <w:pStyle w:val="a1"/>
+        <w:pStyle w:val="30"/>
         <w:bidi w:val="0"/>
         <w:rPr>
           <w:rFonts w:hint="eastAsia"/>
@@ -1650,7 +2694,7 @@
     </w:p>
     <w:p>
       <w:pPr>
-        <w:pStyle w:val="a1"/>
+        <w:pStyle w:val="30"/>
         <w:bidi w:val="0"/>
         <w:rPr>
           <w:rFonts w:hint="eastAsia"/>
@@ -1665,7 +2709,7 @@
     </w:p>
     <w:p>
       <w:pPr>
-        <w:pStyle w:val="a1"/>
+        <w:pStyle w:val="30"/>
         <w:bidi w:val="0"/>
         <w:rPr>
           <w:rFonts w:hint="eastAsia"/>
@@ -1680,7 +2724,7 @@
     </w:p>
     <w:p>
       <w:pPr>
-        <w:pStyle w:val="a1"/>
+        <w:pStyle w:val="30"/>
         <w:bidi w:val="0"/>
         <w:rPr>
           <w:rFonts w:hint="eastAsia"/>
@@ -1695,22 +2739,24 @@
     </w:p>
     <w:p>
       <w:pPr>
-        <w:pStyle w:val="1"/>
-        <w:bidi w:val="0"/>
-        <w:rPr>
-          <w:rFonts w:hint="eastAsia"/>
-        </w:rPr>
-      </w:pPr>
+        <w:pStyle w:val="29"/>
+        <w:bidi w:val="0"/>
+        <w:rPr>
+          <w:rFonts w:hint="eastAsia"/>
+        </w:rPr>
+      </w:pPr>
+      <w:bookmarkStart w:id="7" w:name="_Toc27682"/>
       <w:r>
         <w:rPr>
           <w:rFonts w:hint="eastAsia"/>
         </w:rPr>
         <w:t>扩容技术方案建议</w:t>
       </w:r>
-    </w:p>
-    <w:p>
-      <w:pPr>
-        <w:pStyle w:val="a1"/>
+      <w:bookmarkEnd w:id="7"/>
+    </w:p>
+    <w:p>
+      <w:pPr>
+        <w:pStyle w:val="30"/>
         <w:bidi w:val="0"/>
         <w:rPr>
           <w:rFonts w:hint="eastAsia"/>
@@ -1725,22 +2771,24 @@
     </w:p>
     <w:p>
       <w:pPr>
-        <w:pStyle w:val="2"/>
-        <w:bidi w:val="0"/>
-        <w:rPr>
-          <w:rFonts w:hint="eastAsia"/>
-        </w:rPr>
-      </w:pPr>
+        <w:pStyle w:val="31"/>
+        <w:bidi w:val="0"/>
+        <w:rPr>
+          <w:rFonts w:hint="eastAsia"/>
+        </w:rPr>
+      </w:pPr>
+      <w:bookmarkStart w:id="8" w:name="_Toc12291"/>
       <w:r>
         <w:rPr>
           <w:rFonts w:hint="eastAsia"/>
         </w:rPr>
         <w:t>深度评估与方案设计</w:t>
       </w:r>
-    </w:p>
-    <w:p>
-      <w:pPr>
-        <w:pStyle w:val="a1"/>
+      <w:bookmarkEnd w:id="8"/>
+    </w:p>
+    <w:p>
+      <w:pPr>
+        <w:pStyle w:val="30"/>
         <w:bidi w:val="0"/>
         <w:rPr>
           <w:rFonts w:hint="eastAsia"/>
@@ -1755,7 +2803,7 @@
     </w:p>
     <w:p>
       <w:pPr>
-        <w:pStyle w:val="a1"/>
+        <w:pStyle w:val="30"/>
         <w:bidi w:val="0"/>
         <w:rPr>
           <w:rFonts w:hint="eastAsia"/>
@@ -1770,7 +2818,7 @@
     </w:p>
     <w:p>
       <w:pPr>
-        <w:pStyle w:val="a1"/>
+        <w:pStyle w:val="30"/>
         <w:bidi w:val="0"/>
         <w:rPr>
           <w:rFonts w:hint="eastAsia"/>
@@ -1785,7 +2833,7 @@
     </w:p>
     <w:p>
       <w:pPr>
-        <w:pStyle w:val="a1"/>
+        <w:pStyle w:val="30"/>
         <w:bidi w:val="0"/>
         <w:rPr>
           <w:rFonts w:hint="eastAsia"/>
@@ -1800,7 +2848,7 @@
     </w:p>
     <w:p>
       <w:pPr>
-        <w:pStyle w:val="a1"/>
+        <w:pStyle w:val="30"/>
         <w:bidi w:val="0"/>
         <w:rPr>
           <w:rFonts w:hint="eastAsia"/>
@@ -1815,7 +2863,7 @@
     </w:p>
     <w:p>
       <w:pPr>
-        <w:pStyle w:val="a1"/>
+        <w:pStyle w:val="30"/>
         <w:bidi w:val="0"/>
         <w:rPr>
           <w:rFonts w:hint="eastAsia"/>
@@ -1830,7 +2878,7 @@
     </w:p>
     <w:p>
       <w:pPr>
-        <w:pStyle w:val="a1"/>
+        <w:pStyle w:val="30"/>
         <w:bidi w:val="0"/>
         <w:rPr>
           <w:rFonts w:hint="eastAsia"/>
@@ -1845,22 +2893,24 @@
     </w:p>
     <w:p>
       <w:pPr>
-        <w:pStyle w:val="2"/>
-        <w:bidi w:val="0"/>
-        <w:rPr>
-          <w:rFonts w:hint="eastAsia"/>
-        </w:rPr>
-      </w:pPr>
+        <w:pStyle w:val="31"/>
+        <w:bidi w:val="0"/>
+        <w:rPr>
+          <w:rFonts w:hint="eastAsia"/>
+        </w:rPr>
+      </w:pPr>
+      <w:bookmarkStart w:id="9" w:name="_Toc10806"/>
       <w:r>
         <w:rPr>
           <w:rFonts w:hint="eastAsia"/>
         </w:rPr>
         <w:t>设备采购与准备</w:t>
       </w:r>
-    </w:p>
-    <w:p>
-      <w:pPr>
-        <w:pStyle w:val="a1"/>
+      <w:bookmarkEnd w:id="9"/>
+    </w:p>
+    <w:p>
+      <w:pPr>
+        <w:pStyle w:val="30"/>
         <w:bidi w:val="0"/>
         <w:rPr>
           <w:rFonts w:hint="eastAsia"/>
@@ -1875,7 +2925,7 @@
     </w:p>
     <w:p>
       <w:pPr>
-        <w:pStyle w:val="a1"/>
+        <w:pStyle w:val="30"/>
         <w:bidi w:val="0"/>
         <w:rPr>
           <w:rFonts w:hint="eastAsia"/>
@@ -1890,22 +2940,24 @@
     </w:p>
     <w:p>
       <w:pPr>
-        <w:pStyle w:val="2"/>
-        <w:bidi w:val="0"/>
-        <w:rPr>
-          <w:rFonts w:hint="eastAsia"/>
-        </w:rPr>
-      </w:pPr>
+        <w:pStyle w:val="31"/>
+        <w:bidi w:val="0"/>
+        <w:rPr>
+          <w:rFonts w:hint="eastAsia"/>
+        </w:rPr>
+      </w:pPr>
+      <w:bookmarkStart w:id="10" w:name="_Toc12935"/>
       <w:r>
         <w:rPr>
           <w:rFonts w:hint="eastAsia"/>
         </w:rPr>
         <w:t>安装、部署与集成实施</w:t>
       </w:r>
-    </w:p>
-    <w:p>
-      <w:pPr>
-        <w:pStyle w:val="a1"/>
+      <w:bookmarkEnd w:id="10"/>
+    </w:p>
+    <w:p>
+      <w:pPr>
+        <w:pStyle w:val="30"/>
         <w:bidi w:val="0"/>
         <w:rPr>
           <w:rFonts w:hint="eastAsia"/>
@@ -1920,7 +2972,7 @@
     </w:p>
     <w:p>
       <w:pPr>
-        <w:pStyle w:val="a1"/>
+        <w:pStyle w:val="30"/>
         <w:bidi w:val="0"/>
         <w:rPr>
           <w:rFonts w:hint="eastAsia"/>
@@ -1935,7 +2987,7 @@
     </w:p>
     <w:p>
       <w:pPr>
-        <w:pStyle w:val="a1"/>
+        <w:pStyle w:val="30"/>
         <w:bidi w:val="0"/>
         <w:rPr>
           <w:rFonts w:hint="eastAsia"/>
@@ -1950,7 +3002,7 @@
     </w:p>
     <w:p>
       <w:pPr>
-        <w:pStyle w:val="a1"/>
+        <w:pStyle w:val="30"/>
         <w:bidi w:val="0"/>
         <w:rPr>
           <w:rFonts w:hint="eastAsia"/>
@@ -1965,7 +3017,7 @@
     </w:p>
     <w:p>
       <w:pPr>
-        <w:pStyle w:val="a1"/>
+        <w:pStyle w:val="30"/>
         <w:bidi w:val="0"/>
         <w:rPr>
           <w:rFonts w:hint="eastAsia"/>
@@ -1980,22 +3032,24 @@
     </w:p>
     <w:p>
       <w:pPr>
-        <w:pStyle w:val="2"/>
-        <w:bidi w:val="0"/>
-        <w:rPr>
-          <w:rFonts w:hint="eastAsia"/>
-        </w:rPr>
-      </w:pPr>
+        <w:pStyle w:val="31"/>
+        <w:bidi w:val="0"/>
+        <w:rPr>
+          <w:rFonts w:hint="eastAsia"/>
+        </w:rPr>
+      </w:pPr>
+      <w:bookmarkStart w:id="11" w:name="_Toc7046"/>
       <w:r>
         <w:rPr>
           <w:rFonts w:hint="eastAsia"/>
         </w:rPr>
         <w:t>测试、优化与交付</w:t>
       </w:r>
-    </w:p>
-    <w:p>
-      <w:pPr>
-        <w:pStyle w:val="a1"/>
+      <w:bookmarkEnd w:id="11"/>
+    </w:p>
+    <w:p>
+      <w:pPr>
+        <w:pStyle w:val="30"/>
         <w:bidi w:val="0"/>
         <w:rPr>
           <w:rFonts w:hint="eastAsia"/>
@@ -2014,8 +3068,6 @@
         </w:rPr>
         <w:t>20</w:t>
       </w:r>
-      <w:bookmarkStart w:id="0" w:name="_GoBack"/>
-      <w:bookmarkEnd w:id="0"/>
       <w:r>
         <w:rPr>
           <w:rFonts w:hint="eastAsia"/>
@@ -2025,7 +3077,7 @@
     </w:p>
     <w:p>
       <w:pPr>
-        <w:pStyle w:val="a1"/>
+        <w:pStyle w:val="30"/>
         <w:bidi w:val="0"/>
         <w:rPr>
           <w:rFonts w:hint="eastAsia"/>
@@ -2040,7 +3092,7 @@
     </w:p>
     <w:p>
       <w:pPr>
-        <w:pStyle w:val="a1"/>
+        <w:pStyle w:val="30"/>
         <w:bidi w:val="0"/>
         <w:rPr>
           <w:rFonts w:hint="eastAsia"/>
@@ -2055,7 +3107,7 @@
     </w:p>
     <w:p>
       <w:pPr>
-        <w:pStyle w:val="a1"/>
+        <w:pStyle w:val="30"/>
         <w:bidi w:val="0"/>
         <w:rPr>
           <w:rFonts w:hint="eastAsia"/>
@@ -2070,32 +3122,35 @@
     </w:p>
     <w:p>
       <w:pPr>
-        <w:pStyle w:val="1"/>
-        <w:bidi w:val="0"/>
-        <w:rPr>
-          <w:rFonts w:hint="eastAsia"/>
-        </w:rPr>
-      </w:pPr>
+        <w:pStyle w:val="29"/>
+        <w:bidi w:val="0"/>
+        <w:rPr>
+          <w:rFonts w:hint="eastAsia"/>
+        </w:rPr>
+      </w:pPr>
+      <w:bookmarkStart w:id="12" w:name="_Toc26274"/>
       <w:r>
         <w:rPr>
           <w:rFonts w:hint="eastAsia"/>
         </w:rPr>
         <w:t>实施计划与工期</w:t>
       </w:r>
+      <w:bookmarkEnd w:id="12"/>
     </w:p>
     <w:tbl>
       <w:tblPr>
-        <w:tblStyle w:val="TableGrid"/>
+        <w:tblStyle w:val="21"/>
         <w:tblW w:w="0" w:type="auto"/>
         <w:tblInd w:w="0" w:type="dxa"/>
         <w:tblBorders>
-          <w:top w:val="single" w:sz="4" w:space="0" w:color="auto"/>
-          <w:left w:val="single" w:sz="4" w:space="0" w:color="auto"/>
-          <w:bottom w:val="single" w:sz="4" w:space="0" w:color="auto"/>
-          <w:right w:val="single" w:sz="4" w:space="0" w:color="auto"/>
-          <w:insideH w:val="single" w:sz="4" w:space="0" w:color="auto"/>
-          <w:insideV w:val="single" w:sz="4" w:space="0" w:color="auto"/>
+          <w:top w:val="single" w:color="auto" w:sz="4" w:space="0"/>
+          <w:left w:val="single" w:color="auto" w:sz="4" w:space="0"/>
+          <w:bottom w:val="single" w:color="auto" w:sz="4" w:space="0"/>
+          <w:right w:val="single" w:color="auto" w:sz="4" w:space="0"/>
+          <w:insideH w:val="single" w:color="auto" w:sz="4" w:space="0"/>
+          <w:insideV w:val="single" w:color="auto" w:sz="4" w:space="0"/>
         </w:tblBorders>
+        <w:tblLayout w:type="autofit"/>
         <w:tblCellMar>
           <w:top w:w="0" w:type="dxa"/>
           <w:left w:w="108" w:type="dxa"/>
@@ -2112,15 +3167,13 @@
       </w:tblGrid>
       <w:tr>
         <w:tblPrEx>
-          <w:tblW w:w="0" w:type="auto"/>
-          <w:tblInd w:w="0" w:type="dxa"/>
           <w:tblBorders>
-            <w:top w:val="single" w:sz="4" w:space="0" w:color="auto"/>
-            <w:left w:val="single" w:sz="4" w:space="0" w:color="auto"/>
-            <w:bottom w:val="single" w:sz="4" w:space="0" w:color="auto"/>
-            <w:right w:val="single" w:sz="4" w:space="0" w:color="auto"/>
-            <w:insideH w:val="single" w:sz="4" w:space="0" w:color="auto"/>
-            <w:insideV w:val="single" w:sz="4" w:space="0" w:color="auto"/>
+            <w:top w:val="single" w:color="auto" w:sz="4" w:space="0"/>
+            <w:left w:val="single" w:color="auto" w:sz="4" w:space="0"/>
+            <w:bottom w:val="single" w:color="auto" w:sz="4" w:space="0"/>
+            <w:right w:val="single" w:color="auto" w:sz="4" w:space="0"/>
+            <w:insideH w:val="single" w:color="auto" w:sz="4" w:space="0"/>
+            <w:insideV w:val="single" w:color="auto" w:sz="4" w:space="0"/>
           </w:tblBorders>
           <w:tblCellMar>
             <w:top w:w="0" w:type="dxa"/>
@@ -2232,8 +3285,14 @@
       </w:tr>
       <w:tr>
         <w:tblPrEx>
-          <w:tblW w:w="0" w:type="auto"/>
-          <w:tblInd w:w="0" w:type="dxa"/>
+          <w:tblBorders>
+            <w:top w:val="single" w:color="auto" w:sz="4" w:space="0"/>
+            <w:left w:val="single" w:color="auto" w:sz="4" w:space="0"/>
+            <w:bottom w:val="single" w:color="auto" w:sz="4" w:space="0"/>
+            <w:right w:val="single" w:color="auto" w:sz="4" w:space="0"/>
+            <w:insideH w:val="single" w:color="auto" w:sz="4" w:space="0"/>
+            <w:insideV w:val="single" w:color="auto" w:sz="4" w:space="0"/>
+          </w:tblBorders>
           <w:tblCellMar>
             <w:top w:w="0" w:type="dxa"/>
             <w:left w:w="108" w:type="dxa"/>
@@ -2344,8 +3403,14 @@
       </w:tr>
       <w:tr>
         <w:tblPrEx>
-          <w:tblW w:w="0" w:type="auto"/>
-          <w:tblInd w:w="0" w:type="dxa"/>
+          <w:tblBorders>
+            <w:top w:val="single" w:color="auto" w:sz="4" w:space="0"/>
+            <w:left w:val="single" w:color="auto" w:sz="4" w:space="0"/>
+            <w:bottom w:val="single" w:color="auto" w:sz="4" w:space="0"/>
+            <w:right w:val="single" w:color="auto" w:sz="4" w:space="0"/>
+            <w:insideH w:val="single" w:color="auto" w:sz="4" w:space="0"/>
+            <w:insideV w:val="single" w:color="auto" w:sz="4" w:space="0"/>
+          </w:tblBorders>
           <w:tblCellMar>
             <w:top w:w="0" w:type="dxa"/>
             <w:left w:w="108" w:type="dxa"/>
@@ -2469,8 +3534,14 @@
       </w:tr>
       <w:tr>
         <w:tblPrEx>
-          <w:tblW w:w="0" w:type="auto"/>
-          <w:tblInd w:w="0" w:type="dxa"/>
+          <w:tblBorders>
+            <w:top w:val="single" w:color="auto" w:sz="4" w:space="0"/>
+            <w:left w:val="single" w:color="auto" w:sz="4" w:space="0"/>
+            <w:bottom w:val="single" w:color="auto" w:sz="4" w:space="0"/>
+            <w:right w:val="single" w:color="auto" w:sz="4" w:space="0"/>
+            <w:insideH w:val="single" w:color="auto" w:sz="4" w:space="0"/>
+            <w:insideV w:val="single" w:color="auto" w:sz="4" w:space="0"/>
+          </w:tblBorders>
           <w:tblCellMar>
             <w:top w:w="0" w:type="dxa"/>
             <w:left w:w="108" w:type="dxa"/>
@@ -2594,8 +3665,14 @@
       </w:tr>
       <w:tr>
         <w:tblPrEx>
-          <w:tblW w:w="0" w:type="auto"/>
-          <w:tblInd w:w="0" w:type="dxa"/>
+          <w:tblBorders>
+            <w:top w:val="single" w:color="auto" w:sz="4" w:space="0"/>
+            <w:left w:val="single" w:color="auto" w:sz="4" w:space="0"/>
+            <w:bottom w:val="single" w:color="auto" w:sz="4" w:space="0"/>
+            <w:right w:val="single" w:color="auto" w:sz="4" w:space="0"/>
+            <w:insideH w:val="single" w:color="auto" w:sz="4" w:space="0"/>
+            <w:insideV w:val="single" w:color="auto" w:sz="4" w:space="0"/>
+          </w:tblBorders>
           <w:tblCellMar>
             <w:top w:w="0" w:type="dxa"/>
             <w:left w:w="108" w:type="dxa"/>
@@ -2727,43 +3804,47 @@
     </w:p>
     <w:p>
       <w:pPr>
-        <w:pStyle w:val="1"/>
-        <w:bidi w:val="0"/>
-        <w:rPr>
-          <w:rFonts w:hint="eastAsia"/>
-        </w:rPr>
-      </w:pPr>
+        <w:pStyle w:val="29"/>
+        <w:bidi w:val="0"/>
+        <w:rPr>
+          <w:rFonts w:hint="eastAsia"/>
+        </w:rPr>
+      </w:pPr>
+      <w:bookmarkStart w:id="13" w:name="_Toc3891"/>
       <w:r>
         <w:rPr>
           <w:rFonts w:hint="eastAsia"/>
         </w:rPr>
         <w:t>双方责任与分工</w:t>
       </w:r>
-    </w:p>
-    <w:p>
-      <w:pPr>
-        <w:pStyle w:val="2"/>
-        <w:bidi w:val="0"/>
-        <w:rPr>
-          <w:rFonts w:hint="eastAsia"/>
-        </w:rPr>
-      </w:pPr>
+      <w:bookmarkEnd w:id="13"/>
+    </w:p>
+    <w:p>
+      <w:pPr>
+        <w:pStyle w:val="31"/>
+        <w:bidi w:val="0"/>
+        <w:rPr>
+          <w:rFonts w:hint="eastAsia"/>
+        </w:rPr>
+      </w:pPr>
+      <w:bookmarkStart w:id="14" w:name="_Toc25411"/>
       <w:r>
         <w:rPr>
           <w:rFonts w:hint="eastAsia"/>
         </w:rPr>
         <w:t>甲方责任</w:t>
       </w:r>
-    </w:p>
-    <w:p>
-      <w:pPr>
-        <w:pStyle w:val="a3"/>
+      <w:bookmarkEnd w:id="14"/>
+    </w:p>
+    <w:p>
+      <w:pPr>
+        <w:pStyle w:val="40"/>
         <w:numPr>
           <w:ilvl w:val="0"/>
           <w:numId w:val="2"/>
         </w:numPr>
         <w:bidi w:val="0"/>
-        <w:ind w:left="425" w:hanging="425" w:leftChars="0" w:firstLineChars="0"/>
+        <w:ind w:left="425" w:leftChars="0" w:hanging="425" w:firstLineChars="0"/>
         <w:rPr>
           <w:rFonts w:hint="eastAsia"/>
         </w:rPr>
@@ -2777,13 +3858,13 @@
     </w:p>
     <w:p>
       <w:pPr>
-        <w:pStyle w:val="a3"/>
+        <w:pStyle w:val="40"/>
         <w:numPr>
           <w:ilvl w:val="0"/>
           <w:numId w:val="2"/>
         </w:numPr>
         <w:bidi w:val="0"/>
-        <w:ind w:left="425" w:hanging="425" w:leftChars="0" w:firstLineChars="0"/>
+        <w:ind w:left="425" w:leftChars="0" w:hanging="425" w:firstLineChars="0"/>
         <w:rPr>
           <w:rFonts w:hint="eastAsia"/>
         </w:rPr>
@@ -2797,13 +3878,13 @@
     </w:p>
     <w:p>
       <w:pPr>
-        <w:pStyle w:val="a3"/>
+        <w:pStyle w:val="40"/>
         <w:numPr>
           <w:ilvl w:val="0"/>
           <w:numId w:val="2"/>
         </w:numPr>
         <w:bidi w:val="0"/>
-        <w:ind w:left="425" w:hanging="425" w:leftChars="0" w:firstLineChars="0"/>
+        <w:ind w:left="425" w:leftChars="0" w:hanging="425" w:firstLineChars="0"/>
         <w:rPr>
           <w:rFonts w:hint="eastAsia"/>
         </w:rPr>
@@ -2817,13 +3898,13 @@
     </w:p>
     <w:p>
       <w:pPr>
-        <w:pStyle w:val="a3"/>
+        <w:pStyle w:val="40"/>
         <w:numPr>
           <w:ilvl w:val="0"/>
           <w:numId w:val="2"/>
         </w:numPr>
         <w:bidi w:val="0"/>
-        <w:ind w:left="425" w:hanging="425" w:leftChars="0" w:firstLineChars="0"/>
+        <w:ind w:left="425" w:leftChars="0" w:hanging="425" w:firstLineChars="0"/>
         <w:rPr>
           <w:rFonts w:hint="eastAsia"/>
         </w:rPr>
@@ -2837,28 +3918,30 @@
     </w:p>
     <w:p>
       <w:pPr>
-        <w:pStyle w:val="2"/>
-        <w:bidi w:val="0"/>
-        <w:rPr>
-          <w:rFonts w:hint="eastAsia"/>
-        </w:rPr>
-      </w:pPr>
+        <w:pStyle w:val="31"/>
+        <w:bidi w:val="0"/>
+        <w:rPr>
+          <w:rFonts w:hint="eastAsia"/>
+        </w:rPr>
+      </w:pPr>
+      <w:bookmarkStart w:id="15" w:name="_Toc31609"/>
       <w:r>
         <w:rPr>
           <w:rFonts w:hint="eastAsia"/>
         </w:rPr>
         <w:t>乙方责任</w:t>
       </w:r>
-    </w:p>
-    <w:p>
-      <w:pPr>
-        <w:pStyle w:val="a3"/>
+      <w:bookmarkEnd w:id="15"/>
+    </w:p>
+    <w:p>
+      <w:pPr>
+        <w:pStyle w:val="40"/>
         <w:numPr>
           <w:ilvl w:val="0"/>
           <w:numId w:val="3"/>
         </w:numPr>
         <w:bidi w:val="0"/>
-        <w:ind w:left="425" w:hanging="425" w:leftChars="0" w:firstLineChars="0"/>
+        <w:ind w:left="425" w:leftChars="0" w:hanging="425" w:firstLineChars="0"/>
         <w:rPr>
           <w:rFonts w:hint="eastAsia"/>
         </w:rPr>
@@ -2872,13 +3955,13 @@
     </w:p>
     <w:p>
       <w:pPr>
-        <w:pStyle w:val="a3"/>
+        <w:pStyle w:val="40"/>
         <w:numPr>
           <w:ilvl w:val="0"/>
           <w:numId w:val="3"/>
         </w:numPr>
         <w:bidi w:val="0"/>
-        <w:ind w:left="425" w:hanging="425" w:leftChars="0" w:firstLineChars="0"/>
+        <w:ind w:left="425" w:leftChars="0" w:hanging="425" w:firstLineChars="0"/>
         <w:rPr>
           <w:rFonts w:hint="eastAsia"/>
         </w:rPr>
@@ -2892,13 +3975,13 @@
     </w:p>
     <w:p>
       <w:pPr>
-        <w:pStyle w:val="a3"/>
+        <w:pStyle w:val="40"/>
         <w:numPr>
           <w:ilvl w:val="0"/>
           <w:numId w:val="3"/>
         </w:numPr>
         <w:bidi w:val="0"/>
-        <w:ind w:left="425" w:hanging="425" w:leftChars="0" w:firstLineChars="0"/>
+        <w:ind w:left="425" w:leftChars="0" w:hanging="425" w:firstLineChars="0"/>
         <w:rPr>
           <w:rFonts w:hint="eastAsia"/>
         </w:rPr>
@@ -2912,13 +3995,13 @@
     </w:p>
     <w:p>
       <w:pPr>
-        <w:pStyle w:val="a3"/>
+        <w:pStyle w:val="40"/>
         <w:numPr>
           <w:ilvl w:val="0"/>
           <w:numId w:val="3"/>
         </w:numPr>
         <w:bidi w:val="0"/>
-        <w:ind w:left="425" w:hanging="425" w:leftChars="0" w:firstLineChars="0"/>
+        <w:ind w:left="425" w:leftChars="0" w:hanging="425" w:firstLineChars="0"/>
         <w:rPr>
           <w:rFonts w:hint="eastAsia"/>
         </w:rPr>
@@ -2932,22 +4015,24 @@
     </w:p>
     <w:p>
       <w:pPr>
-        <w:pStyle w:val="1"/>
-        <w:bidi w:val="0"/>
-        <w:rPr>
-          <w:rFonts w:hint="eastAsia"/>
-        </w:rPr>
-      </w:pPr>
+        <w:pStyle w:val="29"/>
+        <w:bidi w:val="0"/>
+        <w:rPr>
+          <w:rFonts w:hint="eastAsia"/>
+        </w:rPr>
+      </w:pPr>
+      <w:bookmarkStart w:id="16" w:name="_Toc15511"/>
       <w:r>
         <w:rPr>
           <w:rFonts w:hint="eastAsia"/>
         </w:rPr>
         <w:t>验收标准</w:t>
       </w:r>
-    </w:p>
-    <w:p>
-      <w:pPr>
-        <w:pStyle w:val="a1"/>
+      <w:bookmarkEnd w:id="16"/>
+    </w:p>
+    <w:p>
+      <w:pPr>
+        <w:pStyle w:val="30"/>
         <w:bidi w:val="0"/>
         <w:rPr>
           <w:rFonts w:hint="eastAsia"/>
@@ -2962,7 +4047,7 @@
     </w:p>
     <w:p>
       <w:pPr>
-        <w:pStyle w:val="a1"/>
+        <w:pStyle w:val="30"/>
         <w:bidi w:val="0"/>
         <w:rPr>
           <w:rFonts w:hint="eastAsia"/>
@@ -2977,7 +4062,7 @@
     </w:p>
     <w:p>
       <w:pPr>
-        <w:pStyle w:val="a1"/>
+        <w:pStyle w:val="30"/>
         <w:bidi w:val="0"/>
         <w:rPr>
           <w:rFonts w:hint="eastAsia"/>
@@ -2992,7 +4077,7 @@
     </w:p>
     <w:p>
       <w:pPr>
-        <w:pStyle w:val="a1"/>
+        <w:pStyle w:val="30"/>
         <w:bidi w:val="0"/>
         <w:rPr>
           <w:rFonts w:hint="eastAsia"/>
@@ -3007,7 +4092,7 @@
     </w:p>
     <w:p>
       <w:pPr>
-        <w:pStyle w:val="a1"/>
+        <w:pStyle w:val="30"/>
         <w:bidi w:val="0"/>
         <w:rPr>
           <w:rFonts w:hint="eastAsia"/>
@@ -3022,22 +4107,24 @@
     </w:p>
     <w:p>
       <w:pPr>
-        <w:pStyle w:val="1"/>
-        <w:bidi w:val="0"/>
-        <w:rPr>
-          <w:rFonts w:hint="eastAsia"/>
-        </w:rPr>
-      </w:pPr>
+        <w:pStyle w:val="29"/>
+        <w:bidi w:val="0"/>
+        <w:rPr>
+          <w:rFonts w:hint="eastAsia"/>
+        </w:rPr>
+      </w:pPr>
+      <w:bookmarkStart w:id="17" w:name="_Toc18219"/>
       <w:r>
         <w:rPr>
           <w:rFonts w:hint="eastAsia"/>
         </w:rPr>
         <w:t>费用估算建议</w:t>
       </w:r>
-    </w:p>
-    <w:p>
-      <w:pPr>
-        <w:pStyle w:val="a1"/>
+      <w:bookmarkEnd w:id="17"/>
+    </w:p>
+    <w:p>
+      <w:pPr>
+        <w:pStyle w:val="30"/>
         <w:bidi w:val="0"/>
         <w:rPr>
           <w:rFonts w:hint="eastAsia"/>
@@ -3052,7 +4139,7 @@
     </w:p>
     <w:p>
       <w:pPr>
-        <w:pStyle w:val="a1"/>
+        <w:pStyle w:val="30"/>
         <w:bidi w:val="0"/>
         <w:rPr>
           <w:rFonts w:hint="eastAsia"/>
@@ -3067,7 +4154,7 @@
     </w:p>
     <w:p>
       <w:pPr>
-        <w:pStyle w:val="a1"/>
+        <w:pStyle w:val="30"/>
         <w:bidi w:val="0"/>
         <w:rPr>
           <w:rFonts w:hint="eastAsia"/>
@@ -3082,22 +4169,24 @@
     </w:p>
     <w:p>
       <w:pPr>
-        <w:pStyle w:val="1"/>
-        <w:bidi w:val="0"/>
-        <w:rPr>
-          <w:rFonts w:hint="eastAsia"/>
-        </w:rPr>
-      </w:pPr>
+        <w:pStyle w:val="29"/>
+        <w:bidi w:val="0"/>
+        <w:rPr>
+          <w:rFonts w:hint="eastAsia"/>
+        </w:rPr>
+      </w:pPr>
+      <w:bookmarkStart w:id="18" w:name="_Toc15383"/>
       <w:r>
         <w:rPr>
           <w:rFonts w:hint="eastAsia"/>
         </w:rPr>
         <w:t>风险与应对</w:t>
       </w:r>
-    </w:p>
-    <w:p>
-      <w:pPr>
-        <w:pStyle w:val="a1"/>
+      <w:bookmarkEnd w:id="18"/>
+    </w:p>
+    <w:p>
+      <w:pPr>
+        <w:pStyle w:val="30"/>
         <w:bidi w:val="0"/>
         <w:rPr>
           <w:rFonts w:hint="eastAsia"/>
@@ -3112,7 +4201,7 @@
     </w:p>
     <w:p>
       <w:pPr>
-        <w:pStyle w:val="a1"/>
+        <w:pStyle w:val="30"/>
         <w:bidi w:val="0"/>
         <w:rPr>
           <w:rFonts w:hint="eastAsia"/>
@@ -3127,7 +4216,7 @@
     </w:p>
     <w:p>
       <w:pPr>
-        <w:pStyle w:val="a1"/>
+        <w:pStyle w:val="30"/>
         <w:bidi w:val="0"/>
         <w:rPr>
           <w:rFonts w:hint="eastAsia"/>
@@ -3142,7 +4231,7 @@
     </w:p>
     <w:p>
       <w:pPr>
-        <w:pStyle w:val="a1"/>
+        <w:pStyle w:val="30"/>
         <w:bidi w:val="0"/>
       </w:pPr>
       <w:r>
@@ -3155,23 +4244,73 @@
     <w:sectPr>
       <w:pgSz w:w="11906" w:h="16838"/>
       <w:pgMar w:top="1440" w:right="1800" w:bottom="1440" w:left="1800" w:header="851" w:footer="992" w:gutter="0"/>
-      <w:cols w:num="1" w:space="425"/>
+      <w:cols w:space="425" w:num="1"/>
       <w:docGrid w:type="lines" w:linePitch="312" w:charSpace="0"/>
     </w:sectPr>
   </w:body>
 </w:document>
 </file>
 
+<file path=word/endnotes.xml><?xml version="1.0" encoding="utf-8"?>
+<w:endnotes xmlns:wpc="http://schemas.microsoft.com/office/word/2010/wordprocessingCanvas" xmlns:mc="http://schemas.openxmlformats.org/markup-compatibility/2006" xmlns:o="urn:schemas-microsoft-com:office:office" xmlns:r="http://schemas.openxmlformats.org/officeDocument/2006/relationships" xmlns:m="http://schemas.openxmlformats.org/officeDocument/2006/math" xmlns:v="urn:schemas-microsoft-com:vml" xmlns:wp14="http://schemas.microsoft.com/office/word/2010/wordprocessingDrawing" xmlns:wp="http://schemas.openxmlformats.org/drawingml/2006/wordprocessingDrawing" xmlns:w="http://schemas.openxmlformats.org/wordprocessingml/2006/main" xmlns:w14="http://schemas.microsoft.com/office/word/2010/wordml" xmlns:w15="http://schemas.microsoft.com/office/word/2012/wordml" xmlns:w10="urn:schemas-microsoft-com:office:word" xmlns:wpg="http://schemas.microsoft.com/office/word/2010/wordprocessingGroup" xmlns:wpi="http://schemas.microsoft.com/office/word/2010/wordprocessingInk" xmlns:wne="http://schemas.microsoft.com/office/word/2006/wordml" xmlns:wps="http://schemas.microsoft.com/office/word/2010/wordprocessingShape" xmlns:wpsCustomData="http://www.wps.cn/officeDocument/2013/wpsCustomData" mc:Ignorable="w14 w15 wp14">
+  <w:endnote w:type="separator" w:id="0">
+    <w:p>
+      <w:pPr>
+        <w:spacing w:line="240" w:lineRule="auto"/>
+      </w:pPr>
+      <w:r>
+        <w:separator/>
+      </w:r>
+    </w:p>
+  </w:endnote>
+  <w:endnote w:type="continuationSeparator" w:id="1">
+    <w:p>
+      <w:pPr>
+        <w:spacing w:line="240" w:lineRule="auto"/>
+      </w:pPr>
+      <w:r>
+        <w:continuationSeparator/>
+      </w:r>
+    </w:p>
+  </w:endnote>
+</w:endnotes>
+</file>
+
+<file path=word/footnotes.xml><?xml version="1.0" encoding="utf-8"?>
+<w:footnotes xmlns:wpc="http://schemas.microsoft.com/office/word/2010/wordprocessingCanvas" xmlns:mc="http://schemas.openxmlformats.org/markup-compatibility/2006" xmlns:o="urn:schemas-microsoft-com:office:office" xmlns:r="http://schemas.openxmlformats.org/officeDocument/2006/relationships" xmlns:m="http://schemas.openxmlformats.org/officeDocument/2006/math" xmlns:v="urn:schemas-microsoft-com:vml" xmlns:wp14="http://schemas.microsoft.com/office/word/2010/wordprocessingDrawing" xmlns:wp="http://schemas.openxmlformats.org/drawingml/2006/wordprocessingDrawing" xmlns:w="http://schemas.openxmlformats.org/wordprocessingml/2006/main" xmlns:w14="http://schemas.microsoft.com/office/word/2010/wordml" xmlns:w15="http://schemas.microsoft.com/office/word/2012/wordml" xmlns:w10="urn:schemas-microsoft-com:office:word" xmlns:wpg="http://schemas.microsoft.com/office/word/2010/wordprocessingGroup" xmlns:wpi="http://schemas.microsoft.com/office/word/2010/wordprocessingInk" xmlns:wne="http://schemas.microsoft.com/office/word/2006/wordml" xmlns:wps="http://schemas.microsoft.com/office/word/2010/wordprocessingShape" xmlns:wpsCustomData="http://www.wps.cn/officeDocument/2013/wpsCustomData" mc:Ignorable="w14 w15 wp14">
+  <w:footnote w:type="separator" w:id="0">
+    <w:p>
+      <w:pPr>
+        <w:spacing w:line="360" w:lineRule="auto"/>
+      </w:pPr>
+      <w:r>
+        <w:separator/>
+      </w:r>
+    </w:p>
+  </w:footnote>
+  <w:footnote w:type="continuationSeparator" w:id="1">
+    <w:p>
+      <w:pPr>
+        <w:spacing w:line="360" w:lineRule="auto"/>
+      </w:pPr>
+      <w:r>
+        <w:continuationSeparator/>
+      </w:r>
+    </w:p>
+  </w:footnote>
+</w:footnotes>
+</file>
+
 <file path=word/numbering.xml><?xml version="1.0" encoding="utf-8"?>
-<w:numbering xmlns:wpc="http://schemas.microsoft.com/office/word/2010/wordprocessingCanvas" xmlns:mc="http://schemas.openxmlformats.org/markup-compatibility/2006" xmlns:o="urn:schemas-microsoft-com:office:office" xmlns:r="http://schemas.openxmlformats.org/officeDocument/2006/relationships" xmlns:m="http://schemas.openxmlformats.org/officeDocument/2006/math" xmlns:v="urn:schemas-microsoft-com:vml" xmlns:wp14="http://schemas.microsoft.com/office/word/2010/wordprocessingDrawing" xmlns:wp="http://schemas.openxmlformats.org/drawingml/2006/wordprocessingDrawing" xmlns:w10="urn:schemas-microsoft-com:office:word" xmlns:w="http://schemas.openxmlformats.org/wordprocessingml/2006/main" xmlns:w14="http://schemas.microsoft.com/office/word/2010/wordml" xmlns:w15="http://schemas.microsoft.com/office/word/2012/wordml" xmlns:wne="http://schemas.microsoft.com/office/word/2006/wordml" xmlns:wpg="http://schemas.microsoft.com/office/word/2010/wordprocessingGroup" xmlns:wpi="http://schemas.microsoft.com/office/word/2010/wordprocessingInk" xmlns:wps="http://schemas.microsoft.com/office/word/2010/wordprocessingShape" mc:Ignorable="w14 w15 wp14">
+<w:numbering xmlns:wpc="http://schemas.microsoft.com/office/word/2010/wordprocessingCanvas" xmlns:mc="http://schemas.openxmlformats.org/markup-compatibility/2006" xmlns:o="urn:schemas-microsoft-com:office:office" xmlns:r="http://schemas.openxmlformats.org/officeDocument/2006/relationships" xmlns:m="http://schemas.openxmlformats.org/officeDocument/2006/math" xmlns:v="urn:schemas-microsoft-com:vml" xmlns:wp14="http://schemas.microsoft.com/office/word/2010/wordprocessingDrawing" xmlns:wp="http://schemas.openxmlformats.org/drawingml/2006/wordprocessingDrawing" xmlns:w10="urn:schemas-microsoft-com:office:word" xmlns:w="http://schemas.openxmlformats.org/wordprocessingml/2006/main" xmlns:w14="http://schemas.microsoft.com/office/word/2010/wordml" xmlns:wpg="http://schemas.microsoft.com/office/word/2010/wordprocessingGroup" xmlns:wpi="http://schemas.microsoft.com/office/word/2010/wordprocessingInk" xmlns:wne="http://schemas.microsoft.com/office/word/2006/wordml" xmlns:wps="http://schemas.microsoft.com/office/word/2010/wordprocessingShape" xmlns:wpsCustomData="http://www.wps.cn/officeDocument/2013/wpsCustomData" mc:Ignorable="w14 wp14">
   <w:abstractNum w:abstractNumId="0">
     <w:nsid w:val="8E964DCE"/>
     <w:multiLevelType w:val="multilevel"/>
     <w:tmpl w:val="8E964DCE"/>
-    <w:lvl w:ilvl="0">
+    <w:lvl w:ilvl="0" w:tentative="0">
       <w:start w:val="1"/>
       <w:numFmt w:val="decimal"/>
-      <w:pStyle w:val="Heading1"/>
+      <w:pStyle w:val="2"/>
       <w:lvlText w:val="%1."/>
       <w:lvlJc w:val="left"/>
       <w:pPr>
@@ -3181,10 +4320,10 @@
         <w:rFonts w:hint="default"/>
       </w:rPr>
     </w:lvl>
-    <w:lvl w:ilvl="1">
+    <w:lvl w:ilvl="1" w:tentative="0">
       <w:start w:val="1"/>
       <w:numFmt w:val="decimal"/>
-      <w:pStyle w:val="Heading2"/>
+      <w:pStyle w:val="3"/>
       <w:lvlText w:val="%1.%2."/>
       <w:lvlJc w:val="left"/>
       <w:pPr>
@@ -3194,10 +4333,10 @@
         <w:rFonts w:hint="default"/>
       </w:rPr>
     </w:lvl>
-    <w:lvl w:ilvl="2">
+    <w:lvl w:ilvl="2" w:tentative="0">
       <w:start w:val="1"/>
       <w:numFmt w:val="decimal"/>
-      <w:pStyle w:val="Heading3"/>
+      <w:pStyle w:val="4"/>
       <w:lvlText w:val="%1.%2.%3."/>
       <w:lvlJc w:val="left"/>
       <w:pPr>
@@ -3207,10 +4346,10 @@
         <w:rFonts w:hint="default"/>
       </w:rPr>
     </w:lvl>
-    <w:lvl w:ilvl="3">
+    <w:lvl w:ilvl="3" w:tentative="0">
       <w:start w:val="1"/>
       <w:numFmt w:val="decimal"/>
-      <w:pStyle w:val="Heading4"/>
+      <w:pStyle w:val="5"/>
       <w:lvlText w:val="%1.%2.%3.%4."/>
       <w:lvlJc w:val="left"/>
       <w:pPr>
@@ -3220,10 +4359,10 @@
         <w:rFonts w:hint="default"/>
       </w:rPr>
     </w:lvl>
-    <w:lvl w:ilvl="4">
+    <w:lvl w:ilvl="4" w:tentative="0">
       <w:start w:val="1"/>
       <w:numFmt w:val="decimal"/>
-      <w:pStyle w:val="Heading5"/>
+      <w:pStyle w:val="6"/>
       <w:lvlText w:val="%1.%2.%3.%4.%5."/>
       <w:lvlJc w:val="left"/>
       <w:pPr>
@@ -3233,10 +4372,10 @@
         <w:rFonts w:hint="default"/>
       </w:rPr>
     </w:lvl>
-    <w:lvl w:ilvl="5">
+    <w:lvl w:ilvl="5" w:tentative="0">
       <w:start w:val="1"/>
       <w:numFmt w:val="decimal"/>
-      <w:pStyle w:val="Heading6"/>
+      <w:pStyle w:val="7"/>
       <w:lvlText w:val="%1.%2.%3.%4.%5.%6."/>
       <w:lvlJc w:val="left"/>
       <w:pPr>
@@ -3246,10 +4385,10 @@
         <w:rFonts w:hint="default"/>
       </w:rPr>
     </w:lvl>
-    <w:lvl w:ilvl="6">
+    <w:lvl w:ilvl="6" w:tentative="0">
       <w:start w:val="1"/>
       <w:numFmt w:val="decimal"/>
-      <w:pStyle w:val="Heading7"/>
+      <w:pStyle w:val="8"/>
       <w:lvlText w:val="%1.%2.%3.%4.%5.%6.%7."/>
       <w:lvlJc w:val="left"/>
       <w:pPr>
@@ -3259,10 +4398,10 @@
         <w:rFonts w:hint="default"/>
       </w:rPr>
     </w:lvl>
-    <w:lvl w:ilvl="7">
+    <w:lvl w:ilvl="7" w:tentative="0">
       <w:start w:val="1"/>
       <w:numFmt w:val="decimal"/>
-      <w:pStyle w:val="Heading8"/>
+      <w:pStyle w:val="9"/>
       <w:lvlText w:val="%1.%2.%3.%4.%5.%6.%7.%8."/>
       <w:lvlJc w:val="left"/>
       <w:pPr>
@@ -3272,10 +4411,10 @@
         <w:rFonts w:hint="default"/>
       </w:rPr>
     </w:lvl>
-    <w:lvl w:ilvl="8">
+    <w:lvl w:ilvl="8" w:tentative="0">
       <w:start w:val="1"/>
       <w:numFmt w:val="decimal"/>
-      <w:pStyle w:val="Heading9"/>
+      <w:pStyle w:val="10"/>
       <w:lvlText w:val="%1.%2.%3.%4.%5.%6.%7.%8.%9."/>
       <w:lvlJc w:val="left"/>
       <w:pPr>
@@ -3290,7 +4429,7 @@
     <w:nsid w:val="AA1879A8"/>
     <w:multiLevelType w:val="singleLevel"/>
     <w:tmpl w:val="AA1879A8"/>
-    <w:lvl w:ilvl="0">
+    <w:lvl w:ilvl="0" w:tentative="0">
       <w:start w:val="1"/>
       <w:numFmt w:val="decimal"/>
       <w:lvlText w:val="%1."/>
@@ -3307,7 +4446,7 @@
     <w:nsid w:val="1BE14ED0"/>
     <w:multiLevelType w:val="singleLevel"/>
     <w:tmpl w:val="1BE14ED0"/>
-    <w:lvl w:ilvl="0">
+    <w:lvl w:ilvl="0" w:tentative="0">
       <w:start w:val="1"/>
       <w:numFmt w:val="decimal"/>
       <w:lvlText w:val="%1."/>
@@ -3333,267 +4472,269 @@
 </file>
 
 <file path=word/styles.xml><?xml version="1.0" encoding="utf-8"?>
-<w:styles xmlns:mc="http://schemas.openxmlformats.org/markup-compatibility/2006" xmlns:r="http://schemas.openxmlformats.org/officeDocument/2006/relationships" xmlns:w="http://schemas.openxmlformats.org/wordprocessingml/2006/main" xmlns:w14="http://schemas.microsoft.com/office/word/2010/wordml" xmlns:w15="http://schemas.microsoft.com/office/word/2012/wordml" mc:Ignorable="w14 w15">
+<w:styles xmlns:mc="http://schemas.openxmlformats.org/markup-compatibility/2006" xmlns:o="urn:schemas-microsoft-com:office:office" xmlns:r="http://schemas.openxmlformats.org/officeDocument/2006/relationships" xmlns:m="http://schemas.openxmlformats.org/officeDocument/2006/math" xmlns:v="urn:schemas-microsoft-com:vml" xmlns:w="http://schemas.openxmlformats.org/wordprocessingml/2006/main" xmlns:w14="http://schemas.microsoft.com/office/word/2010/wordml" xmlns:w10="urn:schemas-microsoft-com:office:word" xmlns:sl="http://schemas.openxmlformats.org/schemaLibrary/2006/main" xmlns:wpsCustomData="http://www.wps.cn/officeDocument/2013/wpsCustomData" mc:Ignorable="w14">
   <w:docDefaults>
     <w:rPrDefault>
       <w:rPr>
-        <w:rFonts w:asciiTheme="minorHAnsi" w:eastAsiaTheme="minorEastAsia" w:hAnsiTheme="minorHAnsi" w:cstheme="minorBidi"/>
+        <w:rFonts w:asciiTheme="minorHAnsi" w:hAnsiTheme="minorHAnsi" w:eastAsiaTheme="minorEastAsia" w:cstheme="minorBidi"/>
       </w:rPr>
     </w:rPrDefault>
     <w:pPrDefault/>
   </w:docDefaults>
-  <w:latentStyles w:defLockedState="0" w:defUIPriority="99" w:defSemiHidden="1" w:defUnhideWhenUsed="1" w:defQFormat="0" w:count="260">
-    <w:lsdException w:name="Normal" w:semiHidden="0" w:uiPriority="0" w:unhideWhenUsed="0" w:qFormat="1"/>
-    <w:lsdException w:name="heading 1" w:semiHidden="0" w:uiPriority="0" w:unhideWhenUsed="0" w:qFormat="1"/>
-    <w:lsdException w:name="heading 2" w:semiHidden="0" w:uiPriority="0" w:qFormat="1"/>
-    <w:lsdException w:name="heading 3" w:uiPriority="0" w:qFormat="1"/>
-    <w:lsdException w:name="heading 4" w:semiHidden="0" w:uiPriority="0" w:qFormat="1"/>
-    <w:lsdException w:name="heading 5" w:uiPriority="0" w:qFormat="1"/>
-    <w:lsdException w:name="heading 6" w:uiPriority="0" w:qFormat="1"/>
-    <w:lsdException w:name="heading 7" w:uiPriority="0" w:qFormat="1"/>
-    <w:lsdException w:name="heading 8" w:uiPriority="0" w:qFormat="1"/>
-    <w:lsdException w:name="heading 9" w:uiPriority="0" w:qFormat="1"/>
-    <w:lsdException w:name="index 1" w:semiHidden="0" w:uiPriority="0" w:unhideWhenUsed="0"/>
-    <w:lsdException w:name="index 2" w:semiHidden="0" w:uiPriority="0" w:unhideWhenUsed="0"/>
-    <w:lsdException w:name="index 3" w:semiHidden="0" w:uiPriority="0" w:unhideWhenUsed="0"/>
-    <w:lsdException w:name="index 4" w:semiHidden="0" w:uiPriority="0" w:unhideWhenUsed="0"/>
-    <w:lsdException w:name="index 5" w:semiHidden="0" w:uiPriority="0" w:unhideWhenUsed="0"/>
-    <w:lsdException w:name="index 6" w:semiHidden="0" w:uiPriority="0" w:unhideWhenUsed="0"/>
-    <w:lsdException w:name="index 7" w:semiHidden="0" w:uiPriority="0" w:unhideWhenUsed="0"/>
-    <w:lsdException w:name="index 8" w:semiHidden="0" w:uiPriority="0" w:unhideWhenUsed="0"/>
-    <w:lsdException w:name="index 9" w:semiHidden="0" w:uiPriority="0" w:unhideWhenUsed="0"/>
-    <w:lsdException w:name="toc 1" w:semiHidden="0" w:uiPriority="0" w:unhideWhenUsed="0" w:qFormat="1"/>
-    <w:lsdException w:name="toc 2" w:semiHidden="0" w:uiPriority="0" w:unhideWhenUsed="0" w:qFormat="1"/>
-    <w:lsdException w:name="toc 3" w:semiHidden="0" w:uiPriority="0" w:unhideWhenUsed="0" w:qFormat="1"/>
-    <w:lsdException w:name="toc 4" w:semiHidden="0" w:uiPriority="0" w:unhideWhenUsed="0"/>
-    <w:lsdException w:name="toc 5" w:semiHidden="0" w:uiPriority="0" w:unhideWhenUsed="0"/>
-    <w:lsdException w:name="toc 6" w:semiHidden="0" w:uiPriority="0" w:unhideWhenUsed="0"/>
-    <w:lsdException w:name="toc 7" w:semiHidden="0" w:uiPriority="0" w:unhideWhenUsed="0"/>
-    <w:lsdException w:name="toc 8" w:semiHidden="0" w:uiPriority="0" w:unhideWhenUsed="0"/>
-    <w:lsdException w:name="toc 9" w:semiHidden="0" w:uiPriority="0" w:unhideWhenUsed="0"/>
-    <w:lsdException w:name="Normal Indent" w:semiHidden="0" w:uiPriority="0" w:unhideWhenUsed="0"/>
-    <w:lsdException w:name="footnote text" w:semiHidden="0" w:uiPriority="0" w:unhideWhenUsed="0"/>
-    <w:lsdException w:name="annotation text" w:semiHidden="0" w:uiPriority="0" w:unhideWhenUsed="0" w:qFormat="1"/>
-    <w:lsdException w:name="header" w:semiHidden="0" w:uiPriority="0" w:unhideWhenUsed="0" w:qFormat="1"/>
-    <w:lsdException w:name="footer" w:semiHidden="0" w:uiPriority="0" w:unhideWhenUsed="0" w:qFormat="1"/>
-    <w:lsdException w:name="index heading" w:semiHidden="0" w:uiPriority="0" w:unhideWhenUsed="0"/>
-    <w:lsdException w:name="caption" w:uiPriority="0" w:qFormat="1"/>
-    <w:lsdException w:name="table of figures" w:semiHidden="0" w:uiPriority="0" w:unhideWhenUsed="0"/>
-    <w:lsdException w:name="envelope address" w:semiHidden="0" w:uiPriority="0" w:unhideWhenUsed="0"/>
-    <w:lsdException w:name="envelope return" w:semiHidden="0" w:uiPriority="0" w:unhideWhenUsed="0"/>
-    <w:lsdException w:name="footnote reference" w:semiHidden="0" w:uiPriority="0" w:unhideWhenUsed="0"/>
-    <w:lsdException w:name="annotation reference" w:semiHidden="0" w:uiPriority="0" w:unhideWhenUsed="0"/>
-    <w:lsdException w:name="line number" w:semiHidden="0" w:uiPriority="0" w:unhideWhenUsed="0"/>
-    <w:lsdException w:name="page number" w:semiHidden="0" w:uiPriority="0" w:unhideWhenUsed="0"/>
-    <w:lsdException w:name="endnote reference" w:semiHidden="0" w:uiPriority="0" w:unhideWhenUsed="0"/>
-    <w:lsdException w:name="endnote text" w:semiHidden="0" w:uiPriority="0" w:unhideWhenUsed="0"/>
-    <w:lsdException w:name="table of authorities" w:semiHidden="0" w:uiPriority="0" w:unhideWhenUsed="0"/>
-    <w:lsdException w:name="macro" w:semiHidden="0" w:uiPriority="0" w:unhideWhenUsed="0"/>
-    <w:lsdException w:name="toa heading" w:semiHidden="0" w:uiPriority="0" w:unhideWhenUsed="0"/>
-    <w:lsdException w:name="List" w:semiHidden="0" w:uiPriority="0" w:unhideWhenUsed="0"/>
-    <w:lsdException w:name="List Bullet" w:semiHidden="0" w:uiPriority="0" w:unhideWhenUsed="0"/>
-    <w:lsdException w:name="List Number" w:semiHidden="0" w:uiPriority="0" w:unhideWhenUsed="0"/>
-    <w:lsdException w:name="List 2" w:semiHidden="0" w:uiPriority="0" w:unhideWhenUsed="0"/>
-    <w:lsdException w:name="List 3" w:semiHidden="0" w:uiPriority="0" w:unhideWhenUsed="0"/>
-    <w:lsdException w:name="List 4" w:semiHidden="0" w:uiPriority="0" w:unhideWhenUsed="0"/>
-    <w:lsdException w:name="List 5" w:semiHidden="0" w:uiPriority="0" w:unhideWhenUsed="0"/>
-    <w:lsdException w:name="List Bullet 2" w:semiHidden="0" w:uiPriority="0" w:unhideWhenUsed="0"/>
-    <w:lsdException w:name="List Bullet 3" w:semiHidden="0" w:uiPriority="0" w:unhideWhenUsed="0"/>
-    <w:lsdException w:name="List Bullet 4" w:semiHidden="0" w:uiPriority="0" w:unhideWhenUsed="0"/>
-    <w:lsdException w:name="List Bullet 5" w:semiHidden="0" w:uiPriority="0" w:unhideWhenUsed="0"/>
-    <w:lsdException w:name="List Number 2" w:semiHidden="0" w:uiPriority="0" w:unhideWhenUsed="0"/>
-    <w:lsdException w:name="List Number 3" w:semiHidden="0" w:uiPriority="0" w:unhideWhenUsed="0"/>
-    <w:lsdException w:name="List Number 4" w:semiHidden="0" w:uiPriority="0" w:unhideWhenUsed="0"/>
-    <w:lsdException w:name="List Number 5" w:semiHidden="0" w:uiPriority="0" w:unhideWhenUsed="0"/>
-    <w:lsdException w:name="Title" w:semiHidden="0" w:uiPriority="0" w:unhideWhenUsed="0" w:qFormat="1"/>
-    <w:lsdException w:name="Closing" w:semiHidden="0" w:uiPriority="0" w:unhideWhenUsed="0"/>
-    <w:lsdException w:name="Signature" w:semiHidden="0" w:uiPriority="0" w:unhideWhenUsed="0"/>
-    <w:lsdException w:name="Default Paragraph Font" w:uiPriority="0" w:unhideWhenUsed="0" w:qFormat="1"/>
-    <w:lsdException w:name="Body Text" w:uiPriority="0" w:unhideWhenUsed="0" w:qFormat="1"/>
-    <w:lsdException w:name="Body Text Indent" w:semiHidden="0" w:uiPriority="0" w:unhideWhenUsed="0"/>
-    <w:lsdException w:name="List Continue" w:semiHidden="0" w:uiPriority="0" w:unhideWhenUsed="0"/>
-    <w:lsdException w:name="List Continue 2" w:semiHidden="0" w:uiPriority="0" w:unhideWhenUsed="0"/>
-    <w:lsdException w:name="List Continue 3" w:semiHidden="0" w:uiPriority="0" w:unhideWhenUsed="0"/>
-    <w:lsdException w:name="List Continue 4" w:semiHidden="0" w:uiPriority="0" w:unhideWhenUsed="0"/>
-    <w:lsdException w:name="List Continue 5" w:semiHidden="0" w:uiPriority="0" w:unhideWhenUsed="0"/>
-    <w:lsdException w:name="Message Header" w:semiHidden="0" w:uiPriority="0" w:unhideWhenUsed="0"/>
-    <w:lsdException w:name="Subtitle" w:semiHidden="0" w:uiPriority="0" w:unhideWhenUsed="0" w:qFormat="1"/>
-    <w:lsdException w:name="Salutation" w:semiHidden="0" w:uiPriority="0" w:unhideWhenUsed="0"/>
-    <w:lsdException w:name="Date" w:semiHidden="0" w:uiPriority="0" w:unhideWhenUsed="0"/>
-    <w:lsdException w:name="Body Text First Indent" w:semiHidden="0" w:uiPriority="0" w:unhideWhenUsed="0"/>
-    <w:lsdException w:name="Body Text First Indent 2" w:semiHidden="0" w:uiPriority="0" w:unhideWhenUsed="0"/>
-    <w:lsdException w:name="Body Text 2" w:semiHidden="0" w:uiPriority="0" w:unhideWhenUsed="0"/>
-    <w:lsdException w:name="Body Text 3" w:semiHidden="0" w:uiPriority="0" w:unhideWhenUsed="0"/>
-    <w:lsdException w:name="Body Text Indent 2" w:semiHidden="0" w:uiPriority="0" w:unhideWhenUsed="0"/>
-    <w:lsdException w:name="Body Text Indent 3" w:semiHidden="0" w:uiPriority="0" w:unhideWhenUsed="0"/>
-    <w:lsdException w:name="Block Text" w:semiHidden="0" w:uiPriority="0" w:unhideWhenUsed="0"/>
-    <w:lsdException w:name="Hyperlink" w:semiHidden="0" w:uiPriority="0" w:unhideWhenUsed="0"/>
-    <w:lsdException w:name="FollowedHyperlink" w:semiHidden="0" w:uiPriority="0" w:unhideWhenUsed="0"/>
-    <w:lsdException w:name="Strong" w:semiHidden="0" w:uiPriority="0" w:unhideWhenUsed="0" w:qFormat="1"/>
-    <w:lsdException w:name="Emphasis" w:semiHidden="0" w:uiPriority="0" w:unhideWhenUsed="0" w:qFormat="1"/>
-    <w:lsdException w:name="Document Map" w:semiHidden="0" w:uiPriority="0" w:unhideWhenUsed="0"/>
-    <w:lsdException w:name="Plain Text" w:semiHidden="0" w:uiPriority="0" w:unhideWhenUsed="0"/>
-    <w:lsdException w:name="E-mail Signature" w:semiHidden="0" w:uiPriority="0" w:unhideWhenUsed="0"/>
-    <w:lsdException w:name="Normal (Web)" w:semiHidden="0" w:uiPriority="0" w:unhideWhenUsed="0" w:qFormat="1"/>
-    <w:lsdException w:name="HTML Acronym" w:semiHidden="0" w:uiPriority="0" w:unhideWhenUsed="0"/>
-    <w:lsdException w:name="HTML Address" w:semiHidden="0" w:uiPriority="0" w:unhideWhenUsed="0"/>
-    <w:lsdException w:name="HTML Cite" w:semiHidden="0" w:uiPriority="0" w:unhideWhenUsed="0"/>
-    <w:lsdException w:name="HTML Code" w:semiHidden="0" w:uiPriority="0" w:unhideWhenUsed="0"/>
-    <w:lsdException w:name="HTML Definition" w:semiHidden="0" w:uiPriority="0" w:unhideWhenUsed="0"/>
-    <w:lsdException w:name="HTML Keyboard" w:semiHidden="0" w:uiPriority="0" w:unhideWhenUsed="0"/>
-    <w:lsdException w:name="HTML Preformatted" w:semiHidden="0" w:uiPriority="0" w:unhideWhenUsed="0"/>
-    <w:lsdException w:name="HTML Sample" w:semiHidden="0" w:uiPriority="0" w:unhideWhenUsed="0"/>
-    <w:lsdException w:name="HTML Typewriter" w:semiHidden="0" w:uiPriority="0" w:unhideWhenUsed="0"/>
-    <w:lsdException w:name="HTML Variable" w:semiHidden="0" w:uiPriority="0" w:unhideWhenUsed="0"/>
-    <w:lsdException w:name="Normal Table" w:uiPriority="0" w:unhideWhenUsed="0" w:qFormat="1"/>
-    <w:lsdException w:name="annotation subject" w:semiHidden="0" w:uiPriority="0" w:unhideWhenUsed="0"/>
-    <w:lsdException w:name="Table Simple 1" w:semiHidden="0" w:uiPriority="0" w:unhideWhenUsed="0"/>
-    <w:lsdException w:name="Table Simple 2" w:semiHidden="0" w:uiPriority="0" w:unhideWhenUsed="0"/>
-    <w:lsdException w:name="Table Simple 3" w:semiHidden="0" w:uiPriority="0" w:unhideWhenUsed="0"/>
-    <w:lsdException w:name="Table Classic 1" w:semiHidden="0" w:uiPriority="0" w:unhideWhenUsed="0"/>
-    <w:lsdException w:name="Table Classic 2" w:semiHidden="0" w:uiPriority="0" w:unhideWhenUsed="0"/>
-    <w:lsdException w:name="Table Classic 3" w:semiHidden="0" w:uiPriority="0" w:unhideWhenUsed="0"/>
-    <w:lsdException w:name="Table Classic 4" w:semiHidden="0" w:uiPriority="0" w:unhideWhenUsed="0"/>
-    <w:lsdException w:name="Table Colorful 1" w:semiHidden="0" w:uiPriority="0" w:unhideWhenUsed="0"/>
-    <w:lsdException w:name="Table Colorful 2" w:semiHidden="0" w:uiPriority="0" w:unhideWhenUsed="0"/>
-    <w:lsdException w:name="Table Colorful 3" w:semiHidden="0" w:uiPriority="0" w:unhideWhenUsed="0"/>
-    <w:lsdException w:name="Table Columns 1" w:semiHidden="0" w:uiPriority="0" w:unhideWhenUsed="0"/>
-    <w:lsdException w:name="Table Columns 2" w:semiHidden="0" w:uiPriority="0" w:unhideWhenUsed="0"/>
-    <w:lsdException w:name="Table Columns 3" w:semiHidden="0" w:uiPriority="0" w:unhideWhenUsed="0"/>
-    <w:lsdException w:name="Table Columns 4" w:semiHidden="0" w:uiPriority="0" w:unhideWhenUsed="0"/>
-    <w:lsdException w:name="Table Columns 5" w:semiHidden="0" w:uiPriority="0" w:unhideWhenUsed="0"/>
-    <w:lsdException w:name="Table Grid 1" w:semiHidden="0" w:uiPriority="0" w:unhideWhenUsed="0"/>
-    <w:lsdException w:name="Table Grid 2" w:semiHidden="0" w:uiPriority="0" w:unhideWhenUsed="0"/>
-    <w:lsdException w:name="Table Grid 3" w:semiHidden="0" w:uiPriority="0" w:unhideWhenUsed="0"/>
-    <w:lsdException w:name="Table Grid 4" w:semiHidden="0" w:uiPriority="0" w:unhideWhenUsed="0"/>
-    <w:lsdException w:name="Table Grid 5" w:semiHidden="0" w:uiPriority="0" w:unhideWhenUsed="0"/>
-    <w:lsdException w:name="Table Grid 6" w:semiHidden="0" w:uiPriority="0" w:unhideWhenUsed="0"/>
-    <w:lsdException w:name="Table Grid 7" w:semiHidden="0" w:uiPriority="0" w:unhideWhenUsed="0"/>
-    <w:lsdException w:name="Table Grid 8" w:semiHidden="0" w:uiPriority="0" w:unhideWhenUsed="0"/>
-    <w:lsdException w:name="Table List 1" w:semiHidden="0" w:uiPriority="0" w:unhideWhenUsed="0"/>
-    <w:lsdException w:name="Table List 2" w:semiHidden="0" w:uiPriority="0" w:unhideWhenUsed="0"/>
-    <w:lsdException w:name="Table List 3" w:semiHidden="0" w:uiPriority="0" w:unhideWhenUsed="0"/>
-    <w:lsdException w:name="Table List 4" w:semiHidden="0" w:uiPriority="0" w:unhideWhenUsed="0"/>
-    <w:lsdException w:name="Table List 5" w:semiHidden="0" w:uiPriority="0" w:unhideWhenUsed="0"/>
-    <w:lsdException w:name="Table List 6" w:semiHidden="0" w:uiPriority="0" w:unhideWhenUsed="0"/>
-    <w:lsdException w:name="Table List 7" w:semiHidden="0" w:uiPriority="0" w:unhideWhenUsed="0"/>
-    <w:lsdException w:name="Table List 8" w:semiHidden="0" w:uiPriority="0" w:unhideWhenUsed="0"/>
-    <w:lsdException w:name="Table 3D effects 1" w:semiHidden="0" w:uiPriority="0" w:unhideWhenUsed="0"/>
-    <w:lsdException w:name="Table 3D effects 2" w:semiHidden="0" w:uiPriority="0" w:unhideWhenUsed="0"/>
-    <w:lsdException w:name="Table 3D effects 3" w:semiHidden="0" w:uiPriority="0" w:unhideWhenUsed="0"/>
-    <w:lsdException w:name="Table Contemporary" w:semiHidden="0" w:uiPriority="0" w:unhideWhenUsed="0"/>
-    <w:lsdException w:name="Table Elegant" w:semiHidden="0" w:uiPriority="0" w:unhideWhenUsed="0"/>
-    <w:lsdException w:name="Table Professional" w:semiHidden="0" w:uiPriority="0" w:unhideWhenUsed="0"/>
-    <w:lsdException w:name="Table Subtle 1" w:semiHidden="0" w:uiPriority="0" w:unhideWhenUsed="0"/>
-    <w:lsdException w:name="Table Subtle 2" w:semiHidden="0" w:uiPriority="0" w:unhideWhenUsed="0"/>
-    <w:lsdException w:name="Table Web 1" w:semiHidden="0" w:uiPriority="0" w:unhideWhenUsed="0"/>
-    <w:lsdException w:name="Table Web 2" w:semiHidden="0" w:uiPriority="0" w:unhideWhenUsed="0"/>
-    <w:lsdException w:name="Table Web 3" w:semiHidden="0" w:uiPriority="0" w:unhideWhenUsed="0"/>
-    <w:lsdException w:name="Balloon Text" w:semiHidden="0" w:uiPriority="0" w:unhideWhenUsed="0"/>
-    <w:lsdException w:name="Table Grid" w:semiHidden="0" w:uiPriority="0" w:unhideWhenUsed="0" w:qFormat="1"/>
-    <w:lsdException w:name="Table Theme" w:semiHidden="0" w:uiPriority="0" w:unhideWhenUsed="0"/>
-    <w:lsdException w:name="Light Shading" w:semiHidden="0" w:uiPriority="60" w:unhideWhenUsed="0"/>
-    <w:lsdException w:name="Light List" w:semiHidden="0" w:uiPriority="61" w:unhideWhenUsed="0"/>
-    <w:lsdException w:name="Light Grid" w:semiHidden="0" w:uiPriority="62" w:unhideWhenUsed="0"/>
-    <w:lsdException w:name="Medium Shading 1" w:semiHidden="0" w:uiPriority="63" w:unhideWhenUsed="0"/>
-    <w:lsdException w:name="Medium Shading 2" w:semiHidden="0" w:uiPriority="64" w:unhideWhenUsed="0"/>
-    <w:lsdException w:name="Medium List 1" w:semiHidden="0" w:uiPriority="65" w:unhideWhenUsed="0"/>
-    <w:lsdException w:name="Medium List 2" w:semiHidden="0" w:uiPriority="66" w:unhideWhenUsed="0"/>
-    <w:lsdException w:name="Medium Grid 1" w:semiHidden="0" w:uiPriority="67" w:unhideWhenUsed="0"/>
-    <w:lsdException w:name="Medium Grid 2" w:semiHidden="0" w:uiPriority="68" w:unhideWhenUsed="0"/>
-    <w:lsdException w:name="Medium Grid 3" w:semiHidden="0" w:uiPriority="69" w:unhideWhenUsed="0"/>
-    <w:lsdException w:name="Dark List" w:semiHidden="0" w:uiPriority="70" w:unhideWhenUsed="0"/>
-    <w:lsdException w:name="Colorful Shading" w:semiHidden="0" w:uiPriority="71" w:unhideWhenUsed="0"/>
-    <w:lsdException w:name="Colorful List" w:semiHidden="0" w:uiPriority="72" w:unhideWhenUsed="0"/>
-    <w:lsdException w:name="Colorful Grid" w:semiHidden="0" w:uiPriority="73" w:unhideWhenUsed="0"/>
-    <w:lsdException w:name="Light Shading Accent 1" w:semiHidden="0" w:uiPriority="60" w:unhideWhenUsed="0"/>
-    <w:lsdException w:name="Light List Accent 1" w:semiHidden="0" w:uiPriority="61" w:unhideWhenUsed="0"/>
-    <w:lsdException w:name="Light Grid Accent 1" w:semiHidden="0" w:uiPriority="62" w:unhideWhenUsed="0"/>
-    <w:lsdException w:name="Medium Shading 1 Accent 1" w:semiHidden="0" w:uiPriority="63" w:unhideWhenUsed="0"/>
-    <w:lsdException w:name="Medium Shading 2 Accent 1" w:semiHidden="0" w:uiPriority="64" w:unhideWhenUsed="0"/>
-    <w:lsdException w:name="Medium List 1 Accent 1" w:semiHidden="0" w:uiPriority="65" w:unhideWhenUsed="0"/>
-    <w:lsdException w:name="Medium List 2 Accent 1" w:semiHidden="0" w:uiPriority="66" w:unhideWhenUsed="0"/>
-    <w:lsdException w:name="Medium Grid 1 Accent 1" w:semiHidden="0" w:uiPriority="67" w:unhideWhenUsed="0"/>
-    <w:lsdException w:name="Medium Grid 2 Accent 1" w:semiHidden="0" w:uiPriority="68" w:unhideWhenUsed="0"/>
-    <w:lsdException w:name="Medium Grid 3 Accent 1" w:semiHidden="0" w:uiPriority="69" w:unhideWhenUsed="0"/>
-    <w:lsdException w:name="Dark List Accent 1" w:semiHidden="0" w:uiPriority="70" w:unhideWhenUsed="0"/>
-    <w:lsdException w:name="Colorful Shading Accent 1" w:semiHidden="0" w:uiPriority="71" w:unhideWhenUsed="0"/>
-    <w:lsdException w:name="Colorful List Accent 1" w:semiHidden="0" w:uiPriority="72" w:unhideWhenUsed="0"/>
-    <w:lsdException w:name="Colorful Grid Accent 1" w:semiHidden="0" w:uiPriority="73" w:unhideWhenUsed="0"/>
-    <w:lsdException w:name="Light Shading Accent 2" w:semiHidden="0" w:uiPriority="60" w:unhideWhenUsed="0"/>
-    <w:lsdException w:name="Light List Accent 2" w:semiHidden="0" w:uiPriority="61" w:unhideWhenUsed="0"/>
-    <w:lsdException w:name="Light Grid Accent 2" w:semiHidden="0" w:uiPriority="62" w:unhideWhenUsed="0"/>
-    <w:lsdException w:name="Medium Shading 1 Accent 2" w:semiHidden="0" w:uiPriority="63" w:unhideWhenUsed="0"/>
-    <w:lsdException w:name="Medium Shading 2 Accent 2" w:semiHidden="0" w:uiPriority="64" w:unhideWhenUsed="0"/>
-    <w:lsdException w:name="Medium List 1 Accent 2" w:semiHidden="0" w:uiPriority="65" w:unhideWhenUsed="0"/>
-    <w:lsdException w:name="Medium List 2 Accent 2" w:semiHidden="0" w:uiPriority="66" w:unhideWhenUsed="0"/>
-    <w:lsdException w:name="Medium Grid 1 Accent 2" w:semiHidden="0" w:uiPriority="67" w:unhideWhenUsed="0"/>
-    <w:lsdException w:name="Medium Grid 2 Accent 2" w:semiHidden="0" w:uiPriority="68" w:unhideWhenUsed="0"/>
-    <w:lsdException w:name="Medium Grid 3 Accent 2" w:semiHidden="0" w:uiPriority="69" w:unhideWhenUsed="0"/>
-    <w:lsdException w:name="Dark List Accent 2" w:semiHidden="0" w:uiPriority="70" w:unhideWhenUsed="0"/>
-    <w:lsdException w:name="Colorful Shading Accent 2" w:semiHidden="0" w:uiPriority="71" w:unhideWhenUsed="0"/>
-    <w:lsdException w:name="Colorful List Accent 2" w:semiHidden="0" w:uiPriority="72" w:unhideWhenUsed="0"/>
-    <w:lsdException w:name="Colorful Grid Accent 2" w:semiHidden="0" w:uiPriority="73" w:unhideWhenUsed="0"/>
-    <w:lsdException w:name="Light Shading Accent 3" w:semiHidden="0" w:uiPriority="60" w:unhideWhenUsed="0"/>
-    <w:lsdException w:name="Light List Accent 3" w:semiHidden="0" w:uiPriority="61" w:unhideWhenUsed="0"/>
-    <w:lsdException w:name="Light Grid Accent 3" w:semiHidden="0" w:uiPriority="62" w:unhideWhenUsed="0"/>
-    <w:lsdException w:name="Medium Shading 1 Accent 3" w:semiHidden="0" w:uiPriority="63" w:unhideWhenUsed="0"/>
-    <w:lsdException w:name="Medium Shading 2 Accent 3" w:semiHidden="0" w:uiPriority="64" w:unhideWhenUsed="0"/>
-    <w:lsdException w:name="Medium List 1 Accent 3" w:semiHidden="0" w:uiPriority="65" w:unhideWhenUsed="0"/>
-    <w:lsdException w:name="Medium List 2 Accent 3" w:semiHidden="0" w:uiPriority="66" w:unhideWhenUsed="0"/>
-    <w:lsdException w:name="Medium Grid 1 Accent 3" w:semiHidden="0" w:uiPriority="67" w:unhideWhenUsed="0"/>
-    <w:lsdException w:name="Medium Grid 2 Accent 3" w:semiHidden="0" w:uiPriority="68" w:unhideWhenUsed="0"/>
-    <w:lsdException w:name="Medium Grid 3 Accent 3" w:semiHidden="0" w:uiPriority="69" w:unhideWhenUsed="0"/>
-    <w:lsdException w:name="Dark List Accent 3" w:semiHidden="0" w:uiPriority="70" w:unhideWhenUsed="0"/>
-    <w:lsdException w:name="Colorful Shading Accent 3" w:semiHidden="0" w:uiPriority="71" w:unhideWhenUsed="0"/>
-    <w:lsdException w:name="Colorful List Accent 3" w:semiHidden="0" w:uiPriority="72" w:unhideWhenUsed="0"/>
-    <w:lsdException w:name="Colorful Grid Accent 3" w:semiHidden="0" w:uiPriority="73" w:unhideWhenUsed="0"/>
-    <w:lsdException w:name="Light Shading Accent 4" w:semiHidden="0" w:uiPriority="60" w:unhideWhenUsed="0"/>
-    <w:lsdException w:name="Light List Accent 4" w:semiHidden="0" w:uiPriority="61" w:unhideWhenUsed="0"/>
-    <w:lsdException w:name="Light Grid Accent 4" w:semiHidden="0" w:uiPriority="62" w:unhideWhenUsed="0"/>
-    <w:lsdException w:name="Medium Shading 1 Accent 4" w:semiHidden="0" w:uiPriority="63" w:unhideWhenUsed="0"/>
-    <w:lsdException w:name="Medium Shading 2 Accent 4" w:semiHidden="0" w:uiPriority="64" w:unhideWhenUsed="0"/>
-    <w:lsdException w:name="Medium List 1 Accent 4" w:semiHidden="0" w:uiPriority="65" w:unhideWhenUsed="0"/>
-    <w:lsdException w:name="Medium List 2 Accent 4" w:semiHidden="0" w:uiPriority="66" w:unhideWhenUsed="0"/>
-    <w:lsdException w:name="Medium Grid 1 Accent 4" w:semiHidden="0" w:uiPriority="67" w:unhideWhenUsed="0"/>
-    <w:lsdException w:name="Medium Grid 2 Accent 4" w:semiHidden="0" w:uiPriority="68" w:unhideWhenUsed="0"/>
-    <w:lsdException w:name="Medium Grid 3 Accent 4" w:semiHidden="0" w:uiPriority="69" w:unhideWhenUsed="0"/>
-    <w:lsdException w:name="Dark List Accent 4" w:semiHidden="0" w:uiPriority="70" w:unhideWhenUsed="0"/>
-    <w:lsdException w:name="Colorful Shading Accent 4" w:semiHidden="0" w:uiPriority="71" w:unhideWhenUsed="0"/>
-    <w:lsdException w:name="Colorful List Accent 4" w:semiHidden="0" w:uiPriority="72" w:unhideWhenUsed="0"/>
-    <w:lsdException w:name="Colorful Grid Accent 4" w:semiHidden="0" w:uiPriority="73" w:unhideWhenUsed="0"/>
-    <w:lsdException w:name="Light Shading Accent 5" w:semiHidden="0" w:uiPriority="60" w:unhideWhenUsed="0"/>
-    <w:lsdException w:name="Light List Accent 5" w:semiHidden="0" w:uiPriority="61" w:unhideWhenUsed="0"/>
-    <w:lsdException w:name="Light Grid Accent 5" w:semiHidden="0" w:uiPriority="62" w:unhideWhenUsed="0"/>
-    <w:lsdException w:name="Medium Shading 1 Accent 5" w:semiHidden="0" w:uiPriority="63" w:unhideWhenUsed="0"/>
-    <w:lsdException w:name="Medium Shading 2 Accent 5" w:semiHidden="0" w:uiPriority="64" w:unhideWhenUsed="0"/>
-    <w:lsdException w:name="Medium List 1 Accent 5" w:semiHidden="0" w:uiPriority="65" w:unhideWhenUsed="0"/>
-    <w:lsdException w:name="Medium List 2 Accent 5" w:semiHidden="0" w:uiPriority="66" w:unhideWhenUsed="0"/>
-    <w:lsdException w:name="Medium Grid 1 Accent 5" w:semiHidden="0" w:uiPriority="67" w:unhideWhenUsed="0"/>
-    <w:lsdException w:name="Medium Grid 2 Accent 5" w:semiHidden="0" w:uiPriority="68" w:unhideWhenUsed="0"/>
-    <w:lsdException w:name="Medium Grid 3 Accent 5" w:semiHidden="0" w:uiPriority="69" w:unhideWhenUsed="0"/>
-    <w:lsdException w:name="Dark List Accent 5" w:semiHidden="0" w:uiPriority="70" w:unhideWhenUsed="0"/>
-    <w:lsdException w:name="Colorful Shading Accent 5" w:semiHidden="0" w:uiPriority="71" w:unhideWhenUsed="0"/>
-    <w:lsdException w:name="Colorful List Accent 5" w:semiHidden="0" w:uiPriority="72" w:unhideWhenUsed="0"/>
-    <w:lsdException w:name="Colorful Grid Accent 5" w:semiHidden="0" w:uiPriority="73" w:unhideWhenUsed="0"/>
-    <w:lsdException w:name="Light Shading Accent 6" w:semiHidden="0" w:uiPriority="60" w:unhideWhenUsed="0"/>
-    <w:lsdException w:name="Light List Accent 6" w:semiHidden="0" w:uiPriority="61" w:unhideWhenUsed="0"/>
-    <w:lsdException w:name="Light Grid Accent 6" w:semiHidden="0" w:uiPriority="62" w:unhideWhenUsed="0"/>
-    <w:lsdException w:name="Medium Shading 1 Accent 6" w:semiHidden="0" w:uiPriority="63" w:unhideWhenUsed="0"/>
-    <w:lsdException w:name="Medium Shading 2 Accent 6" w:semiHidden="0" w:uiPriority="64" w:unhideWhenUsed="0"/>
-    <w:lsdException w:name="Medium List 1 Accent 6" w:semiHidden="0" w:uiPriority="65" w:unhideWhenUsed="0"/>
-    <w:lsdException w:name="Medium List 2 Accent 6" w:semiHidden="0" w:uiPriority="66" w:unhideWhenUsed="0"/>
-    <w:lsdException w:name="Medium Grid 1 Accent 6" w:semiHidden="0" w:uiPriority="67" w:unhideWhenUsed="0"/>
-    <w:lsdException w:name="Medium Grid 2 Accent 6" w:semiHidden="0" w:uiPriority="68" w:unhideWhenUsed="0"/>
-    <w:lsdException w:name="Medium Grid 3 Accent 6" w:semiHidden="0" w:uiPriority="69" w:unhideWhenUsed="0"/>
-    <w:lsdException w:name="Dark List Accent 6" w:semiHidden="0" w:uiPriority="70" w:unhideWhenUsed="0"/>
-    <w:lsdException w:name="Colorful Shading Accent 6" w:semiHidden="0" w:uiPriority="71" w:unhideWhenUsed="0"/>
-    <w:lsdException w:name="Colorful List Accent 6" w:semiHidden="0" w:uiPriority="72" w:unhideWhenUsed="0"/>
-    <w:lsdException w:name="Colorful Grid Accent 6" w:semiHidden="0" w:uiPriority="73" w:unhideWhenUsed="0"/>
+  <w:latentStyles w:count="260" w:defQFormat="0" w:defUnhideWhenUsed="1" w:defSemiHidden="1" w:defUIPriority="99" w:defLockedState="0">
+    <w:lsdException w:qFormat="1" w:unhideWhenUsed="0" w:uiPriority="0" w:semiHidden="0" w:name="Normal"/>
+    <w:lsdException w:qFormat="1" w:unhideWhenUsed="0" w:uiPriority="0" w:semiHidden="0" w:name="heading 1"/>
+    <w:lsdException w:qFormat="1" w:uiPriority="0" w:semiHidden="0" w:name="heading 2"/>
+    <w:lsdException w:qFormat="1" w:uiPriority="0" w:name="heading 3"/>
+    <w:lsdException w:qFormat="1" w:uiPriority="0" w:semiHidden="0" w:name="heading 4"/>
+    <w:lsdException w:qFormat="1" w:uiPriority="0" w:name="heading 5"/>
+    <w:lsdException w:qFormat="1" w:uiPriority="0" w:name="heading 6"/>
+    <w:lsdException w:qFormat="1" w:uiPriority="0" w:name="heading 7"/>
+    <w:lsdException w:qFormat="1" w:uiPriority="0" w:name="heading 8"/>
+    <w:lsdException w:qFormat="1" w:uiPriority="0" w:name="heading 9"/>
+    <w:lsdException w:unhideWhenUsed="0" w:uiPriority="0" w:semiHidden="0" w:name="index 1"/>
+    <w:lsdException w:unhideWhenUsed="0" w:uiPriority="0" w:semiHidden="0" w:name="index 2"/>
+    <w:lsdException w:unhideWhenUsed="0" w:uiPriority="0" w:semiHidden="0" w:name="index 3"/>
+    <w:lsdException w:unhideWhenUsed="0" w:uiPriority="0" w:semiHidden="0" w:name="index 4"/>
+    <w:lsdException w:unhideWhenUsed="0" w:uiPriority="0" w:semiHidden="0" w:name="index 5"/>
+    <w:lsdException w:unhideWhenUsed="0" w:uiPriority="0" w:semiHidden="0" w:name="index 6"/>
+    <w:lsdException w:unhideWhenUsed="0" w:uiPriority="0" w:semiHidden="0" w:name="index 7"/>
+    <w:lsdException w:unhideWhenUsed="0" w:uiPriority="0" w:semiHidden="0" w:name="index 8"/>
+    <w:lsdException w:unhideWhenUsed="0" w:uiPriority="0" w:semiHidden="0" w:name="index 9"/>
+    <w:lsdException w:qFormat="1" w:unhideWhenUsed="0" w:uiPriority="0" w:semiHidden="0" w:name="toc 1"/>
+    <w:lsdException w:qFormat="1" w:unhideWhenUsed="0" w:uiPriority="0" w:semiHidden="0" w:name="toc 2"/>
+    <w:lsdException w:qFormat="1" w:unhideWhenUsed="0" w:uiPriority="0" w:semiHidden="0" w:name="toc 3"/>
+    <w:lsdException w:unhideWhenUsed="0" w:uiPriority="0" w:semiHidden="0" w:name="toc 4"/>
+    <w:lsdException w:unhideWhenUsed="0" w:uiPriority="0" w:semiHidden="0" w:name="toc 5"/>
+    <w:lsdException w:unhideWhenUsed="0" w:uiPriority="0" w:semiHidden="0" w:name="toc 6"/>
+    <w:lsdException w:unhideWhenUsed="0" w:uiPriority="0" w:semiHidden="0" w:name="toc 7"/>
+    <w:lsdException w:unhideWhenUsed="0" w:uiPriority="0" w:semiHidden="0" w:name="toc 8"/>
+    <w:lsdException w:unhideWhenUsed="0" w:uiPriority="0" w:semiHidden="0" w:name="toc 9"/>
+    <w:lsdException w:unhideWhenUsed="0" w:uiPriority="0" w:semiHidden="0" w:name="Normal Indent"/>
+    <w:lsdException w:unhideWhenUsed="0" w:uiPriority="0" w:semiHidden="0" w:name="footnote text"/>
+    <w:lsdException w:qFormat="1" w:unhideWhenUsed="0" w:uiPriority="0" w:semiHidden="0" w:name="annotation text"/>
+    <w:lsdException w:qFormat="1" w:unhideWhenUsed="0" w:uiPriority="0" w:semiHidden="0" w:name="header"/>
+    <w:lsdException w:qFormat="1" w:unhideWhenUsed="0" w:uiPriority="0" w:semiHidden="0" w:name="footer"/>
+    <w:lsdException w:unhideWhenUsed="0" w:uiPriority="0" w:semiHidden="0" w:name="index heading"/>
+    <w:lsdException w:qFormat="1" w:uiPriority="0" w:name="caption"/>
+    <w:lsdException w:unhideWhenUsed="0" w:uiPriority="0" w:semiHidden="0" w:name="table of figures"/>
+    <w:lsdException w:unhideWhenUsed="0" w:uiPriority="0" w:semiHidden="0" w:name="envelope address"/>
+    <w:lsdException w:unhideWhenUsed="0" w:uiPriority="0" w:semiHidden="0" w:name="envelope return"/>
+    <w:lsdException w:unhideWhenUsed="0" w:uiPriority="0" w:semiHidden="0" w:name="footnote reference"/>
+    <w:lsdException w:unhideWhenUsed="0" w:uiPriority="0" w:semiHidden="0" w:name="annotation reference"/>
+    <w:lsdException w:unhideWhenUsed="0" w:uiPriority="0" w:semiHidden="0" w:name="line number"/>
+    <w:lsdException w:unhideWhenUsed="0" w:uiPriority="0" w:semiHidden="0" w:name="page number"/>
+    <w:lsdException w:unhideWhenUsed="0" w:uiPriority="0" w:semiHidden="0" w:name="endnote reference"/>
+    <w:lsdException w:unhideWhenUsed="0" w:uiPriority="0" w:semiHidden="0" w:name="endnote text"/>
+    <w:lsdException w:unhideWhenUsed="0" w:uiPriority="0" w:semiHidden="0" w:name="table of authorities"/>
+    <w:lsdException w:unhideWhenUsed="0" w:uiPriority="0" w:semiHidden="0" w:name="macro"/>
+    <w:lsdException w:unhideWhenUsed="0" w:uiPriority="0" w:semiHidden="0" w:name="toa heading"/>
+    <w:lsdException w:unhideWhenUsed="0" w:uiPriority="0" w:semiHidden="0" w:name="List"/>
+    <w:lsdException w:unhideWhenUsed="0" w:uiPriority="0" w:semiHidden="0" w:name="List Bullet"/>
+    <w:lsdException w:unhideWhenUsed="0" w:uiPriority="0" w:semiHidden="0" w:name="List Number"/>
+    <w:lsdException w:unhideWhenUsed="0" w:uiPriority="0" w:semiHidden="0" w:name="List 2"/>
+    <w:lsdException w:unhideWhenUsed="0" w:uiPriority="0" w:semiHidden="0" w:name="List 3"/>
+    <w:lsdException w:unhideWhenUsed="0" w:uiPriority="0" w:semiHidden="0" w:name="List 4"/>
+    <w:lsdException w:unhideWhenUsed="0" w:uiPriority="0" w:semiHidden="0" w:name="List 5"/>
+    <w:lsdException w:unhideWhenUsed="0" w:uiPriority="0" w:semiHidden="0" w:name="List Bullet 2"/>
+    <w:lsdException w:unhideWhenUsed="0" w:uiPriority="0" w:semiHidden="0" w:name="List Bullet 3"/>
+    <w:lsdException w:unhideWhenUsed="0" w:uiPriority="0" w:semiHidden="0" w:name="List Bullet 4"/>
+    <w:lsdException w:unhideWhenUsed="0" w:uiPriority="0" w:semiHidden="0" w:name="List Bullet 5"/>
+    <w:lsdException w:unhideWhenUsed="0" w:uiPriority="0" w:semiHidden="0" w:name="List Number 2"/>
+    <w:lsdException w:unhideWhenUsed="0" w:uiPriority="0" w:semiHidden="0" w:name="List Number 3"/>
+    <w:lsdException w:unhideWhenUsed="0" w:uiPriority="0" w:semiHidden="0" w:name="List Number 4"/>
+    <w:lsdException w:unhideWhenUsed="0" w:uiPriority="0" w:semiHidden="0" w:name="List Number 5"/>
+    <w:lsdException w:qFormat="1" w:unhideWhenUsed="0" w:uiPriority="0" w:semiHidden="0" w:name="Title"/>
+    <w:lsdException w:unhideWhenUsed="0" w:uiPriority="0" w:semiHidden="0" w:name="Closing"/>
+    <w:lsdException w:unhideWhenUsed="0" w:uiPriority="0" w:semiHidden="0" w:name="Signature"/>
+    <w:lsdException w:qFormat="1" w:unhideWhenUsed="0" w:uiPriority="0" w:name="Default Paragraph Font"/>
+    <w:lsdException w:qFormat="1" w:unhideWhenUsed="0" w:uiPriority="0" w:name="Body Text"/>
+    <w:lsdException w:unhideWhenUsed="0" w:uiPriority="0" w:semiHidden="0" w:name="Body Text Indent"/>
+    <w:lsdException w:unhideWhenUsed="0" w:uiPriority="0" w:semiHidden="0" w:name="List Continue"/>
+    <w:lsdException w:unhideWhenUsed="0" w:uiPriority="0" w:semiHidden="0" w:name="List Continue 2"/>
+    <w:lsdException w:unhideWhenUsed="0" w:uiPriority="0" w:semiHidden="0" w:name="List Continue 3"/>
+    <w:lsdException w:unhideWhenUsed="0" w:uiPriority="0" w:semiHidden="0" w:name="List Continue 4"/>
+    <w:lsdException w:unhideWhenUsed="0" w:uiPriority="0" w:semiHidden="0" w:name="List Continue 5"/>
+    <w:lsdException w:unhideWhenUsed="0" w:uiPriority="0" w:semiHidden="0" w:name="Message Header"/>
+    <w:lsdException w:qFormat="1" w:unhideWhenUsed="0" w:uiPriority="0" w:semiHidden="0" w:name="Subtitle"/>
+    <w:lsdException w:unhideWhenUsed="0" w:uiPriority="0" w:semiHidden="0" w:name="Salutation"/>
+    <w:lsdException w:unhideWhenUsed="0" w:uiPriority="0" w:semiHidden="0" w:name="Date"/>
+    <w:lsdException w:unhideWhenUsed="0" w:uiPriority="0" w:semiHidden="0" w:name="Body Text First Indent"/>
+    <w:lsdException w:unhideWhenUsed="0" w:uiPriority="0" w:semiHidden="0" w:name="Body Text First Indent 2"/>
+    <w:lsdException w:uiPriority="99" w:name="Note Heading"/>
+    <w:lsdException w:unhideWhenUsed="0" w:uiPriority="0" w:semiHidden="0" w:name="Body Text 2"/>
+    <w:lsdException w:unhideWhenUsed="0" w:uiPriority="0" w:semiHidden="0" w:name="Body Text 3"/>
+    <w:lsdException w:unhideWhenUsed="0" w:uiPriority="0" w:semiHidden="0" w:name="Body Text Indent 2"/>
+    <w:lsdException w:unhideWhenUsed="0" w:uiPriority="0" w:semiHidden="0" w:name="Body Text Indent 3"/>
+    <w:lsdException w:unhideWhenUsed="0" w:uiPriority="0" w:semiHidden="0" w:name="Block Text"/>
+    <w:lsdException w:unhideWhenUsed="0" w:uiPriority="0" w:semiHidden="0" w:name="Hyperlink"/>
+    <w:lsdException w:unhideWhenUsed="0" w:uiPriority="0" w:semiHidden="0" w:name="FollowedHyperlink"/>
+    <w:lsdException w:qFormat="1" w:unhideWhenUsed="0" w:uiPriority="0" w:semiHidden="0" w:name="Strong"/>
+    <w:lsdException w:qFormat="1" w:unhideWhenUsed="0" w:uiPriority="0" w:semiHidden="0" w:name="Emphasis"/>
+    <w:lsdException w:unhideWhenUsed="0" w:uiPriority="0" w:semiHidden="0" w:name="Document Map"/>
+    <w:lsdException w:unhideWhenUsed="0" w:uiPriority="0" w:semiHidden="0" w:name="Plain Text"/>
+    <w:lsdException w:unhideWhenUsed="0" w:uiPriority="0" w:semiHidden="0" w:name="E-mail Signature"/>
+    <w:lsdException w:qFormat="1" w:unhideWhenUsed="0" w:uiPriority="0" w:semiHidden="0" w:name="Normal (Web)"/>
+    <w:lsdException w:unhideWhenUsed="0" w:uiPriority="0" w:semiHidden="0" w:name="HTML Acronym"/>
+    <w:lsdException w:unhideWhenUsed="0" w:uiPriority="0" w:semiHidden="0" w:name="HTML Address"/>
+    <w:lsdException w:unhideWhenUsed="0" w:uiPriority="0" w:semiHidden="0" w:name="HTML Cite"/>
+    <w:lsdException w:unhideWhenUsed="0" w:uiPriority="0" w:semiHidden="0" w:name="HTML Code"/>
+    <w:lsdException w:unhideWhenUsed="0" w:uiPriority="0" w:semiHidden="0" w:name="HTML Definition"/>
+    <w:lsdException w:unhideWhenUsed="0" w:uiPriority="0" w:semiHidden="0" w:name="HTML Keyboard"/>
+    <w:lsdException w:unhideWhenUsed="0" w:uiPriority="0" w:semiHidden="0" w:name="HTML Preformatted"/>
+    <w:lsdException w:unhideWhenUsed="0" w:uiPriority="0" w:semiHidden="0" w:name="HTML Sample"/>
+    <w:lsdException w:unhideWhenUsed="0" w:uiPriority="0" w:semiHidden="0" w:name="HTML Typewriter"/>
+    <w:lsdException w:unhideWhenUsed="0" w:uiPriority="0" w:semiHidden="0" w:name="HTML Variable"/>
+    <w:lsdException w:qFormat="1" w:unhideWhenUsed="0" w:uiPriority="0" w:name="Normal Table"/>
+    <w:lsdException w:unhideWhenUsed="0" w:uiPriority="0" w:semiHidden="0" w:name="annotation subject"/>
+    <w:lsdException w:unhideWhenUsed="0" w:uiPriority="0" w:semiHidden="0" w:name="Table Simple 1"/>
+    <w:lsdException w:unhideWhenUsed="0" w:uiPriority="0" w:semiHidden="0" w:name="Table Simple 2"/>
+    <w:lsdException w:unhideWhenUsed="0" w:uiPriority="0" w:semiHidden="0" w:name="Table Simple 3"/>
+    <w:lsdException w:unhideWhenUsed="0" w:uiPriority="0" w:semiHidden="0" w:name="Table Classic 1"/>
+    <w:lsdException w:unhideWhenUsed="0" w:uiPriority="0" w:semiHidden="0" w:name="Table Classic 2"/>
+    <w:lsdException w:unhideWhenUsed="0" w:uiPriority="0" w:semiHidden="0" w:name="Table Classic 3"/>
+    <w:lsdException w:unhideWhenUsed="0" w:uiPriority="0" w:semiHidden="0" w:name="Table Classic 4"/>
+    <w:lsdException w:unhideWhenUsed="0" w:uiPriority="0" w:semiHidden="0" w:name="Table Colorful 1"/>
+    <w:lsdException w:unhideWhenUsed="0" w:uiPriority="0" w:semiHidden="0" w:name="Table Colorful 2"/>
+    <w:lsdException w:unhideWhenUsed="0" w:uiPriority="0" w:semiHidden="0" w:name="Table Colorful 3"/>
+    <w:lsdException w:unhideWhenUsed="0" w:uiPriority="0" w:semiHidden="0" w:name="Table Columns 1"/>
+    <w:lsdException w:unhideWhenUsed="0" w:uiPriority="0" w:semiHidden="0" w:name="Table Columns 2"/>
+    <w:lsdException w:unhideWhenUsed="0" w:uiPriority="0" w:semiHidden="0" w:name="Table Columns 3"/>
+    <w:lsdException w:unhideWhenUsed="0" w:uiPriority="0" w:semiHidden="0" w:name="Table Columns 4"/>
+    <w:lsdException w:unhideWhenUsed="0" w:uiPriority="0" w:semiHidden="0" w:name="Table Columns 5"/>
+    <w:lsdException w:unhideWhenUsed="0" w:uiPriority="0" w:semiHidden="0" w:name="Table Grid 1"/>
+    <w:lsdException w:unhideWhenUsed="0" w:uiPriority="0" w:semiHidden="0" w:name="Table Grid 2"/>
+    <w:lsdException w:unhideWhenUsed="0" w:uiPriority="0" w:semiHidden="0" w:name="Table Grid 3"/>
+    <w:lsdException w:unhideWhenUsed="0" w:uiPriority="0" w:semiHidden="0" w:name="Table Grid 4"/>
+    <w:lsdException w:unhideWhenUsed="0" w:uiPriority="0" w:semiHidden="0" w:name="Table Grid 5"/>
+    <w:lsdException w:unhideWhenUsed="0" w:uiPriority="0" w:semiHidden="0" w:name="Table Grid 6"/>
+    <w:lsdException w:unhideWhenUsed="0" w:uiPriority="0" w:semiHidden="0" w:name="Table Grid 7"/>
+    <w:lsdException w:unhideWhenUsed="0" w:uiPriority="0" w:semiHidden="0" w:name="Table Grid 8"/>
+    <w:lsdException w:unhideWhenUsed="0" w:uiPriority="0" w:semiHidden="0" w:name="Table List 1"/>
+    <w:lsdException w:unhideWhenUsed="0" w:uiPriority="0" w:semiHidden="0" w:name="Table List 2"/>
+    <w:lsdException w:unhideWhenUsed="0" w:uiPriority="0" w:semiHidden="0" w:name="Table List 3"/>
+    <w:lsdException w:unhideWhenUsed="0" w:uiPriority="0" w:semiHidden="0" w:name="Table List 4"/>
+    <w:lsdException w:unhideWhenUsed="0" w:uiPriority="0" w:semiHidden="0" w:name="Table List 5"/>
+    <w:lsdException w:unhideWhenUsed="0" w:uiPriority="0" w:semiHidden="0" w:name="Table List 6"/>
+    <w:lsdException w:unhideWhenUsed="0" w:uiPriority="0" w:semiHidden="0" w:name="Table List 7"/>
+    <w:lsdException w:unhideWhenUsed="0" w:uiPriority="0" w:semiHidden="0" w:name="Table List 8"/>
+    <w:lsdException w:unhideWhenUsed="0" w:uiPriority="0" w:semiHidden="0" w:name="Table 3D effects 1"/>
+    <w:lsdException w:unhideWhenUsed="0" w:uiPriority="0" w:semiHidden="0" w:name="Table 3D effects 2"/>
+    <w:lsdException w:unhideWhenUsed="0" w:uiPriority="0" w:semiHidden="0" w:name="Table 3D effects 3"/>
+    <w:lsdException w:unhideWhenUsed="0" w:uiPriority="0" w:semiHidden="0" w:name="Table Contemporary"/>
+    <w:lsdException w:unhideWhenUsed="0" w:uiPriority="0" w:semiHidden="0" w:name="Table Elegant"/>
+    <w:lsdException w:unhideWhenUsed="0" w:uiPriority="0" w:semiHidden="0" w:name="Table Professional"/>
+    <w:lsdException w:unhideWhenUsed="0" w:uiPriority="0" w:semiHidden="0" w:name="Table Subtle 1"/>
+    <w:lsdException w:unhideWhenUsed="0" w:uiPriority="0" w:semiHidden="0" w:name="Table Subtle 2"/>
+    <w:lsdException w:unhideWhenUsed="0" w:uiPriority="0" w:semiHidden="0" w:name="Table Web 1"/>
+    <w:lsdException w:unhideWhenUsed="0" w:uiPriority="0" w:semiHidden="0" w:name="Table Web 2"/>
+    <w:lsdException w:unhideWhenUsed="0" w:uiPriority="0" w:semiHidden="0" w:name="Table Web 3"/>
+    <w:lsdException w:unhideWhenUsed="0" w:uiPriority="0" w:semiHidden="0" w:name="Balloon Text"/>
+    <w:lsdException w:qFormat="1" w:unhideWhenUsed="0" w:uiPriority="0" w:semiHidden="0" w:name="Table Grid"/>
+    <w:lsdException w:unhideWhenUsed="0" w:uiPriority="0" w:semiHidden="0" w:name="Table Theme"/>
+    <w:lsdException w:unhideWhenUsed="0" w:uiPriority="60" w:semiHidden="0" w:name="Light Shading"/>
+    <w:lsdException w:unhideWhenUsed="0" w:uiPriority="61" w:semiHidden="0" w:name="Light List"/>
+    <w:lsdException w:unhideWhenUsed="0" w:uiPriority="62" w:semiHidden="0" w:name="Light Grid"/>
+    <w:lsdException w:unhideWhenUsed="0" w:uiPriority="63" w:semiHidden="0" w:name="Medium Shading 1"/>
+    <w:lsdException w:unhideWhenUsed="0" w:uiPriority="64" w:semiHidden="0" w:name="Medium Shading 2"/>
+    <w:lsdException w:unhideWhenUsed="0" w:uiPriority="65" w:semiHidden="0" w:name="Medium List 1"/>
+    <w:lsdException w:unhideWhenUsed="0" w:uiPriority="66" w:semiHidden="0" w:name="Medium List 2"/>
+    <w:lsdException w:unhideWhenUsed="0" w:uiPriority="67" w:semiHidden="0" w:name="Medium Grid 1"/>
+    <w:lsdException w:unhideWhenUsed="0" w:uiPriority="68" w:semiHidden="0" w:name="Medium Grid 2"/>
+    <w:lsdException w:unhideWhenUsed="0" w:uiPriority="69" w:semiHidden="0" w:name="Medium Grid 3"/>
+    <w:lsdException w:unhideWhenUsed="0" w:uiPriority="70" w:semiHidden="0" w:name="Dark List"/>
+    <w:lsdException w:unhideWhenUsed="0" w:uiPriority="71" w:semiHidden="0" w:name="Colorful Shading"/>
+    <w:lsdException w:unhideWhenUsed="0" w:uiPriority="72" w:semiHidden="0" w:name="Colorful List"/>
+    <w:lsdException w:unhideWhenUsed="0" w:uiPriority="73" w:semiHidden="0" w:name="Colorful Grid"/>
+    <w:lsdException w:unhideWhenUsed="0" w:uiPriority="60" w:semiHidden="0" w:name="Light Shading Accent 1"/>
+    <w:lsdException w:unhideWhenUsed="0" w:uiPriority="61" w:semiHidden="0" w:name="Light List Accent 1"/>
+    <w:lsdException w:unhideWhenUsed="0" w:uiPriority="62" w:semiHidden="0" w:name="Light Grid Accent 1"/>
+    <w:lsdException w:unhideWhenUsed="0" w:uiPriority="63" w:semiHidden="0" w:name="Medium Shading 1 Accent 1"/>
+    <w:lsdException w:unhideWhenUsed="0" w:uiPriority="64" w:semiHidden="0" w:name="Medium Shading 2 Accent 1"/>
+    <w:lsdException w:unhideWhenUsed="0" w:uiPriority="65" w:semiHidden="0" w:name="Medium List 1 Accent 1"/>
+    <w:lsdException w:unhideWhenUsed="0" w:uiPriority="66" w:semiHidden="0" w:name="Medium List 2 Accent 1"/>
+    <w:lsdException w:unhideWhenUsed="0" w:uiPriority="67" w:semiHidden="0" w:name="Medium Grid 1 Accent 1"/>
+    <w:lsdException w:unhideWhenUsed="0" w:uiPriority="68" w:semiHidden="0" w:name="Medium Grid 2 Accent 1"/>
+    <w:lsdException w:unhideWhenUsed="0" w:uiPriority="69" w:semiHidden="0" w:name="Medium Grid 3 Accent 1"/>
+    <w:lsdException w:unhideWhenUsed="0" w:uiPriority="70" w:semiHidden="0" w:name="Dark List Accent 1"/>
+    <w:lsdException w:unhideWhenUsed="0" w:uiPriority="71" w:semiHidden="0" w:name="Colorful Shading Accent 1"/>
+    <w:lsdException w:unhideWhenUsed="0" w:uiPriority="72" w:semiHidden="0" w:name="Colorful List Accent 1"/>
+    <w:lsdException w:unhideWhenUsed="0" w:uiPriority="73" w:semiHidden="0" w:name="Colorful Grid Accent 1"/>
+    <w:lsdException w:unhideWhenUsed="0" w:uiPriority="60" w:semiHidden="0" w:name="Light Shading Accent 2"/>
+    <w:lsdException w:unhideWhenUsed="0" w:uiPriority="61" w:semiHidden="0" w:name="Light List Accent 2"/>
+    <w:lsdException w:unhideWhenUsed="0" w:uiPriority="62" w:semiHidden="0" w:name="Light Grid Accent 2"/>
+    <w:lsdException w:unhideWhenUsed="0" w:uiPriority="63" w:semiHidden="0" w:name="Medium Shading 1 Accent 2"/>
+    <w:lsdException w:unhideWhenUsed="0" w:uiPriority="64" w:semiHidden="0" w:name="Medium Shading 2 Accent 2"/>
+    <w:lsdException w:unhideWhenUsed="0" w:uiPriority="65" w:semiHidden="0" w:name="Medium List 1 Accent 2"/>
+    <w:lsdException w:unhideWhenUsed="0" w:uiPriority="66" w:semiHidden="0" w:name="Medium List 2 Accent 2"/>
+    <w:lsdException w:unhideWhenUsed="0" w:uiPriority="67" w:semiHidden="0" w:name="Medium Grid 1 Accent 2"/>
+    <w:lsdException w:unhideWhenUsed="0" w:uiPriority="68" w:semiHidden="0" w:name="Medium Grid 2 Accent 2"/>
+    <w:lsdException w:unhideWhenUsed="0" w:uiPriority="69" w:semiHidden="0" w:name="Medium Grid 3 Accent 2"/>
+    <w:lsdException w:unhideWhenUsed="0" w:uiPriority="70" w:semiHidden="0" w:name="Dark List Accent 2"/>
+    <w:lsdException w:unhideWhenUsed="0" w:uiPriority="71" w:semiHidden="0" w:name="Colorful Shading Accent 2"/>
+    <w:lsdException w:unhideWhenUsed="0" w:uiPriority="72" w:semiHidden="0" w:name="Colorful List Accent 2"/>
+    <w:lsdException w:unhideWhenUsed="0" w:uiPriority="73" w:semiHidden="0" w:name="Colorful Grid Accent 2"/>
+    <w:lsdException w:unhideWhenUsed="0" w:uiPriority="60" w:semiHidden="0" w:name="Light Shading Accent 3"/>
+    <w:lsdException w:unhideWhenUsed="0" w:uiPriority="61" w:semiHidden="0" w:name="Light List Accent 3"/>
+    <w:lsdException w:unhideWhenUsed="0" w:uiPriority="62" w:semiHidden="0" w:name="Light Grid Accent 3"/>
+    <w:lsdException w:unhideWhenUsed="0" w:uiPriority="63" w:semiHidden="0" w:name="Medium Shading 1 Accent 3"/>
+    <w:lsdException w:unhideWhenUsed="0" w:uiPriority="64" w:semiHidden="0" w:name="Medium Shading 2 Accent 3"/>
+    <w:lsdException w:unhideWhenUsed="0" w:uiPriority="65" w:semiHidden="0" w:name="Medium List 1 Accent 3"/>
+    <w:lsdException w:unhideWhenUsed="0" w:uiPriority="66" w:semiHidden="0" w:name="Medium List 2 Accent 3"/>
+    <w:lsdException w:unhideWhenUsed="0" w:uiPriority="67" w:semiHidden="0" w:name="Medium Grid 1 Accent 3"/>
+    <w:lsdException w:unhideWhenUsed="0" w:uiPriority="68" w:semiHidden="0" w:name="Medium Grid 2 Accent 3"/>
+    <w:lsdException w:unhideWhenUsed="0" w:uiPriority="69" w:semiHidden="0" w:name="Medium Grid 3 Accent 3"/>
+    <w:lsdException w:unhideWhenUsed="0" w:uiPriority="70" w:semiHidden="0" w:name="Dark List Accent 3"/>
+    <w:lsdException w:unhideWhenUsed="0" w:uiPriority="71" w:semiHidden="0" w:name="Colorful Shading Accent 3"/>
+    <w:lsdException w:unhideWhenUsed="0" w:uiPriority="72" w:semiHidden="0" w:name="Colorful List Accent 3"/>
+    <w:lsdException w:unhideWhenUsed="0" w:uiPriority="73" w:semiHidden="0" w:name="Colorful Grid Accent 3"/>
+    <w:lsdException w:unhideWhenUsed="0" w:uiPriority="60" w:semiHidden="0" w:name="Light Shading Accent 4"/>
+    <w:lsdException w:unhideWhenUsed="0" w:uiPriority="61" w:semiHidden="0" w:name="Light List Accent 4"/>
+    <w:lsdException w:unhideWhenUsed="0" w:uiPriority="62" w:semiHidden="0" w:name="Light Grid Accent 4"/>
+    <w:lsdException w:unhideWhenUsed="0" w:uiPriority="63" w:semiHidden="0" w:name="Medium Shading 1 Accent 4"/>
+    <w:lsdException w:unhideWhenUsed="0" w:uiPriority="64" w:semiHidden="0" w:name="Medium Shading 2 Accent 4"/>
+    <w:lsdException w:unhideWhenUsed="0" w:uiPriority="65" w:semiHidden="0" w:name="Medium List 1 Accent 4"/>
+    <w:lsdException w:unhideWhenUsed="0" w:uiPriority="66" w:semiHidden="0" w:name="Medium List 2 Accent 4"/>
+    <w:lsdException w:unhideWhenUsed="0" w:uiPriority="67" w:semiHidden="0" w:name="Medium Grid 1 Accent 4"/>
+    <w:lsdException w:unhideWhenUsed="0" w:uiPriority="68" w:semiHidden="0" w:name="Medium Grid 2 Accent 4"/>
+    <w:lsdException w:unhideWhenUsed="0" w:uiPriority="69" w:semiHidden="0" w:name="Medium Grid 3 Accent 4"/>
+    <w:lsdException w:unhideWhenUsed="0" w:uiPriority="70" w:semiHidden="0" w:name="Dark List Accent 4"/>
+    <w:lsdException w:unhideWhenUsed="0" w:uiPriority="71" w:semiHidden="0" w:name="Colorful Shading Accent 4"/>
+    <w:lsdException w:unhideWhenUsed="0" w:uiPriority="72" w:semiHidden="0" w:name="Colorful List Accent 4"/>
+    <w:lsdException w:unhideWhenUsed="0" w:uiPriority="73" w:semiHidden="0" w:name="Colorful Grid Accent 4"/>
+    <w:lsdException w:unhideWhenUsed="0" w:uiPriority="60" w:semiHidden="0" w:name="Light Shading Accent 5"/>
+    <w:lsdException w:unhideWhenUsed="0" w:uiPriority="61" w:semiHidden="0" w:name="Light List Accent 5"/>
+    <w:lsdException w:unhideWhenUsed="0" w:uiPriority="62" w:semiHidden="0" w:name="Light Grid Accent 5"/>
+    <w:lsdException w:unhideWhenUsed="0" w:uiPriority="63" w:semiHidden="0" w:name="Medium Shading 1 Accent 5"/>
+    <w:lsdException w:unhideWhenUsed="0" w:uiPriority="64" w:semiHidden="0" w:name="Medium Shading 2 Accent 5"/>
+    <w:lsdException w:unhideWhenUsed="0" w:uiPriority="65" w:semiHidden="0" w:name="Medium List 1 Accent 5"/>
+    <w:lsdException w:unhideWhenUsed="0" w:uiPriority="66" w:semiHidden="0" w:name="Medium List 2 Accent 5"/>
+    <w:lsdException w:unhideWhenUsed="0" w:uiPriority="67" w:semiHidden="0" w:name="Medium Grid 1 Accent 5"/>
+    <w:lsdException w:unhideWhenUsed="0" w:uiPriority="68" w:semiHidden="0" w:name="Medium Grid 2 Accent 5"/>
+    <w:lsdException w:unhideWhenUsed="0" w:uiPriority="69" w:semiHidden="0" w:name="Medium Grid 3 Accent 5"/>
+    <w:lsdException w:unhideWhenUsed="0" w:uiPriority="70" w:semiHidden="0" w:name="Dark List Accent 5"/>
+    <w:lsdException w:unhideWhenUsed="0" w:uiPriority="71" w:semiHidden="0" w:name="Colorful Shading Accent 5"/>
+    <w:lsdException w:unhideWhenUsed="0" w:uiPriority="72" w:semiHidden="0" w:name="Colorful List Accent 5"/>
+    <w:lsdException w:unhideWhenUsed="0" w:uiPriority="73" w:semiHidden="0" w:name="Colorful Grid Accent 5"/>
+    <w:lsdException w:unhideWhenUsed="0" w:uiPriority="60" w:semiHidden="0" w:name="Light Shading Accent 6"/>
+    <w:lsdException w:unhideWhenUsed="0" w:uiPriority="61" w:semiHidden="0" w:name="Light List Accent 6"/>
+    <w:lsdException w:unhideWhenUsed="0" w:uiPriority="62" w:semiHidden="0" w:name="Light Grid Accent 6"/>
+    <w:lsdException w:unhideWhenUsed="0" w:uiPriority="63" w:semiHidden="0" w:name="Medium Shading 1 Accent 6"/>
+    <w:lsdException w:unhideWhenUsed="0" w:uiPriority="64" w:semiHidden="0" w:name="Medium Shading 2 Accent 6"/>
+    <w:lsdException w:unhideWhenUsed="0" w:uiPriority="65" w:semiHidden="0" w:name="Medium List 1 Accent 6"/>
+    <w:lsdException w:unhideWhenUsed="0" w:uiPriority="66" w:semiHidden="0" w:name="Medium List 2 Accent 6"/>
+    <w:lsdException w:unhideWhenUsed="0" w:uiPriority="67" w:semiHidden="0" w:name="Medium Grid 1 Accent 6"/>
+    <w:lsdException w:unhideWhenUsed="0" w:uiPriority="68" w:semiHidden="0" w:name="Medium Grid 2 Accent 6"/>
+    <w:lsdException w:unhideWhenUsed="0" w:uiPriority="69" w:semiHidden="0" w:name="Medium Grid 3 Accent 6"/>
+    <w:lsdException w:unhideWhenUsed="0" w:uiPriority="70" w:semiHidden="0" w:name="Dark List Accent 6"/>
+    <w:lsdException w:unhideWhenUsed="0" w:uiPriority="71" w:semiHidden="0" w:name="Colorful Shading Accent 6"/>
+    <w:lsdException w:unhideWhenUsed="0" w:uiPriority="72" w:semiHidden="0" w:name="Colorful List Accent 6"/>
+    <w:lsdException w:unhideWhenUsed="0" w:uiPriority="73" w:semiHidden="0" w:name="Colorful Grid Accent 6"/>
   </w:latentStyles>
-  <w:style w:type="paragraph" w:default="1" w:styleId="Normal">
+  <w:style w:type="paragraph" w:default="1" w:styleId="1">
     <w:name w:val="Normal"/>
     <w:qFormat/>
+    <w:uiPriority w:val="0"/>
     <w:pPr>
       <w:kinsoku w:val="0"/>
       <w:autoSpaceDE w:val="0"/>
@@ -3605,7 +4746,7 @@
       <w:textAlignment w:val="baseline"/>
     </w:pPr>
     <w:rPr>
-      <w:rFonts w:ascii="Arial" w:eastAsia="宋体" w:hAnsi="Arial" w:cs="Arial"/>
+      <w:rFonts w:ascii="Arial" w:hAnsi="Arial" w:eastAsia="宋体" w:cs="Arial"/>
       <w:snapToGrid w:val="0"/>
       <w:color w:val="000000"/>
       <w:kern w:val="0"/>
@@ -3614,11 +4755,12 @@
       <w:lang w:val="en-US" w:eastAsia="en-US" w:bidi="ar-SA"/>
     </w:rPr>
   </w:style>
-  <w:style w:type="paragraph" w:styleId="Heading1">
+  <w:style w:type="paragraph" w:styleId="2">
     <w:name w:val="heading 1"/>
-    <w:basedOn w:val="Normal"/>
-    <w:next w:val="Normal"/>
+    <w:basedOn w:val="1"/>
+    <w:next w:val="1"/>
     <w:qFormat/>
+    <w:uiPriority w:val="0"/>
     <w:pPr>
       <w:keepNext/>
       <w:keepLines/>
@@ -3636,12 +4778,13 @@
       <w:sz w:val="44"/>
     </w:rPr>
   </w:style>
-  <w:style w:type="paragraph" w:styleId="Heading2">
+  <w:style w:type="paragraph" w:styleId="3">
     <w:name w:val="heading 2"/>
-    <w:basedOn w:val="Normal"/>
-    <w:next w:val="Normal"/>
+    <w:basedOn w:val="1"/>
+    <w:next w:val="1"/>
     <w:unhideWhenUsed/>
     <w:qFormat/>
+    <w:uiPriority w:val="0"/>
     <w:pPr>
       <w:keepNext/>
       <w:keepLines/>
@@ -3654,18 +4797,19 @@
       <w:outlineLvl w:val="1"/>
     </w:pPr>
     <w:rPr>
-      <w:rFonts w:ascii="Arial" w:eastAsia="黑体" w:hAnsi="Arial"/>
+      <w:rFonts w:ascii="Arial" w:hAnsi="Arial" w:eastAsia="黑体"/>
       <w:b/>
       <w:sz w:val="32"/>
     </w:rPr>
   </w:style>
-  <w:style w:type="paragraph" w:styleId="Heading3">
+  <w:style w:type="paragraph" w:styleId="4">
     <w:name w:val="heading 3"/>
-    <w:basedOn w:val="Normal"/>
-    <w:next w:val="Normal"/>
+    <w:basedOn w:val="1"/>
+    <w:next w:val="1"/>
     <w:semiHidden/>
     <w:unhideWhenUsed/>
     <w:qFormat/>
+    <w:uiPriority w:val="0"/>
     <w:pPr>
       <w:keepNext/>
       <w:keepLines/>
@@ -3682,12 +4826,13 @@
       <w:sz w:val="32"/>
     </w:rPr>
   </w:style>
-  <w:style w:type="paragraph" w:styleId="Heading4">
+  <w:style w:type="paragraph" w:styleId="5">
     <w:name w:val="heading 4"/>
-    <w:basedOn w:val="Normal"/>
-    <w:next w:val="Normal"/>
+    <w:basedOn w:val="1"/>
+    <w:next w:val="1"/>
     <w:unhideWhenUsed/>
     <w:qFormat/>
+    <w:uiPriority w:val="0"/>
     <w:pPr>
       <w:keepNext/>
       <w:keepLines/>
@@ -3700,18 +4845,19 @@
       <w:outlineLvl w:val="3"/>
     </w:pPr>
     <w:rPr>
-      <w:rFonts w:ascii="Arial" w:eastAsia="黑体" w:hAnsi="Arial"/>
+      <w:rFonts w:ascii="Arial" w:hAnsi="Arial" w:eastAsia="黑体"/>
       <w:b/>
       <w:sz w:val="28"/>
     </w:rPr>
   </w:style>
-  <w:style w:type="paragraph" w:styleId="Heading5">
+  <w:style w:type="paragraph" w:styleId="6">
     <w:name w:val="heading 5"/>
-    <w:basedOn w:val="Normal"/>
-    <w:next w:val="Normal"/>
+    <w:basedOn w:val="1"/>
+    <w:next w:val="1"/>
     <w:semiHidden/>
     <w:unhideWhenUsed/>
     <w:qFormat/>
+    <w:uiPriority w:val="0"/>
     <w:pPr>
       <w:keepNext/>
       <w:keepLines/>
@@ -3728,13 +4874,14 @@
       <w:sz w:val="28"/>
     </w:rPr>
   </w:style>
-  <w:style w:type="paragraph" w:styleId="Heading6">
+  <w:style w:type="paragraph" w:styleId="7">
     <w:name w:val="heading 6"/>
-    <w:basedOn w:val="Normal"/>
-    <w:next w:val="Normal"/>
+    <w:basedOn w:val="1"/>
+    <w:next w:val="1"/>
     <w:semiHidden/>
     <w:unhideWhenUsed/>
     <w:qFormat/>
+    <w:uiPriority w:val="0"/>
     <w:pPr>
       <w:keepNext/>
       <w:keepLines/>
@@ -3747,18 +4894,19 @@
       <w:outlineLvl w:val="5"/>
     </w:pPr>
     <w:rPr>
-      <w:rFonts w:ascii="Arial" w:eastAsia="黑体" w:hAnsi="Arial"/>
+      <w:rFonts w:ascii="Arial" w:hAnsi="Arial" w:eastAsia="黑体"/>
       <w:b/>
       <w:sz w:val="24"/>
     </w:rPr>
   </w:style>
-  <w:style w:type="paragraph" w:styleId="Heading7">
+  <w:style w:type="paragraph" w:styleId="8">
     <w:name w:val="heading 7"/>
-    <w:basedOn w:val="Normal"/>
-    <w:next w:val="Normal"/>
+    <w:basedOn w:val="1"/>
+    <w:next w:val="1"/>
     <w:semiHidden/>
     <w:unhideWhenUsed/>
     <w:qFormat/>
+    <w:uiPriority w:val="0"/>
     <w:pPr>
       <w:keepNext/>
       <w:keepLines/>
@@ -3775,13 +4923,14 @@
       <w:sz w:val="24"/>
     </w:rPr>
   </w:style>
-  <w:style w:type="paragraph" w:styleId="Heading8">
+  <w:style w:type="paragraph" w:styleId="9">
     <w:name w:val="heading 8"/>
-    <w:basedOn w:val="Normal"/>
-    <w:next w:val="Normal"/>
+    <w:basedOn w:val="1"/>
+    <w:next w:val="1"/>
     <w:semiHidden/>
     <w:unhideWhenUsed/>
     <w:qFormat/>
+    <w:uiPriority w:val="0"/>
     <w:pPr>
       <w:keepNext/>
       <w:keepLines/>
@@ -3794,17 +4943,18 @@
       <w:outlineLvl w:val="7"/>
     </w:pPr>
     <w:rPr>
-      <w:rFonts w:ascii="Arial" w:eastAsia="黑体" w:hAnsi="Arial"/>
+      <w:rFonts w:ascii="Arial" w:hAnsi="Arial" w:eastAsia="黑体"/>
       <w:sz w:val="24"/>
     </w:rPr>
   </w:style>
-  <w:style w:type="paragraph" w:styleId="Heading9">
+  <w:style w:type="paragraph" w:styleId="10">
     <w:name w:val="heading 9"/>
-    <w:basedOn w:val="Normal"/>
-    <w:next w:val="Normal"/>
+    <w:basedOn w:val="1"/>
+    <w:next w:val="1"/>
     <w:semiHidden/>
     <w:unhideWhenUsed/>
     <w:qFormat/>
+    <w:uiPriority w:val="0"/>
     <w:pPr>
       <w:keepNext/>
       <w:keepLines/>
@@ -3817,19 +4967,21 @@
       <w:outlineLvl w:val="8"/>
     </w:pPr>
     <w:rPr>
-      <w:rFonts w:ascii="Arial" w:eastAsia="黑体" w:hAnsi="Arial"/>
+      <w:rFonts w:ascii="Arial" w:hAnsi="Arial" w:eastAsia="黑体"/>
       <w:sz w:val="21"/>
     </w:rPr>
   </w:style>
-  <w:style w:type="character" w:default="1" w:styleId="DefaultParagraphFont">
+  <w:style w:type="character" w:default="1" w:styleId="22">
     <w:name w:val="Default Paragraph Font"/>
     <w:semiHidden/>
     <w:qFormat/>
+    <w:uiPriority w:val="0"/>
   </w:style>
-  <w:style w:type="table" w:default="1" w:styleId="TableNormal">
+  <w:style w:type="table" w:default="1" w:styleId="20">
     <w:name w:val="Normal Table"/>
     <w:semiHidden/>
     <w:qFormat/>
+    <w:uiPriority w:val="0"/>
     <w:tblPr>
       <w:tblCellMar>
         <w:top w:w="0" w:type="dxa"/>
@@ -3839,39 +4991,43 @@
       </w:tblCellMar>
     </w:tblPr>
   </w:style>
-  <w:style w:type="paragraph" w:styleId="CommentText">
+  <w:style w:type="paragraph" w:styleId="11">
     <w:name w:val="annotation text"/>
-    <w:basedOn w:val="Normal"/>
+    <w:basedOn w:val="1"/>
     <w:qFormat/>
+    <w:uiPriority w:val="0"/>
     <w:pPr>
       <w:jc w:val="left"/>
     </w:pPr>
   </w:style>
-  <w:style w:type="paragraph" w:styleId="BodyText">
+  <w:style w:type="paragraph" w:styleId="12">
     <w:name w:val="Body Text"/>
-    <w:basedOn w:val="Normal"/>
+    <w:basedOn w:val="1"/>
     <w:semiHidden/>
     <w:qFormat/>
+    <w:uiPriority w:val="0"/>
     <w:rPr>
-      <w:rFonts w:ascii="Arial" w:eastAsia="Arial" w:hAnsi="Arial" w:cs="Arial"/>
+      <w:rFonts w:ascii="Arial" w:hAnsi="Arial" w:eastAsia="Arial" w:cs="Arial"/>
       <w:sz w:val="21"/>
       <w:szCs w:val="21"/>
       <w:lang w:val="en-US" w:eastAsia="en-US" w:bidi="ar-SA"/>
     </w:rPr>
   </w:style>
-  <w:style w:type="paragraph" w:styleId="TOC3">
+  <w:style w:type="paragraph" w:styleId="13">
     <w:name w:val="toc 3"/>
-    <w:basedOn w:val="Normal"/>
-    <w:next w:val="Normal"/>
+    <w:basedOn w:val="1"/>
+    <w:next w:val="1"/>
     <w:qFormat/>
+    <w:uiPriority w:val="0"/>
     <w:pPr>
       <w:ind w:left="840" w:leftChars="400"/>
     </w:pPr>
   </w:style>
-  <w:style w:type="paragraph" w:styleId="Footer">
+  <w:style w:type="paragraph" w:styleId="14">
     <w:name w:val="footer"/>
-    <w:basedOn w:val="Normal"/>
+    <w:basedOn w:val="1"/>
     <w:qFormat/>
+    <w:uiPriority w:val="0"/>
     <w:pPr>
       <w:tabs>
         <w:tab w:val="center" w:pos="4153"/>
@@ -3884,16 +5040,17 @@
       <w:sz w:val="18"/>
     </w:rPr>
   </w:style>
-  <w:style w:type="paragraph" w:styleId="Header">
+  <w:style w:type="paragraph" w:styleId="15">
     <w:name w:val="header"/>
-    <w:basedOn w:val="Normal"/>
+    <w:basedOn w:val="1"/>
     <w:qFormat/>
+    <w:uiPriority w:val="0"/>
     <w:pPr>
       <w:pBdr>
-        <w:top w:val="nil"/>
-        <w:left w:val="nil"/>
-        <w:bottom w:val="nil"/>
-        <w:right w:val="nil"/>
+        <w:top w:val="none" w:color="auto" w:sz="0" w:space="0"/>
+        <w:left w:val="none" w:color="auto" w:sz="0" w:space="0"/>
+        <w:bottom w:val="none" w:color="auto" w:sz="0" w:space="0"/>
+        <w:right w:val="none" w:color="auto" w:sz="0" w:space="0"/>
       </w:pBdr>
       <w:tabs>
         <w:tab w:val="center" w:pos="4153"/>
@@ -3908,37 +5065,41 @@
       <w:sz w:val="18"/>
     </w:rPr>
   </w:style>
-  <w:style w:type="paragraph" w:styleId="TOC1">
+  <w:style w:type="paragraph" w:styleId="16">
     <w:name w:val="toc 1"/>
-    <w:basedOn w:val="Normal"/>
-    <w:next w:val="Normal"/>
+    <w:basedOn w:val="1"/>
+    <w:next w:val="1"/>
     <w:qFormat/>
+    <w:uiPriority w:val="0"/>
     <w:rPr>
-      <w:rFonts w:ascii="Arial" w:eastAsia="Microsoft JhengHei" w:hAnsi="Arial"/>
+      <w:rFonts w:ascii="Arial" w:hAnsi="Arial" w:eastAsia="Microsoft JhengHei"/>
       <w:sz w:val="24"/>
     </w:rPr>
   </w:style>
-  <w:style w:type="paragraph" w:styleId="TOC2">
+  <w:style w:type="paragraph" w:styleId="17">
     <w:name w:val="toc 2"/>
-    <w:basedOn w:val="Normal"/>
-    <w:next w:val="Normal"/>
+    <w:basedOn w:val="1"/>
+    <w:next w:val="1"/>
     <w:qFormat/>
+    <w:uiPriority w:val="0"/>
     <w:pPr>
       <w:ind w:left="420" w:leftChars="200"/>
     </w:pPr>
   </w:style>
-  <w:style w:type="paragraph" w:styleId="NormalWeb">
+  <w:style w:type="paragraph" w:styleId="18">
     <w:name w:val="Normal (Web)"/>
-    <w:basedOn w:val="Normal"/>
+    <w:basedOn w:val="1"/>
     <w:qFormat/>
+    <w:uiPriority w:val="0"/>
     <w:rPr>
       <w:sz w:val="24"/>
     </w:rPr>
   </w:style>
-  <w:style w:type="paragraph" w:styleId="Title">
+  <w:style w:type="paragraph" w:styleId="19">
     <w:name w:val="Title"/>
-    <w:basedOn w:val="Normal"/>
+    <w:basedOn w:val="1"/>
     <w:qFormat/>
+    <w:uiPriority w:val="0"/>
     <w:pPr>
       <w:spacing w:before="240" w:beforeLines="0" w:beforeAutospacing="0" w:after="60" w:afterLines="0" w:afterAutospacing="0"/>
       <w:jc w:val="center"/>
@@ -3950,68 +5111,73 @@
       <w:sz w:val="32"/>
     </w:rPr>
   </w:style>
-  <w:style w:type="table" w:styleId="TableGrid">
+  <w:style w:type="table" w:styleId="21">
     <w:name w:val="Table Grid"/>
-    <w:basedOn w:val="TableNormal"/>
+    <w:basedOn w:val="20"/>
     <w:qFormat/>
+    <w:uiPriority w:val="0"/>
     <w:pPr>
       <w:widowControl w:val="0"/>
       <w:jc w:val="both"/>
     </w:pPr>
     <w:tblPr>
       <w:tblBorders>
-        <w:top w:val="single" w:sz="4" w:space="0" w:color="auto"/>
-        <w:left w:val="single" w:sz="4" w:space="0" w:color="auto"/>
-        <w:bottom w:val="single" w:sz="4" w:space="0" w:color="auto"/>
-        <w:right w:val="single" w:sz="4" w:space="0" w:color="auto"/>
-        <w:insideH w:val="single" w:sz="4" w:space="0" w:color="auto"/>
-        <w:insideV w:val="single" w:sz="4" w:space="0" w:color="auto"/>
+        <w:top w:val="single" w:color="auto" w:sz="4" w:space="0"/>
+        <w:left w:val="single" w:color="auto" w:sz="4" w:space="0"/>
+        <w:bottom w:val="single" w:color="auto" w:sz="4" w:space="0"/>
+        <w:right w:val="single" w:color="auto" w:sz="4" w:space="0"/>
+        <w:insideH w:val="single" w:color="auto" w:sz="4" w:space="0"/>
+        <w:insideV w:val="single" w:color="auto" w:sz="4" w:space="0"/>
       </w:tblBorders>
     </w:tblPr>
   </w:style>
-  <w:style w:type="character" w:styleId="Strong">
+  <w:style w:type="character" w:styleId="23">
     <w:name w:val="Strong"/>
-    <w:basedOn w:val="DefaultParagraphFont"/>
+    <w:basedOn w:val="22"/>
     <w:qFormat/>
+    <w:uiPriority w:val="0"/>
     <w:rPr>
       <w:b/>
     </w:rPr>
   </w:style>
-  <w:style w:type="paragraph" w:customStyle="1" w:styleId="a">
+  <w:style w:type="paragraph" w:customStyle="1" w:styleId="24">
     <w:name w:val="柴_公司名"/>
-    <w:basedOn w:val="Title"/>
+    <w:basedOn w:val="19"/>
     <w:qFormat/>
+    <w:uiPriority w:val="0"/>
     <w:pPr>
       <w:spacing w:after="600" w:afterLines="600"/>
     </w:pPr>
     <w:rPr>
-      <w:rFonts w:ascii="宋体" w:eastAsia="宋体" w:hAnsi="宋体" w:cs="宋体" w:hint="eastAsia"/>
+      <w:rFonts w:hint="eastAsia" w:ascii="宋体" w:hAnsi="宋体" w:eastAsia="宋体" w:cs="宋体"/>
       <w:bCs/>
       <w:spacing w:val="-6"/>
       <w:sz w:val="52"/>
       <w:szCs w:val="52"/>
     </w:rPr>
   </w:style>
-  <w:style w:type="paragraph" w:customStyle="1" w:styleId="a0">
+  <w:style w:type="paragraph" w:customStyle="1" w:styleId="25">
     <w:name w:val="柴_文档名"/>
-    <w:basedOn w:val="Title"/>
+    <w:basedOn w:val="19"/>
     <w:qFormat/>
+    <w:uiPriority w:val="0"/>
     <w:pPr>
       <w:spacing w:after="900" w:afterLines="900"/>
     </w:pPr>
     <w:rPr>
-      <w:rFonts w:ascii="黑体" w:eastAsia="黑体" w:hAnsi="黑体" w:cs="黑体"/>
+      <w:rFonts w:ascii="黑体" w:hAnsi="黑体" w:eastAsia="黑体" w:cs="黑体"/>
       <w:bCs/>
       <w:spacing w:val="-7"/>
       <w:sz w:val="52"/>
       <w:szCs w:val="52"/>
     </w:rPr>
   </w:style>
-  <w:style w:type="table" w:customStyle="1" w:styleId="TableNormal0">
+  <w:style w:type="table" w:customStyle="1" w:styleId="26">
     <w:name w:val="Table Normal_0"/>
     <w:semiHidden/>
     <w:unhideWhenUsed/>
     <w:qFormat/>
+    <w:uiPriority w:val="0"/>
     <w:tblPr>
       <w:tblCellMar>
         <w:top w:w="0" w:type="dxa"/>
@@ -4021,23 +5187,25 @@
       </w:tblCellMar>
     </w:tblPr>
   </w:style>
-  <w:style w:type="paragraph" w:customStyle="1" w:styleId="TableText">
+  <w:style w:type="paragraph" w:customStyle="1" w:styleId="27">
     <w:name w:val="Table Text"/>
-    <w:basedOn w:val="Normal"/>
+    <w:basedOn w:val="1"/>
     <w:semiHidden/>
     <w:qFormat/>
+    <w:uiPriority w:val="0"/>
     <w:rPr>
-      <w:rFonts w:ascii="宋体" w:eastAsia="宋体" w:hAnsi="宋体" w:cs="宋体"/>
+      <w:rFonts w:ascii="宋体" w:hAnsi="宋体" w:eastAsia="宋体" w:cs="宋体"/>
       <w:sz w:val="21"/>
       <w:szCs w:val="21"/>
       <w:lang w:val="en-US" w:eastAsia="en-US" w:bidi="ar-SA"/>
     </w:rPr>
   </w:style>
-  <w:style w:type="table" w:customStyle="1" w:styleId="TableNormal1">
+  <w:style w:type="table" w:customStyle="1" w:styleId="28">
     <w:name w:val="Table Normal_1"/>
     <w:semiHidden/>
     <w:unhideWhenUsed/>
     <w:qFormat/>
+    <w:uiPriority w:val="0"/>
     <w:tblPr>
       <w:tblCellMar>
         <w:top w:w="0" w:type="dxa"/>
@@ -4047,69 +5215,74 @@
       </w:tblCellMar>
     </w:tblPr>
   </w:style>
-  <w:style w:type="paragraph" w:customStyle="1" w:styleId="1">
+  <w:style w:type="paragraph" w:customStyle="1" w:styleId="29">
     <w:name w:val="柴_标题1"/>
-    <w:basedOn w:val="Heading1"/>
-    <w:next w:val="a1"/>
-    <w:link w:val="1Char"/>
+    <w:basedOn w:val="2"/>
+    <w:next w:val="30"/>
+    <w:link w:val="39"/>
     <w:qFormat/>
+    <w:uiPriority w:val="0"/>
     <w:pPr>
       <w:spacing w:before="100" w:after="90" w:line="360" w:lineRule="auto"/>
     </w:pPr>
     <w:rPr>
-      <w:rFonts w:ascii="Arial" w:eastAsia="宋体" w:hAnsi="Arial"/>
+      <w:rFonts w:ascii="Arial" w:hAnsi="Arial" w:eastAsia="宋体"/>
       <w:sz w:val="32"/>
     </w:rPr>
   </w:style>
-  <w:style w:type="paragraph" w:customStyle="1" w:styleId="a1">
+  <w:style w:type="paragraph" w:customStyle="1" w:styleId="30">
     <w:name w:val="柴_正文"/>
-    <w:basedOn w:val="BodyText"/>
-    <w:link w:val="Char"/>
+    <w:basedOn w:val="12"/>
+    <w:link w:val="42"/>
     <w:qFormat/>
+    <w:uiPriority w:val="0"/>
     <w:pPr>
       <w:spacing w:line="360" w:lineRule="auto"/>
       <w:ind w:firstLine="470" w:firstLineChars="200"/>
     </w:pPr>
     <w:rPr>
-      <w:rFonts w:ascii="Arial" w:eastAsia="宋体" w:hAnsi="Arial"/>
+      <w:rFonts w:ascii="Arial" w:hAnsi="Arial" w:eastAsia="宋体"/>
       <w:sz w:val="24"/>
       <w:lang w:eastAsia="zh-CN"/>
     </w:rPr>
   </w:style>
-  <w:style w:type="paragraph" w:customStyle="1" w:styleId="2">
+  <w:style w:type="paragraph" w:customStyle="1" w:styleId="31">
     <w:name w:val="柴_标题2"/>
-    <w:basedOn w:val="Heading2"/>
-    <w:next w:val="a1"/>
+    <w:basedOn w:val="3"/>
+    <w:next w:val="30"/>
     <w:qFormat/>
+    <w:uiPriority w:val="0"/>
     <w:pPr>
       <w:spacing w:line="360" w:lineRule="auto"/>
     </w:pPr>
     <w:rPr>
-      <w:rFonts w:ascii="Arial" w:eastAsia="宋体" w:hAnsi="Arial"/>
+      <w:rFonts w:ascii="Arial" w:hAnsi="Arial" w:eastAsia="宋体"/>
       <w:sz w:val="28"/>
     </w:rPr>
   </w:style>
-  <w:style w:type="paragraph" w:customStyle="1" w:styleId="3">
+  <w:style w:type="paragraph" w:customStyle="1" w:styleId="32">
     <w:name w:val="柴_标题3"/>
-    <w:basedOn w:val="Heading3"/>
-    <w:next w:val="a1"/>
+    <w:basedOn w:val="4"/>
+    <w:next w:val="30"/>
     <w:qFormat/>
+    <w:uiPriority w:val="0"/>
     <w:pPr>
       <w:spacing w:line="360" w:lineRule="auto"/>
       <w:ind w:left="0" w:firstLine="472" w:firstLineChars="200"/>
     </w:pPr>
     <w:rPr>
-      <w:rFonts w:ascii="宋体" w:eastAsia="宋体" w:hAnsi="宋体" w:cs="宋体"/>
+      <w:rFonts w:ascii="宋体" w:hAnsi="宋体" w:eastAsia="宋体" w:cs="宋体"/>
       <w:spacing w:val="-2"/>
       <w:sz w:val="24"/>
       <w:szCs w:val="24"/>
     </w:rPr>
   </w:style>
-  <w:style w:type="paragraph" w:customStyle="1" w:styleId="a2">
+  <w:style w:type="paragraph" w:customStyle="1" w:styleId="33">
     <w:name w:val="柴_目录"/>
-    <w:basedOn w:val="Normal"/>
-    <w:next w:val="BodyText"/>
+    <w:basedOn w:val="1"/>
+    <w:next w:val="12"/>
     <w:qFormat/>
+    <w:uiPriority w:val="0"/>
     <w:pPr>
       <w:tabs>
         <w:tab w:val="right" w:leader="dot" w:pos="8442"/>
@@ -4117,59 +5290,64 @@
       <w:ind w:left="0" w:leftChars="0"/>
     </w:pPr>
     <w:rPr>
-      <w:rFonts w:ascii="Arial" w:eastAsia="Microsoft JhengHei" w:hAnsi="Arial"/>
+      <w:rFonts w:ascii="Arial" w:hAnsi="Arial" w:eastAsia="Microsoft JhengHei"/>
       <w:sz w:val="24"/>
     </w:rPr>
   </w:style>
-  <w:style w:type="paragraph" w:customStyle="1" w:styleId="WPSOffice1">
+  <w:style w:type="paragraph" w:customStyle="1" w:styleId="34">
     <w:name w:val="WPSOffice手动目录 1"/>
     <w:qFormat/>
+    <w:uiPriority w:val="0"/>
     <w:pPr>
       <w:ind w:leftChars="0"/>
     </w:pPr>
     <w:rPr>
-      <w:rFonts w:ascii="Times New Roman" w:eastAsia="宋体" w:hAnsi="Times New Roman" w:cs="Times New Roman"/>
+      <w:rFonts w:ascii="Times New Roman" w:hAnsi="Times New Roman" w:eastAsia="宋体" w:cs="Times New Roman"/>
       <w:sz w:val="20"/>
       <w:szCs w:val="20"/>
     </w:rPr>
   </w:style>
-  <w:style w:type="paragraph" w:customStyle="1" w:styleId="WPSOffice2">
+  <w:style w:type="paragraph" w:customStyle="1" w:styleId="35">
     <w:name w:val="WPSOffice手动目录 2"/>
     <w:qFormat/>
+    <w:uiPriority w:val="0"/>
     <w:pPr>
       <w:ind w:leftChars="200"/>
     </w:pPr>
     <w:rPr>
-      <w:rFonts w:ascii="Times New Roman" w:eastAsia="宋体" w:hAnsi="Times New Roman" w:cs="Times New Roman"/>
+      <w:rFonts w:ascii="Times New Roman" w:hAnsi="Times New Roman" w:eastAsia="宋体" w:cs="Times New Roman"/>
       <w:sz w:val="20"/>
       <w:szCs w:val="20"/>
     </w:rPr>
   </w:style>
-  <w:style w:type="paragraph" w:customStyle="1" w:styleId="WPSOffice3">
+  <w:style w:type="paragraph" w:customStyle="1" w:styleId="36">
     <w:name w:val="WPSOffice手动目录 3"/>
     <w:qFormat/>
+    <w:uiPriority w:val="0"/>
     <w:pPr>
       <w:ind w:leftChars="400"/>
     </w:pPr>
     <w:rPr>
-      <w:rFonts w:ascii="Times New Roman" w:eastAsia="宋体" w:hAnsi="Times New Roman" w:cs="Times New Roman"/>
+      <w:rFonts w:ascii="Times New Roman" w:hAnsi="Times New Roman" w:eastAsia="宋体" w:cs="Times New Roman"/>
       <w:sz w:val="20"/>
       <w:szCs w:val="20"/>
     </w:rPr>
   </w:style>
-  <w:style w:type="paragraph" w:customStyle="1" w:styleId="Compact">
+  <w:style w:type="paragraph" w:customStyle="1" w:styleId="37">
     <w:name w:val="Compact"/>
-    <w:basedOn w:val="BodyText"/>
+    <w:basedOn w:val="12"/>
     <w:qFormat/>
+    <w:uiPriority w:val="0"/>
     <w:pPr>
       <w:spacing w:before="36" w:after="36"/>
     </w:pPr>
   </w:style>
-  <w:style w:type="table" w:customStyle="1" w:styleId="Table">
+  <w:style w:type="table" w:customStyle="1" w:styleId="38">
     <w:name w:val="Table"/>
     <w:semiHidden/>
     <w:unhideWhenUsed/>
     <w:qFormat/>
+    <w:uiPriority w:val="0"/>
     <w:tblPr>
       <w:tblCellMar>
         <w:top w:w="0" w:type="dxa"/>
@@ -4181,25 +5359,27 @@
     <w:tblStylePr w:type="firstRow">
       <w:tcPr>
         <w:tcBorders>
-          <w:bottom w:val="single" w:sz="0" w:space="0" w:color="auto"/>
+          <w:bottom w:val="single" w:color="auto" w:sz="0" w:space="0"/>
         </w:tcBorders>
         <w:vAlign w:val="bottom"/>
       </w:tcPr>
     </w:tblStylePr>
   </w:style>
-  <w:style w:type="character" w:customStyle="1" w:styleId="1Char">
+  <w:style w:type="character" w:customStyle="1" w:styleId="39">
     <w:name w:val="柴_标题1 Char"/>
-    <w:link w:val="1"/>
+    <w:link w:val="29"/>
     <w:qFormat/>
+    <w:uiPriority w:val="0"/>
     <w:rPr>
-      <w:rFonts w:ascii="Arial" w:eastAsia="宋体" w:hAnsi="Arial"/>
+      <w:rFonts w:ascii="Arial" w:hAnsi="Arial" w:eastAsia="宋体"/>
       <w:sz w:val="32"/>
     </w:rPr>
   </w:style>
-  <w:style w:type="paragraph" w:customStyle="1" w:styleId="a3">
+  <w:style w:type="paragraph" w:customStyle="1" w:styleId="40">
     <w:name w:val="柴_正文_无缩进"/>
-    <w:basedOn w:val="Normal"/>
+    <w:basedOn w:val="1"/>
     <w:qFormat/>
+    <w:uiPriority w:val="0"/>
     <w:pPr>
       <w:ind w:firstLine="0" w:firstLineChars="0"/>
     </w:pPr>
@@ -4209,29 +5389,31 @@
       <w:lang w:eastAsia="zh-CN"/>
     </w:rPr>
   </w:style>
-  <w:style w:type="paragraph" w:customStyle="1" w:styleId="4">
+  <w:style w:type="paragraph" w:customStyle="1" w:styleId="41">
     <w:name w:val="柴_标题4"/>
-    <w:basedOn w:val="Heading4"/>
-    <w:next w:val="Normal"/>
+    <w:basedOn w:val="5"/>
+    <w:next w:val="1"/>
     <w:qFormat/>
+    <w:uiPriority w:val="0"/>
     <w:pPr>
       <w:widowControl w:val="0"/>
       <w:spacing w:before="160" w:line="360" w:lineRule="auto"/>
-      <w:ind w:left="981" w:hanging="862" w:leftChars="300"/>
+      <w:ind w:left="981" w:leftChars="300" w:hanging="862"/>
     </w:pPr>
     <w:rPr>
-      <w:rFonts w:ascii="Calibri" w:eastAsia="宋体" w:hAnsi="Calibri" w:cs="宋体" w:hint="eastAsia"/>
+      <w:rFonts w:hint="eastAsia" w:ascii="Calibri" w:hAnsi="Calibri" w:eastAsia="宋体" w:cs="宋体"/>
       <w:sz w:val="24"/>
       <w:szCs w:val="24"/>
       <w:lang w:eastAsia="zh-CN" w:bidi="zh-CN"/>
     </w:rPr>
   </w:style>
-  <w:style w:type="character" w:customStyle="1" w:styleId="Char">
+  <w:style w:type="character" w:customStyle="1" w:styleId="42">
     <w:name w:val="柴_正文 Char"/>
-    <w:link w:val="a1"/>
+    <w:link w:val="30"/>
     <w:qFormat/>
+    <w:uiPriority w:val="0"/>
     <w:rPr>
-      <w:rFonts w:ascii="Arial" w:eastAsia="宋体" w:hAnsi="Arial"/>
+      <w:rFonts w:ascii="Arial" w:hAnsi="Arial" w:eastAsia="宋体"/>
       <w:sz w:val="24"/>
       <w:lang w:eastAsia="zh-CN"/>
     </w:rPr>
